--- a/Отчёт лаб3 Пихуров 6311.docx
+++ b/Отчёт лаб3 Пихуров 6311.docx
@@ -31,7 +31,55 @@
           <w:sz w:val="28"/>
           <w:szCs w:val="28"/>
         </w:rPr>
-        <w:t>Федеральное государственное автономное                                         образовательное учреждение высшего образования                                                                             «Самарский национальный исследовательский университет                      имени академика С.П. Королева»                                                           (Самарский университет)</w:t>
+        <w:t xml:space="preserve">Федеральное государственное автономное                                         образовательное учреждение высшего образования                                                                          </w:t>
+      </w:r>
+      <w:proofErr w:type="gramStart"/>
+      <w:r>
+        <w:rPr>
+          <w:sz w:val="28"/>
+          <w:szCs w:val="28"/>
+        </w:rPr>
+        <w:t xml:space="preserve">   «</w:t>
+      </w:r>
+      <w:proofErr w:type="gramEnd"/>
+      <w:r>
+        <w:rPr>
+          <w:sz w:val="28"/>
+          <w:szCs w:val="28"/>
+        </w:rPr>
+        <w:t xml:space="preserve">Самарский национальный исследовательский университет                      имени академика С.П. </w:t>
+      </w:r>
+      <w:proofErr w:type="gramStart"/>
+      <w:r>
+        <w:rPr>
+          <w:sz w:val="28"/>
+          <w:szCs w:val="28"/>
+        </w:rPr>
+        <w:t xml:space="preserve">Королева»   </w:t>
+      </w:r>
+      <w:proofErr w:type="gramEnd"/>
+      <w:r>
+        <w:rPr>
+          <w:sz w:val="28"/>
+          <w:szCs w:val="28"/>
+        </w:rPr>
+        <w:t xml:space="preserve">                                                     </w:t>
+      </w:r>
+      <w:proofErr w:type="gramStart"/>
+      <w:r>
+        <w:rPr>
+          <w:sz w:val="28"/>
+          <w:szCs w:val="28"/>
+        </w:rPr>
+        <w:t xml:space="preserve">   (</w:t>
+      </w:r>
+      <w:proofErr w:type="gramEnd"/>
+      <w:r>
+        <w:rPr>
+          <w:sz w:val="28"/>
+          <w:szCs w:val="28"/>
+        </w:rPr>
+        <w:t>Самарский университет)</w:t>
       </w:r>
     </w:p>
     <w:p>
@@ -250,7 +298,23 @@
           <w:szCs w:val="28"/>
         </w:rPr>
         <w:tab/>
-        <w:t>Выполнил: Пихуров М.А.</w:t>
+        <w:t xml:space="preserve">Выполнил: </w:t>
+      </w:r>
+      <w:proofErr w:type="spellStart"/>
+      <w:r>
+        <w:rPr>
+          <w:sz w:val="28"/>
+          <w:szCs w:val="28"/>
+        </w:rPr>
+        <w:t>Пихуров</w:t>
+      </w:r>
+      <w:proofErr w:type="spellEnd"/>
+      <w:r>
+        <w:rPr>
+          <w:sz w:val="28"/>
+          <w:szCs w:val="28"/>
+        </w:rPr>
+        <w:t xml:space="preserve"> М.А.</w:t>
       </w:r>
     </w:p>
     <w:p>
@@ -357,17 +421,132 @@
     <w:p>
       <w:r>
         <w:lastRenderedPageBreak/>
-        <w:t xml:space="preserve">Прикладываю ссылку на гитхаб с проектом: </w:t>
-      </w:r>
-      <w:hyperlink r:id="rId5" w:history="1">
-        <w:r>
-          <w:rPr>
-            <w:rStyle w:val="ac"/>
-            <w:lang w:val="en-US"/>
-          </w:rPr>
-          <w:t>GitHub</w:t>
-        </w:r>
-      </w:hyperlink>
+        <w:t xml:space="preserve">Прикладываю ссылку на </w:t>
+      </w:r>
+      <w:proofErr w:type="spellStart"/>
+      <w:r>
+        <w:t>гитхаб</w:t>
+      </w:r>
+      <w:proofErr w:type="spellEnd"/>
+      <w:r>
+        <w:t xml:space="preserve"> с проектом: </w:t>
+      </w:r>
+      <w:r>
+        <w:rPr>
+          <w:lang w:val="en-US"/>
+        </w:rPr>
+        <w:fldChar w:fldCharType="begin"/>
+      </w:r>
+      <w:r>
+        <w:rPr>
+          <w:lang w:val="en-US"/>
+        </w:rPr>
+        <w:instrText>HYPERLINK</w:instrText>
+      </w:r>
+      <w:r>
+        <w:instrText xml:space="preserve"> "</w:instrText>
+      </w:r>
+      <w:r>
+        <w:rPr>
+          <w:lang w:val="en-US"/>
+        </w:rPr>
+        <w:instrText>https</w:instrText>
+      </w:r>
+      <w:r>
+        <w:instrText>://</w:instrText>
+      </w:r>
+      <w:r>
+        <w:rPr>
+          <w:lang w:val="en-US"/>
+        </w:rPr>
+        <w:instrText>github</w:instrText>
+      </w:r>
+      <w:r>
+        <w:instrText>.</w:instrText>
+      </w:r>
+      <w:r>
+        <w:rPr>
+          <w:lang w:val="en-US"/>
+        </w:rPr>
+        <w:instrText>com</w:instrText>
+      </w:r>
+      <w:r>
+        <w:instrText>/</w:instrText>
+      </w:r>
+      <w:r>
+        <w:rPr>
+          <w:lang w:val="en-US"/>
+        </w:rPr>
+        <w:instrText>moter</w:instrText>
+      </w:r>
+      <w:r>
+        <w:instrText>1026/</w:instrText>
+      </w:r>
+      <w:r>
+        <w:rPr>
+          <w:lang w:val="en-US"/>
+        </w:rPr>
+        <w:instrText>paralProg</w:instrText>
+      </w:r>
+      <w:r>
+        <w:instrText>/</w:instrText>
+      </w:r>
+      <w:r>
+        <w:rPr>
+          <w:lang w:val="en-US"/>
+        </w:rPr>
+        <w:instrText>tree</w:instrText>
+      </w:r>
+      <w:r>
+        <w:instrText>/</w:instrText>
+      </w:r>
+      <w:r>
+        <w:rPr>
+          <w:lang w:val="en-US"/>
+        </w:rPr>
+        <w:instrText>lab</w:instrText>
+      </w:r>
+      <w:r>
+        <w:instrText>3"</w:instrText>
+      </w:r>
+      <w:r>
+        <w:rPr>
+          <w:lang w:val="en-US"/>
+        </w:rPr>
+      </w:r>
+      <w:r>
+        <w:rPr>
+          <w:lang w:val="en-US"/>
+        </w:rPr>
+        <w:fldChar w:fldCharType="separate"/>
+      </w:r>
+      <w:r>
+        <w:rPr>
+          <w:rStyle w:val="ac"/>
+          <w:lang w:val="en-US"/>
+        </w:rPr>
+        <w:t>Git</w:t>
+      </w:r>
+      <w:r>
+        <w:rPr>
+          <w:rStyle w:val="ac"/>
+          <w:lang w:val="en-US"/>
+        </w:rPr>
+        <w:t>H</w:t>
+      </w:r>
+      <w:r>
+        <w:rPr>
+          <w:rStyle w:val="ac"/>
+          <w:lang w:val="en-US"/>
+        </w:rPr>
+        <w:t>ub</w:t>
+      </w:r>
+      <w:r>
+        <w:rPr>
+          <w:lang w:val="en-US"/>
+        </w:rPr>
+        <w:fldChar w:fldCharType="end"/>
+      </w:r>
     </w:p>
     <w:p>
       <w:pPr>
@@ -379,7 +558,14 @@
         <w:rPr>
           <w:b/>
         </w:rPr>
-        <w:t>Задача:</w:t>
+        <w:t>Задача</w:t>
+      </w:r>
+      <w:proofErr w:type="gramStart"/>
+      <w:r>
+        <w:rPr>
+          <w:b/>
+        </w:rPr>
+        <w:t>:</w:t>
       </w:r>
       <w:r>
         <w:t xml:space="preserve"> </w:t>
@@ -388,11 +574,19 @@
         <w:rPr>
           <w:bCs/>
         </w:rPr>
-        <w:t xml:space="preserve">Модифицировать программу из л/р №1 для параллельной работы по технологии </w:t>
-      </w:r>
+        <w:t>Модифицировать</w:t>
+      </w:r>
+      <w:proofErr w:type="gramEnd"/>
       <w:r>
         <w:rPr>
           <w:bCs/>
+        </w:rPr>
+        <w:t xml:space="preserve"> программу из л/р №1 для параллельной работы по технологии </w:t>
+      </w:r>
+      <w:proofErr w:type="gramStart"/>
+      <w:r>
+        <w:rPr>
+          <w:bCs/>
           <w:lang w:val="en-US"/>
         </w:rPr>
         <w:t>MPI</w:t>
@@ -409,6 +603,7 @@
         </w:rPr>
         <w:t>.</w:t>
       </w:r>
+      <w:proofErr w:type="gramEnd"/>
     </w:p>
     <w:p>
       <w:pPr>
@@ -438,7 +633,15 @@
         <w:spacing w:after="0" w:line="240" w:lineRule="auto"/>
       </w:pPr>
       <w:r>
-        <w:t>Изменения по сравнению с Лр №1:</w:t>
+        <w:t xml:space="preserve">Изменения по сравнению с </w:t>
+      </w:r>
+      <w:proofErr w:type="spellStart"/>
+      <w:r>
+        <w:t>Лр</w:t>
+      </w:r>
+      <w:proofErr w:type="spellEnd"/>
+      <w:r>
+        <w:t xml:space="preserve"> №1:</w:t>
       </w:r>
     </w:p>
     <w:p>
@@ -517,8 +720,21 @@
           <w:lang w:val="en-US"/>
           <w14:ligatures w14:val="standardContextual"/>
         </w:rPr>
-        <w:t xml:space="preserve"> std::</w:t>
-      </w:r>
+        <w:t xml:space="preserve"> </w:t>
+      </w:r>
+      <w:proofErr w:type="gramStart"/>
+      <w:r>
+        <w:rPr>
+          <w:rFonts w:ascii="Cascadia Mono" w:eastAsiaTheme="minorHAnsi" w:hAnsi="Cascadia Mono" w:cs="Cascadia Mono"/>
+          <w:color w:val="000000"/>
+          <w:sz w:val="19"/>
+          <w:szCs w:val="19"/>
+          <w:lang w:val="en-US"/>
+          <w14:ligatures w14:val="standardContextual"/>
+        </w:rPr>
+        <w:t>std::</w:t>
+      </w:r>
+      <w:proofErr w:type="gramEnd"/>
       <w:r>
         <w:rPr>
           <w:rFonts w:ascii="Cascadia Mono" w:eastAsiaTheme="minorHAnsi" w:hAnsi="Cascadia Mono" w:cs="Cascadia Mono"/>
@@ -539,8 +755,21 @@
           <w:lang w:val="en-US"/>
           <w14:ligatures w14:val="standardContextual"/>
         </w:rPr>
-        <w:t>&lt;std::</w:t>
-      </w:r>
+        <w:t>&lt;</w:t>
+      </w:r>
+      <w:proofErr w:type="gramStart"/>
+      <w:r>
+        <w:rPr>
+          <w:rFonts w:ascii="Cascadia Mono" w:eastAsiaTheme="minorHAnsi" w:hAnsi="Cascadia Mono" w:cs="Cascadia Mono"/>
+          <w:color w:val="000000"/>
+          <w:sz w:val="19"/>
+          <w:szCs w:val="19"/>
+          <w:lang w:val="en-US"/>
+          <w14:ligatures w14:val="standardContextual"/>
+        </w:rPr>
+        <w:t>std::</w:t>
+      </w:r>
+      <w:proofErr w:type="gramEnd"/>
       <w:r>
         <w:rPr>
           <w:rFonts w:ascii="Cascadia Mono" w:eastAsiaTheme="minorHAnsi" w:hAnsi="Cascadia Mono" w:cs="Cascadia Mono"/>
@@ -583,8 +812,45 @@
           <w:lang w:val="en-US"/>
           <w14:ligatures w14:val="standardContextual"/>
         </w:rPr>
-        <w:t>&gt; &gt; mul_MPI(</w:t>
-      </w:r>
+        <w:t xml:space="preserve">&gt; &gt; </w:t>
+      </w:r>
+      <w:proofErr w:type="spellStart"/>
+      <w:r>
+        <w:rPr>
+          <w:rFonts w:ascii="Cascadia Mono" w:eastAsiaTheme="minorHAnsi" w:hAnsi="Cascadia Mono" w:cs="Cascadia Mono"/>
+          <w:color w:val="000000"/>
+          <w:sz w:val="19"/>
+          <w:szCs w:val="19"/>
+          <w:lang w:val="en-US"/>
+          <w14:ligatures w14:val="standardContextual"/>
+        </w:rPr>
+        <w:t>mul_</w:t>
+      </w:r>
+      <w:proofErr w:type="gramStart"/>
+      <w:r>
+        <w:rPr>
+          <w:rFonts w:ascii="Cascadia Mono" w:eastAsiaTheme="minorHAnsi" w:hAnsi="Cascadia Mono" w:cs="Cascadia Mono"/>
+          <w:color w:val="000000"/>
+          <w:sz w:val="19"/>
+          <w:szCs w:val="19"/>
+          <w:lang w:val="en-US"/>
+          <w14:ligatures w14:val="standardContextual"/>
+        </w:rPr>
+        <w:t>MPI</w:t>
+      </w:r>
+      <w:proofErr w:type="spellEnd"/>
+      <w:r>
+        <w:rPr>
+          <w:rFonts w:ascii="Cascadia Mono" w:eastAsiaTheme="minorHAnsi" w:hAnsi="Cascadia Mono" w:cs="Cascadia Mono"/>
+          <w:color w:val="000000"/>
+          <w:sz w:val="19"/>
+          <w:szCs w:val="19"/>
+          <w:lang w:val="en-US"/>
+          <w14:ligatures w14:val="standardContextual"/>
+        </w:rPr>
+        <w:t>(</w:t>
+      </w:r>
+      <w:proofErr w:type="gramEnd"/>
       <w:r>
         <w:rPr>
           <w:rFonts w:ascii="Cascadia Mono" w:eastAsiaTheme="minorHAnsi" w:hAnsi="Cascadia Mono" w:cs="Cascadia Mono"/>
@@ -607,6 +873,7 @@
         </w:rPr>
         <w:t xml:space="preserve">&amp; </w:t>
       </w:r>
+      <w:proofErr w:type="spellStart"/>
       <w:r>
         <w:rPr>
           <w:rFonts w:ascii="Cascadia Mono" w:eastAsiaTheme="minorHAnsi" w:hAnsi="Cascadia Mono" w:cs="Cascadia Mono"/>
@@ -618,6 +885,7 @@
         </w:rPr>
         <w:t>matrix_A</w:t>
       </w:r>
+      <w:proofErr w:type="spellEnd"/>
       <w:r>
         <w:rPr>
           <w:rFonts w:ascii="Cascadia Mono" w:eastAsiaTheme="minorHAnsi" w:hAnsi="Cascadia Mono" w:cs="Cascadia Mono"/>
@@ -651,6 +919,7 @@
         </w:rPr>
         <w:t xml:space="preserve">&amp; </w:t>
       </w:r>
+      <w:proofErr w:type="spellStart"/>
       <w:r>
         <w:rPr>
           <w:rFonts w:ascii="Cascadia Mono" w:eastAsiaTheme="minorHAnsi" w:hAnsi="Cascadia Mono" w:cs="Cascadia Mono"/>
@@ -662,6 +931,7 @@
         </w:rPr>
         <w:t>matrix_B</w:t>
       </w:r>
+      <w:proofErr w:type="spellEnd"/>
       <w:r>
         <w:rPr>
           <w:rFonts w:ascii="Cascadia Mono" w:eastAsiaTheme="minorHAnsi" w:hAnsi="Cascadia Mono" w:cs="Cascadia Mono"/>
@@ -786,8 +1056,21 @@
           <w:lang w:val="en-US"/>
           <w14:ligatures w14:val="standardContextual"/>
         </w:rPr>
-        <w:t xml:space="preserve">    std::</w:t>
-      </w:r>
+        <w:t xml:space="preserve">    </w:t>
+      </w:r>
+      <w:proofErr w:type="gramStart"/>
+      <w:r>
+        <w:rPr>
+          <w:rFonts w:ascii="Cascadia Mono" w:eastAsiaTheme="minorHAnsi" w:hAnsi="Cascadia Mono" w:cs="Cascadia Mono"/>
+          <w:color w:val="000000"/>
+          <w:sz w:val="19"/>
+          <w:szCs w:val="19"/>
+          <w:lang w:val="en-US"/>
+          <w14:ligatures w14:val="standardContextual"/>
+        </w:rPr>
+        <w:t>std::</w:t>
+      </w:r>
+      <w:proofErr w:type="gramEnd"/>
       <w:r>
         <w:rPr>
           <w:rFonts w:ascii="Cascadia Mono" w:eastAsiaTheme="minorHAnsi" w:hAnsi="Cascadia Mono" w:cs="Cascadia Mono"/>
@@ -808,8 +1091,21 @@
           <w:lang w:val="en-US"/>
           <w14:ligatures w14:val="standardContextual"/>
         </w:rPr>
-        <w:t>&lt;std::</w:t>
-      </w:r>
+        <w:t>&lt;</w:t>
+      </w:r>
+      <w:proofErr w:type="gramStart"/>
+      <w:r>
+        <w:rPr>
+          <w:rFonts w:ascii="Cascadia Mono" w:eastAsiaTheme="minorHAnsi" w:hAnsi="Cascadia Mono" w:cs="Cascadia Mono"/>
+          <w:color w:val="000000"/>
+          <w:sz w:val="19"/>
+          <w:szCs w:val="19"/>
+          <w:lang w:val="en-US"/>
+          <w14:ligatures w14:val="standardContextual"/>
+        </w:rPr>
+        <w:t>std::</w:t>
+      </w:r>
+      <w:proofErr w:type="gramEnd"/>
       <w:r>
         <w:rPr>
           <w:rFonts w:ascii="Cascadia Mono" w:eastAsiaTheme="minorHAnsi" w:hAnsi="Cascadia Mono" w:cs="Cascadia Mono"/>
@@ -880,6 +1176,7 @@
         </w:rPr>
         <w:t xml:space="preserve">    </w:t>
       </w:r>
+      <w:proofErr w:type="spellStart"/>
       <w:r>
         <w:rPr>
           <w:rFonts w:ascii="Cascadia Mono" w:eastAsiaTheme="minorHAnsi" w:hAnsi="Cascadia Mono" w:cs="Cascadia Mono"/>
@@ -890,6 +1187,7 @@
         </w:rPr>
         <w:t>int</w:t>
       </w:r>
+      <w:proofErr w:type="spellEnd"/>
       <w:r>
         <w:rPr>
           <w:rFonts w:ascii="Cascadia Mono" w:eastAsiaTheme="minorHAnsi" w:hAnsi="Cascadia Mono" w:cs="Cascadia Mono"/>
@@ -940,6 +1238,7 @@
         </w:rPr>
         <w:t xml:space="preserve">    </w:t>
       </w:r>
+      <w:proofErr w:type="spellStart"/>
       <w:r>
         <w:rPr>
           <w:rFonts w:ascii="Cascadia Mono" w:eastAsiaTheme="minorHAnsi" w:hAnsi="Cascadia Mono" w:cs="Cascadia Mono"/>
@@ -950,6 +1249,7 @@
         </w:rPr>
         <w:t>try</w:t>
       </w:r>
+      <w:proofErr w:type="spellEnd"/>
       <w:r>
         <w:rPr>
           <w:rFonts w:ascii="Cascadia Mono" w:eastAsiaTheme="minorHAnsi" w:hAnsi="Cascadia Mono" w:cs="Cascadia Mono"/>
@@ -993,7 +1293,29 @@
           <w:szCs w:val="19"/>
           <w14:ligatures w14:val="standardContextual"/>
         </w:rPr>
-        <w:t>// Только root процесс читает и подготавливает данные</w:t>
+        <w:t xml:space="preserve">// Только </w:t>
+      </w:r>
+      <w:proofErr w:type="spellStart"/>
+      <w:r>
+        <w:rPr>
+          <w:rFonts w:ascii="Cascadia Mono" w:eastAsiaTheme="minorHAnsi" w:hAnsi="Cascadia Mono" w:cs="Cascadia Mono"/>
+          <w:color w:val="008000"/>
+          <w:sz w:val="19"/>
+          <w:szCs w:val="19"/>
+          <w14:ligatures w14:val="standardContextual"/>
+        </w:rPr>
+        <w:t>root</w:t>
+      </w:r>
+      <w:proofErr w:type="spellEnd"/>
+      <w:r>
+        <w:rPr>
+          <w:rFonts w:ascii="Cascadia Mono" w:eastAsiaTheme="minorHAnsi" w:hAnsi="Cascadia Mono" w:cs="Cascadia Mono"/>
+          <w:color w:val="008000"/>
+          <w:sz w:val="19"/>
+          <w:szCs w:val="19"/>
+          <w14:ligatures w14:val="standardContextual"/>
+        </w:rPr>
+        <w:t xml:space="preserve"> процесс читает и подготавливает данные</w:t>
       </w:r>
     </w:p>
     <w:p>
@@ -1114,6 +1436,7 @@
         </w:rPr>
         <w:t xml:space="preserve"> </w:t>
       </w:r>
+      <w:proofErr w:type="spellStart"/>
       <w:r>
         <w:rPr>
           <w:rFonts w:ascii="Cascadia Mono" w:eastAsiaTheme="minorHAnsi" w:hAnsi="Cascadia Mono" w:cs="Cascadia Mono"/>
@@ -1123,18 +1446,43 @@
           <w:lang w:val="en-US"/>
           <w14:ligatures w14:val="standardContextual"/>
         </w:rPr>
-        <w:t>matrix_A</w:t>
-      </w:r>
-      <w:r>
-        <w:rPr>
-          <w:rFonts w:ascii="Cascadia Mono" w:eastAsiaTheme="minorHAnsi" w:hAnsi="Cascadia Mono" w:cs="Cascadia Mono"/>
-          <w:color w:val="000000"/>
-          <w:sz w:val="19"/>
-          <w:szCs w:val="19"/>
-          <w:lang w:val="en-US"/>
-          <w14:ligatures w14:val="standardContextual"/>
-        </w:rPr>
-        <w:t>.readFile();</w:t>
+        <w:t>matrix_</w:t>
+      </w:r>
+      <w:proofErr w:type="gramStart"/>
+      <w:r>
+        <w:rPr>
+          <w:rFonts w:ascii="Cascadia Mono" w:eastAsiaTheme="minorHAnsi" w:hAnsi="Cascadia Mono" w:cs="Cascadia Mono"/>
+          <w:color w:val="808080"/>
+          <w:sz w:val="19"/>
+          <w:szCs w:val="19"/>
+          <w:lang w:val="en-US"/>
+          <w14:ligatures w14:val="standardContextual"/>
+        </w:rPr>
+        <w:t>A</w:t>
+      </w:r>
+      <w:r>
+        <w:rPr>
+          <w:rFonts w:ascii="Cascadia Mono" w:eastAsiaTheme="minorHAnsi" w:hAnsi="Cascadia Mono" w:cs="Cascadia Mono"/>
+          <w:color w:val="000000"/>
+          <w:sz w:val="19"/>
+          <w:szCs w:val="19"/>
+          <w:lang w:val="en-US"/>
+          <w14:ligatures w14:val="standardContextual"/>
+        </w:rPr>
+        <w:t>.readFile</w:t>
+      </w:r>
+      <w:proofErr w:type="spellEnd"/>
+      <w:proofErr w:type="gramEnd"/>
+      <w:r>
+        <w:rPr>
+          <w:rFonts w:ascii="Cascadia Mono" w:eastAsiaTheme="minorHAnsi" w:hAnsi="Cascadia Mono" w:cs="Cascadia Mono"/>
+          <w:color w:val="000000"/>
+          <w:sz w:val="19"/>
+          <w:szCs w:val="19"/>
+          <w:lang w:val="en-US"/>
+          <w14:ligatures w14:val="standardContextual"/>
+        </w:rPr>
+        <w:t>();</w:t>
       </w:r>
     </w:p>
     <w:p>
@@ -1185,6 +1533,7 @@
         </w:rPr>
         <w:t xml:space="preserve"> </w:t>
       </w:r>
+      <w:proofErr w:type="spellStart"/>
       <w:r>
         <w:rPr>
           <w:rFonts w:ascii="Cascadia Mono" w:eastAsiaTheme="minorHAnsi" w:hAnsi="Cascadia Mono" w:cs="Cascadia Mono"/>
@@ -1194,18 +1543,43 @@
           <w:lang w:val="en-US"/>
           <w14:ligatures w14:val="standardContextual"/>
         </w:rPr>
-        <w:t>matrix_B</w:t>
-      </w:r>
-      <w:r>
-        <w:rPr>
-          <w:rFonts w:ascii="Cascadia Mono" w:eastAsiaTheme="minorHAnsi" w:hAnsi="Cascadia Mono" w:cs="Cascadia Mono"/>
-          <w:color w:val="000000"/>
-          <w:sz w:val="19"/>
-          <w:szCs w:val="19"/>
-          <w:lang w:val="en-US"/>
-          <w14:ligatures w14:val="standardContextual"/>
-        </w:rPr>
-        <w:t>.transpose();</w:t>
+        <w:t>matrix_</w:t>
+      </w:r>
+      <w:proofErr w:type="gramStart"/>
+      <w:r>
+        <w:rPr>
+          <w:rFonts w:ascii="Cascadia Mono" w:eastAsiaTheme="minorHAnsi" w:hAnsi="Cascadia Mono" w:cs="Cascadia Mono"/>
+          <w:color w:val="808080"/>
+          <w:sz w:val="19"/>
+          <w:szCs w:val="19"/>
+          <w:lang w:val="en-US"/>
+          <w14:ligatures w14:val="standardContextual"/>
+        </w:rPr>
+        <w:t>B</w:t>
+      </w:r>
+      <w:r>
+        <w:rPr>
+          <w:rFonts w:ascii="Cascadia Mono" w:eastAsiaTheme="minorHAnsi" w:hAnsi="Cascadia Mono" w:cs="Cascadia Mono"/>
+          <w:color w:val="000000"/>
+          <w:sz w:val="19"/>
+          <w:szCs w:val="19"/>
+          <w:lang w:val="en-US"/>
+          <w14:ligatures w14:val="standardContextual"/>
+        </w:rPr>
+        <w:t>.transpose</w:t>
+      </w:r>
+      <w:proofErr w:type="spellEnd"/>
+      <w:proofErr w:type="gramEnd"/>
+      <w:r>
+        <w:rPr>
+          <w:rFonts w:ascii="Cascadia Mono" w:eastAsiaTheme="minorHAnsi" w:hAnsi="Cascadia Mono" w:cs="Cascadia Mono"/>
+          <w:color w:val="000000"/>
+          <w:sz w:val="19"/>
+          <w:szCs w:val="19"/>
+          <w:lang w:val="en-US"/>
+          <w14:ligatures w14:val="standardContextual"/>
+        </w:rPr>
+        <w:t>();</w:t>
       </w:r>
     </w:p>
     <w:p>
@@ -1294,6 +1668,7 @@
         </w:rPr>
         <w:t>0</w:t>
       </w:r>
+      <w:proofErr w:type="gramStart"/>
       <w:r>
         <w:rPr>
           <w:rFonts w:ascii="Cascadia Mono" w:eastAsiaTheme="minorHAnsi" w:hAnsi="Cascadia Mono" w:cs="Cascadia Mono"/>
@@ -1314,7 +1689,43 @@
           <w:lang w:val="en-US"/>
           <w14:ligatures w14:val="standardContextual"/>
         </w:rPr>
-        <w:t>.size() != matrix2.size()) {</w:t>
+        <w:t>.size</w:t>
+      </w:r>
+      <w:proofErr w:type="gramEnd"/>
+      <w:r>
+        <w:rPr>
+          <w:rFonts w:ascii="Cascadia Mono" w:eastAsiaTheme="minorHAnsi" w:hAnsi="Cascadia Mono" w:cs="Cascadia Mono"/>
+          <w:color w:val="000000"/>
+          <w:sz w:val="19"/>
+          <w:szCs w:val="19"/>
+          <w:lang w:val="en-US"/>
+          <w14:ligatures w14:val="standardContextual"/>
+        </w:rPr>
+        <w:t>(</w:t>
+      </w:r>
+      <w:proofErr w:type="gramStart"/>
+      <w:r>
+        <w:rPr>
+          <w:rFonts w:ascii="Cascadia Mono" w:eastAsiaTheme="minorHAnsi" w:hAnsi="Cascadia Mono" w:cs="Cascadia Mono"/>
+          <w:color w:val="000000"/>
+          <w:sz w:val="19"/>
+          <w:szCs w:val="19"/>
+          <w:lang w:val="en-US"/>
+          <w14:ligatures w14:val="standardContextual"/>
+        </w:rPr>
+        <w:t>) !</w:t>
+      </w:r>
+      <w:proofErr w:type="gramEnd"/>
+      <w:r>
+        <w:rPr>
+          <w:rFonts w:ascii="Cascadia Mono" w:eastAsiaTheme="minorHAnsi" w:hAnsi="Cascadia Mono" w:cs="Cascadia Mono"/>
+          <w:color w:val="000000"/>
+          <w:sz w:val="19"/>
+          <w:szCs w:val="19"/>
+          <w:lang w:val="en-US"/>
+          <w14:ligatures w14:val="standardContextual"/>
+        </w:rPr>
+        <w:t>= matrix2.size()) {</w:t>
       </w:r>
     </w:p>
     <w:p>
@@ -1363,8 +1774,22 @@
           <w:lang w:val="en-US"/>
           <w14:ligatures w14:val="standardContextual"/>
         </w:rPr>
-        <w:t xml:space="preserve"> std::</w:t>
-      </w:r>
+        <w:t xml:space="preserve"> </w:t>
+      </w:r>
+      <w:proofErr w:type="gramStart"/>
+      <w:r>
+        <w:rPr>
+          <w:rFonts w:ascii="Cascadia Mono" w:eastAsiaTheme="minorHAnsi" w:hAnsi="Cascadia Mono" w:cs="Cascadia Mono"/>
+          <w:color w:val="000000"/>
+          <w:sz w:val="19"/>
+          <w:szCs w:val="19"/>
+          <w:lang w:val="en-US"/>
+          <w14:ligatures w14:val="standardContextual"/>
+        </w:rPr>
+        <w:t>std::</w:t>
+      </w:r>
+      <w:proofErr w:type="spellStart"/>
+      <w:proofErr w:type="gramEnd"/>
       <w:r>
         <w:rPr>
           <w:rFonts w:ascii="Cascadia Mono" w:eastAsiaTheme="minorHAnsi" w:hAnsi="Cascadia Mono" w:cs="Cascadia Mono"/>
@@ -1374,8 +1799,21 @@
           <w:lang w:val="en-US"/>
           <w14:ligatures w14:val="standardContextual"/>
         </w:rPr>
-        <w:t>runtime_error</w:t>
-      </w:r>
+        <w:t>runtime_</w:t>
+      </w:r>
+      <w:proofErr w:type="gramStart"/>
+      <w:r>
+        <w:rPr>
+          <w:rFonts w:ascii="Cascadia Mono" w:eastAsiaTheme="minorHAnsi" w:hAnsi="Cascadia Mono" w:cs="Cascadia Mono"/>
+          <w:color w:val="2B91AF"/>
+          <w:sz w:val="19"/>
+          <w:szCs w:val="19"/>
+          <w:lang w:val="en-US"/>
+          <w14:ligatures w14:val="standardContextual"/>
+        </w:rPr>
+        <w:t>error</w:t>
+      </w:r>
+      <w:proofErr w:type="spellEnd"/>
       <w:r>
         <w:rPr>
           <w:rFonts w:ascii="Cascadia Mono" w:eastAsiaTheme="minorHAnsi" w:hAnsi="Cascadia Mono" w:cs="Cascadia Mono"/>
@@ -1387,6 +1825,7 @@
         </w:rPr>
         <w:t>(</w:t>
       </w:r>
+      <w:proofErr w:type="gramEnd"/>
       <w:r>
         <w:rPr>
           <w:rFonts w:ascii="Cascadia Mono" w:eastAsiaTheme="minorHAnsi" w:hAnsi="Cascadia Mono" w:cs="Cascadia Mono"/>
@@ -1528,6 +1967,7 @@
         </w:rPr>
         <w:t>0</w:t>
       </w:r>
+      <w:proofErr w:type="gramStart"/>
       <w:r>
         <w:rPr>
           <w:rFonts w:ascii="Cascadia Mono" w:eastAsiaTheme="minorHAnsi" w:hAnsi="Cascadia Mono" w:cs="Cascadia Mono"/>
@@ -1548,7 +1988,19 @@
           <w:lang w:val="en-US"/>
           <w14:ligatures w14:val="standardContextual"/>
         </w:rPr>
-        <w:t>.size();</w:t>
+        <w:t>.size</w:t>
+      </w:r>
+      <w:proofErr w:type="gramEnd"/>
+      <w:r>
+        <w:rPr>
+          <w:rFonts w:ascii="Cascadia Mono" w:eastAsiaTheme="minorHAnsi" w:hAnsi="Cascadia Mono" w:cs="Cascadia Mono"/>
+          <w:color w:val="000000"/>
+          <w:sz w:val="19"/>
+          <w:szCs w:val="19"/>
+          <w:lang w:val="en-US"/>
+          <w14:ligatures w14:val="standardContextual"/>
+        </w:rPr>
+        <w:t>();</w:t>
       </w:r>
     </w:p>
     <w:p>
@@ -1606,6 +2058,7 @@
         </w:rPr>
         <w:t>0</w:t>
       </w:r>
+      <w:proofErr w:type="gramStart"/>
       <w:r>
         <w:rPr>
           <w:rFonts w:ascii="Cascadia Mono" w:eastAsiaTheme="minorHAnsi" w:hAnsi="Cascadia Mono" w:cs="Cascadia Mono"/>
@@ -1624,7 +2077,30 @@
           <w:szCs w:val="19"/>
           <w14:ligatures w14:val="standardContextual"/>
         </w:rPr>
-        <w:t>.size();</w:t>
+        <w:t>.</w:t>
+      </w:r>
+      <w:proofErr w:type="spellStart"/>
+      <w:r>
+        <w:rPr>
+          <w:rFonts w:ascii="Cascadia Mono" w:eastAsiaTheme="minorHAnsi" w:hAnsi="Cascadia Mono" w:cs="Cascadia Mono"/>
+          <w:color w:val="000000"/>
+          <w:sz w:val="19"/>
+          <w:szCs w:val="19"/>
+          <w14:ligatures w14:val="standardContextual"/>
+        </w:rPr>
+        <w:t>size</w:t>
+      </w:r>
+      <w:proofErr w:type="spellEnd"/>
+      <w:proofErr w:type="gramEnd"/>
+      <w:r>
+        <w:rPr>
+          <w:rFonts w:ascii="Cascadia Mono" w:eastAsiaTheme="minorHAnsi" w:hAnsi="Cascadia Mono" w:cs="Cascadia Mono"/>
+          <w:color w:val="000000"/>
+          <w:sz w:val="19"/>
+          <w:szCs w:val="19"/>
+          <w14:ligatures w14:val="standardContextual"/>
+        </w:rPr>
+        <w:t>();</w:t>
       </w:r>
     </w:p>
     <w:p>
@@ -1727,16 +2203,53 @@
         </w:rPr>
         <w:t xml:space="preserve">        </w:t>
       </w:r>
-      <w:r>
-        <w:rPr>
-          <w:rFonts w:ascii="Cascadia Mono" w:eastAsiaTheme="minorHAnsi" w:hAnsi="Cascadia Mono" w:cs="Cascadia Mono"/>
-          <w:color w:val="000000"/>
-          <w:sz w:val="19"/>
-          <w:szCs w:val="19"/>
-          <w:lang w:val="en-US"/>
-          <w14:ligatures w14:val="standardContextual"/>
-        </w:rPr>
-        <w:t xml:space="preserve">MPI_Bcast(&amp;N, 1, </w:t>
+      <w:proofErr w:type="spellStart"/>
+      <w:r>
+        <w:rPr>
+          <w:rFonts w:ascii="Cascadia Mono" w:eastAsiaTheme="minorHAnsi" w:hAnsi="Cascadia Mono" w:cs="Cascadia Mono"/>
+          <w:color w:val="000000"/>
+          <w:sz w:val="19"/>
+          <w:szCs w:val="19"/>
+          <w:lang w:val="en-US"/>
+          <w14:ligatures w14:val="standardContextual"/>
+        </w:rPr>
+        <w:t>MPI_</w:t>
+      </w:r>
+      <w:proofErr w:type="gramStart"/>
+      <w:r>
+        <w:rPr>
+          <w:rFonts w:ascii="Cascadia Mono" w:eastAsiaTheme="minorHAnsi" w:hAnsi="Cascadia Mono" w:cs="Cascadia Mono"/>
+          <w:color w:val="000000"/>
+          <w:sz w:val="19"/>
+          <w:szCs w:val="19"/>
+          <w:lang w:val="en-US"/>
+          <w14:ligatures w14:val="standardContextual"/>
+        </w:rPr>
+        <w:t>Bcast</w:t>
+      </w:r>
+      <w:proofErr w:type="spellEnd"/>
+      <w:r>
+        <w:rPr>
+          <w:rFonts w:ascii="Cascadia Mono" w:eastAsiaTheme="minorHAnsi" w:hAnsi="Cascadia Mono" w:cs="Cascadia Mono"/>
+          <w:color w:val="000000"/>
+          <w:sz w:val="19"/>
+          <w:szCs w:val="19"/>
+          <w:lang w:val="en-US"/>
+          <w14:ligatures w14:val="standardContextual"/>
+        </w:rPr>
+        <w:t>(</w:t>
+      </w:r>
+      <w:proofErr w:type="gramEnd"/>
+      <w:r>
+        <w:rPr>
+          <w:rFonts w:ascii="Cascadia Mono" w:eastAsiaTheme="minorHAnsi" w:hAnsi="Cascadia Mono" w:cs="Cascadia Mono"/>
+          <w:color w:val="000000"/>
+          <w:sz w:val="19"/>
+          <w:szCs w:val="19"/>
+          <w:lang w:val="en-US"/>
+          <w14:ligatures w14:val="standardContextual"/>
+        </w:rPr>
+        <w:t xml:space="preserve">&amp;N, 1, </w:t>
       </w:r>
       <w:r>
         <w:rPr>
@@ -1807,7 +2320,55 @@
           <w:lang w:val="en-US"/>
           <w14:ligatures w14:val="standardContextual"/>
         </w:rPr>
-        <w:t xml:space="preserve">        MPI_Bcast(&amp;M, 1, </w:t>
+        <w:t xml:space="preserve">        </w:t>
+      </w:r>
+      <w:proofErr w:type="spellStart"/>
+      <w:r>
+        <w:rPr>
+          <w:rFonts w:ascii="Cascadia Mono" w:eastAsiaTheme="minorHAnsi" w:hAnsi="Cascadia Mono" w:cs="Cascadia Mono"/>
+          <w:color w:val="000000"/>
+          <w:sz w:val="19"/>
+          <w:szCs w:val="19"/>
+          <w:lang w:val="en-US"/>
+          <w14:ligatures w14:val="standardContextual"/>
+        </w:rPr>
+        <w:t>MPI_</w:t>
+      </w:r>
+      <w:proofErr w:type="gramStart"/>
+      <w:r>
+        <w:rPr>
+          <w:rFonts w:ascii="Cascadia Mono" w:eastAsiaTheme="minorHAnsi" w:hAnsi="Cascadia Mono" w:cs="Cascadia Mono"/>
+          <w:color w:val="000000"/>
+          <w:sz w:val="19"/>
+          <w:szCs w:val="19"/>
+          <w:lang w:val="en-US"/>
+          <w14:ligatures w14:val="standardContextual"/>
+        </w:rPr>
+        <w:t>Bcast</w:t>
+      </w:r>
+      <w:proofErr w:type="spellEnd"/>
+      <w:r>
+        <w:rPr>
+          <w:rFonts w:ascii="Cascadia Mono" w:eastAsiaTheme="minorHAnsi" w:hAnsi="Cascadia Mono" w:cs="Cascadia Mono"/>
+          <w:color w:val="000000"/>
+          <w:sz w:val="19"/>
+          <w:szCs w:val="19"/>
+          <w:lang w:val="en-US"/>
+          <w14:ligatures w14:val="standardContextual"/>
+        </w:rPr>
+        <w:t>(</w:t>
+      </w:r>
+      <w:proofErr w:type="gramEnd"/>
+      <w:r>
+        <w:rPr>
+          <w:rFonts w:ascii="Cascadia Mono" w:eastAsiaTheme="minorHAnsi" w:hAnsi="Cascadia Mono" w:cs="Cascadia Mono"/>
+          <w:color w:val="000000"/>
+          <w:sz w:val="19"/>
+          <w:szCs w:val="19"/>
+          <w:lang w:val="en-US"/>
+          <w14:ligatures w14:val="standardContextual"/>
+        </w:rPr>
+        <w:t xml:space="preserve">&amp;M, 1, </w:t>
       </w:r>
       <w:r>
         <w:rPr>
@@ -1878,7 +2439,55 @@
           <w:lang w:val="en-US"/>
           <w14:ligatures w14:val="standardContextual"/>
         </w:rPr>
-        <w:t xml:space="preserve">        MPI_Bcast(&amp;P, 1, </w:t>
+        <w:t xml:space="preserve">        </w:t>
+      </w:r>
+      <w:proofErr w:type="spellStart"/>
+      <w:r>
+        <w:rPr>
+          <w:rFonts w:ascii="Cascadia Mono" w:eastAsiaTheme="minorHAnsi" w:hAnsi="Cascadia Mono" w:cs="Cascadia Mono"/>
+          <w:color w:val="000000"/>
+          <w:sz w:val="19"/>
+          <w:szCs w:val="19"/>
+          <w:lang w:val="en-US"/>
+          <w14:ligatures w14:val="standardContextual"/>
+        </w:rPr>
+        <w:t>MPI_</w:t>
+      </w:r>
+      <w:proofErr w:type="gramStart"/>
+      <w:r>
+        <w:rPr>
+          <w:rFonts w:ascii="Cascadia Mono" w:eastAsiaTheme="minorHAnsi" w:hAnsi="Cascadia Mono" w:cs="Cascadia Mono"/>
+          <w:color w:val="000000"/>
+          <w:sz w:val="19"/>
+          <w:szCs w:val="19"/>
+          <w:lang w:val="en-US"/>
+          <w14:ligatures w14:val="standardContextual"/>
+        </w:rPr>
+        <w:t>Bcast</w:t>
+      </w:r>
+      <w:proofErr w:type="spellEnd"/>
+      <w:r>
+        <w:rPr>
+          <w:rFonts w:ascii="Cascadia Mono" w:eastAsiaTheme="minorHAnsi" w:hAnsi="Cascadia Mono" w:cs="Cascadia Mono"/>
+          <w:color w:val="000000"/>
+          <w:sz w:val="19"/>
+          <w:szCs w:val="19"/>
+          <w:lang w:val="en-US"/>
+          <w14:ligatures w14:val="standardContextual"/>
+        </w:rPr>
+        <w:t>(</w:t>
+      </w:r>
+      <w:proofErr w:type="gramEnd"/>
+      <w:r>
+        <w:rPr>
+          <w:rFonts w:ascii="Cascadia Mono" w:eastAsiaTheme="minorHAnsi" w:hAnsi="Cascadia Mono" w:cs="Cascadia Mono"/>
+          <w:color w:val="000000"/>
+          <w:sz w:val="19"/>
+          <w:szCs w:val="19"/>
+          <w:lang w:val="en-US"/>
+          <w14:ligatures w14:val="standardContextual"/>
+        </w:rPr>
+        <w:t xml:space="preserve">&amp;P, 1, </w:t>
       </w:r>
       <w:r>
         <w:rPr>
@@ -2076,8 +2685,21 @@
           <w:lang w:val="en-US"/>
           <w14:ligatures w14:val="standardContextual"/>
         </w:rPr>
-        <w:t xml:space="preserve">        std::</w:t>
-      </w:r>
+        <w:t xml:space="preserve">        </w:t>
+      </w:r>
+      <w:proofErr w:type="gramStart"/>
+      <w:r>
+        <w:rPr>
+          <w:rFonts w:ascii="Cascadia Mono" w:eastAsiaTheme="minorHAnsi" w:hAnsi="Cascadia Mono" w:cs="Cascadia Mono"/>
+          <w:color w:val="000000"/>
+          <w:sz w:val="19"/>
+          <w:szCs w:val="19"/>
+          <w:lang w:val="en-US"/>
+          <w14:ligatures w14:val="standardContextual"/>
+        </w:rPr>
+        <w:t>std::</w:t>
+      </w:r>
+      <w:proofErr w:type="gramEnd"/>
       <w:r>
         <w:rPr>
           <w:rFonts w:ascii="Cascadia Mono" w:eastAsiaTheme="minorHAnsi" w:hAnsi="Cascadia Mono" w:cs="Cascadia Mono"/>
@@ -2120,7 +2742,103 @@
           <w:lang w:val="en-US"/>
           <w14:ligatures w14:val="standardContextual"/>
         </w:rPr>
-        <w:t>&gt; flattened_A(N * M), flattened_B(M * P);</w:t>
+        <w:t xml:space="preserve">&gt; </w:t>
+      </w:r>
+      <w:proofErr w:type="spellStart"/>
+      <w:r>
+        <w:rPr>
+          <w:rFonts w:ascii="Cascadia Mono" w:eastAsiaTheme="minorHAnsi" w:hAnsi="Cascadia Mono" w:cs="Cascadia Mono"/>
+          <w:color w:val="000000"/>
+          <w:sz w:val="19"/>
+          <w:szCs w:val="19"/>
+          <w:lang w:val="en-US"/>
+          <w14:ligatures w14:val="standardContextual"/>
+        </w:rPr>
+        <w:t>flattened_</w:t>
+      </w:r>
+      <w:proofErr w:type="gramStart"/>
+      <w:r>
+        <w:rPr>
+          <w:rFonts w:ascii="Cascadia Mono" w:eastAsiaTheme="minorHAnsi" w:hAnsi="Cascadia Mono" w:cs="Cascadia Mono"/>
+          <w:color w:val="000000"/>
+          <w:sz w:val="19"/>
+          <w:szCs w:val="19"/>
+          <w:lang w:val="en-US"/>
+          <w14:ligatures w14:val="standardContextual"/>
+        </w:rPr>
+        <w:t>A</w:t>
+      </w:r>
+      <w:proofErr w:type="spellEnd"/>
+      <w:r>
+        <w:rPr>
+          <w:rFonts w:ascii="Cascadia Mono" w:eastAsiaTheme="minorHAnsi" w:hAnsi="Cascadia Mono" w:cs="Cascadia Mono"/>
+          <w:color w:val="000000"/>
+          <w:sz w:val="19"/>
+          <w:szCs w:val="19"/>
+          <w:lang w:val="en-US"/>
+          <w14:ligatures w14:val="standardContextual"/>
+        </w:rPr>
+        <w:t>(</w:t>
+      </w:r>
+      <w:proofErr w:type="gramEnd"/>
+      <w:r>
+        <w:rPr>
+          <w:rFonts w:ascii="Cascadia Mono" w:eastAsiaTheme="minorHAnsi" w:hAnsi="Cascadia Mono" w:cs="Cascadia Mono"/>
+          <w:color w:val="000000"/>
+          <w:sz w:val="19"/>
+          <w:szCs w:val="19"/>
+          <w:lang w:val="en-US"/>
+          <w14:ligatures w14:val="standardContextual"/>
+        </w:rPr>
+        <w:t xml:space="preserve">N * M), </w:t>
+      </w:r>
+      <w:proofErr w:type="spellStart"/>
+      <w:r>
+        <w:rPr>
+          <w:rFonts w:ascii="Cascadia Mono" w:eastAsiaTheme="minorHAnsi" w:hAnsi="Cascadia Mono" w:cs="Cascadia Mono"/>
+          <w:color w:val="000000"/>
+          <w:sz w:val="19"/>
+          <w:szCs w:val="19"/>
+          <w:lang w:val="en-US"/>
+          <w14:ligatures w14:val="standardContextual"/>
+        </w:rPr>
+        <w:t>flattened_</w:t>
+      </w:r>
+      <w:proofErr w:type="gramStart"/>
+      <w:r>
+        <w:rPr>
+          <w:rFonts w:ascii="Cascadia Mono" w:eastAsiaTheme="minorHAnsi" w:hAnsi="Cascadia Mono" w:cs="Cascadia Mono"/>
+          <w:color w:val="000000"/>
+          <w:sz w:val="19"/>
+          <w:szCs w:val="19"/>
+          <w:lang w:val="en-US"/>
+          <w14:ligatures w14:val="standardContextual"/>
+        </w:rPr>
+        <w:t>B</w:t>
+      </w:r>
+      <w:proofErr w:type="spellEnd"/>
+      <w:r>
+        <w:rPr>
+          <w:rFonts w:ascii="Cascadia Mono" w:eastAsiaTheme="minorHAnsi" w:hAnsi="Cascadia Mono" w:cs="Cascadia Mono"/>
+          <w:color w:val="000000"/>
+          <w:sz w:val="19"/>
+          <w:szCs w:val="19"/>
+          <w:lang w:val="en-US"/>
+          <w14:ligatures w14:val="standardContextual"/>
+        </w:rPr>
+        <w:t>(</w:t>
+      </w:r>
+      <w:proofErr w:type="gramEnd"/>
+      <w:r>
+        <w:rPr>
+          <w:rFonts w:ascii="Cascadia Mono" w:eastAsiaTheme="minorHAnsi" w:hAnsi="Cascadia Mono" w:cs="Cascadia Mono"/>
+          <w:color w:val="000000"/>
+          <w:sz w:val="19"/>
+          <w:szCs w:val="19"/>
+          <w:lang w:val="en-US"/>
+          <w14:ligatures w14:val="standardContextual"/>
+        </w:rPr>
+        <w:t>M * P);</w:t>
       </w:r>
     </w:p>
     <w:p>
@@ -2172,7 +2890,29 @@
           <w:szCs w:val="19"/>
           <w14:ligatures w14:val="standardContextual"/>
         </w:rPr>
-        <w:t>// Только root заполняет данные</w:t>
+        <w:t xml:space="preserve">// Только </w:t>
+      </w:r>
+      <w:proofErr w:type="spellStart"/>
+      <w:r>
+        <w:rPr>
+          <w:rFonts w:ascii="Cascadia Mono" w:eastAsiaTheme="minorHAnsi" w:hAnsi="Cascadia Mono" w:cs="Cascadia Mono"/>
+          <w:color w:val="008000"/>
+          <w:sz w:val="19"/>
+          <w:szCs w:val="19"/>
+          <w14:ligatures w14:val="standardContextual"/>
+        </w:rPr>
+        <w:t>root</w:t>
+      </w:r>
+      <w:proofErr w:type="spellEnd"/>
+      <w:r>
+        <w:rPr>
+          <w:rFonts w:ascii="Cascadia Mono" w:eastAsiaTheme="minorHAnsi" w:hAnsi="Cascadia Mono" w:cs="Cascadia Mono"/>
+          <w:color w:val="008000"/>
+          <w:sz w:val="19"/>
+          <w:szCs w:val="19"/>
+          <w14:ligatures w14:val="standardContextual"/>
+        </w:rPr>
+        <w:t xml:space="preserve"> заполняет данные</w:t>
       </w:r>
     </w:p>
     <w:p>
@@ -2199,6 +2939,7 @@
         </w:rPr>
         <w:t xml:space="preserve">        </w:t>
       </w:r>
+      <w:proofErr w:type="spellStart"/>
       <w:r>
         <w:rPr>
           <w:rFonts w:ascii="Cascadia Mono" w:eastAsiaTheme="minorHAnsi" w:hAnsi="Cascadia Mono" w:cs="Cascadia Mono"/>
@@ -2209,6 +2950,7 @@
         </w:rPr>
         <w:t>if</w:t>
       </w:r>
+      <w:proofErr w:type="spellEnd"/>
       <w:r>
         <w:rPr>
           <w:rFonts w:ascii="Cascadia Mono" w:eastAsiaTheme="minorHAnsi" w:hAnsi="Cascadia Mono" w:cs="Cascadia Mono"/>
@@ -2219,6 +2961,7 @@
         </w:rPr>
         <w:t xml:space="preserve"> (</w:t>
       </w:r>
+      <w:proofErr w:type="spellStart"/>
       <w:r>
         <w:rPr>
           <w:rFonts w:ascii="Cascadia Mono" w:eastAsiaTheme="minorHAnsi" w:hAnsi="Cascadia Mono" w:cs="Cascadia Mono"/>
@@ -2229,6 +2972,7 @@
         </w:rPr>
         <w:t>rank</w:t>
       </w:r>
+      <w:proofErr w:type="spellEnd"/>
       <w:r>
         <w:rPr>
           <w:rFonts w:ascii="Cascadia Mono" w:eastAsiaTheme="minorHAnsi" w:hAnsi="Cascadia Mono" w:cs="Cascadia Mono"/>
@@ -2307,7 +3051,79 @@
           <w:lang w:val="en-US"/>
           <w14:ligatures w14:val="standardContextual"/>
         </w:rPr>
-        <w:t xml:space="preserve"> i = 0; i &lt; N; ++i)</w:t>
+        <w:t xml:space="preserve"> </w:t>
+      </w:r>
+      <w:proofErr w:type="spellStart"/>
+      <w:r>
+        <w:rPr>
+          <w:rFonts w:ascii="Cascadia Mono" w:eastAsiaTheme="minorHAnsi" w:hAnsi="Cascadia Mono" w:cs="Cascadia Mono"/>
+          <w:color w:val="000000"/>
+          <w:sz w:val="19"/>
+          <w:szCs w:val="19"/>
+          <w:lang w:val="en-US"/>
+          <w14:ligatures w14:val="standardContextual"/>
+        </w:rPr>
+        <w:t>i</w:t>
+      </w:r>
+      <w:proofErr w:type="spellEnd"/>
+      <w:r>
+        <w:rPr>
+          <w:rFonts w:ascii="Cascadia Mono" w:eastAsiaTheme="minorHAnsi" w:hAnsi="Cascadia Mono" w:cs="Cascadia Mono"/>
+          <w:color w:val="000000"/>
+          <w:sz w:val="19"/>
+          <w:szCs w:val="19"/>
+          <w:lang w:val="en-US"/>
+          <w14:ligatures w14:val="standardContextual"/>
+        </w:rPr>
+        <w:t xml:space="preserve"> = 0; </w:t>
+      </w:r>
+      <w:proofErr w:type="spellStart"/>
+      <w:r>
+        <w:rPr>
+          <w:rFonts w:ascii="Cascadia Mono" w:eastAsiaTheme="minorHAnsi" w:hAnsi="Cascadia Mono" w:cs="Cascadia Mono"/>
+          <w:color w:val="000000"/>
+          <w:sz w:val="19"/>
+          <w:szCs w:val="19"/>
+          <w:lang w:val="en-US"/>
+          <w14:ligatures w14:val="standardContextual"/>
+        </w:rPr>
+        <w:t>i</w:t>
+      </w:r>
+      <w:proofErr w:type="spellEnd"/>
+      <w:r>
+        <w:rPr>
+          <w:rFonts w:ascii="Cascadia Mono" w:eastAsiaTheme="minorHAnsi" w:hAnsi="Cascadia Mono" w:cs="Cascadia Mono"/>
+          <w:color w:val="000000"/>
+          <w:sz w:val="19"/>
+          <w:szCs w:val="19"/>
+          <w:lang w:val="en-US"/>
+          <w14:ligatures w14:val="standardContextual"/>
+        </w:rPr>
+        <w:t xml:space="preserve"> &lt; N; ++</w:t>
+      </w:r>
+      <w:proofErr w:type="spellStart"/>
+      <w:r>
+        <w:rPr>
+          <w:rFonts w:ascii="Cascadia Mono" w:eastAsiaTheme="minorHAnsi" w:hAnsi="Cascadia Mono" w:cs="Cascadia Mono"/>
+          <w:color w:val="000000"/>
+          <w:sz w:val="19"/>
+          <w:szCs w:val="19"/>
+          <w:lang w:val="en-US"/>
+          <w14:ligatures w14:val="standardContextual"/>
+        </w:rPr>
+        <w:t>i</w:t>
+      </w:r>
+      <w:proofErr w:type="spellEnd"/>
+      <w:r>
+        <w:rPr>
+          <w:rFonts w:ascii="Cascadia Mono" w:eastAsiaTheme="minorHAnsi" w:hAnsi="Cascadia Mono" w:cs="Cascadia Mono"/>
+          <w:color w:val="000000"/>
+          <w:sz w:val="19"/>
+          <w:szCs w:val="19"/>
+          <w:lang w:val="en-US"/>
+          <w14:ligatures w14:val="standardContextual"/>
+        </w:rPr>
+        <w:t>)</w:t>
       </w:r>
     </w:p>
     <w:p>
@@ -2334,7 +3150,31 @@
           <w:lang w:val="en-US"/>
           <w14:ligatures w14:val="standardContextual"/>
         </w:rPr>
-        <w:t xml:space="preserve">                std::copy(matrix1</w:t>
+        <w:t xml:space="preserve">                </w:t>
+      </w:r>
+      <w:proofErr w:type="gramStart"/>
+      <w:r>
+        <w:rPr>
+          <w:rFonts w:ascii="Cascadia Mono" w:eastAsiaTheme="minorHAnsi" w:hAnsi="Cascadia Mono" w:cs="Cascadia Mono"/>
+          <w:color w:val="000000"/>
+          <w:sz w:val="19"/>
+          <w:szCs w:val="19"/>
+          <w:lang w:val="en-US"/>
+          <w14:ligatures w14:val="standardContextual"/>
+        </w:rPr>
+        <w:t>std::</w:t>
+      </w:r>
+      <w:proofErr w:type="gramEnd"/>
+      <w:r>
+        <w:rPr>
+          <w:rFonts w:ascii="Cascadia Mono" w:eastAsiaTheme="minorHAnsi" w:hAnsi="Cascadia Mono" w:cs="Cascadia Mono"/>
+          <w:color w:val="000000"/>
+          <w:sz w:val="19"/>
+          <w:szCs w:val="19"/>
+          <w:lang w:val="en-US"/>
+          <w14:ligatures w14:val="standardContextual"/>
+        </w:rPr>
+        <w:t>copy(matrix1</w:t>
       </w:r>
       <w:r>
         <w:rPr>
@@ -2347,6 +3187,7 @@
         </w:rPr>
         <w:t>[</w:t>
       </w:r>
+      <w:proofErr w:type="spellStart"/>
       <w:r>
         <w:rPr>
           <w:rFonts w:ascii="Cascadia Mono" w:eastAsiaTheme="minorHAnsi" w:hAnsi="Cascadia Mono" w:cs="Cascadia Mono"/>
@@ -2358,6 +3199,8 @@
         </w:rPr>
         <w:t>i</w:t>
       </w:r>
+      <w:proofErr w:type="spellEnd"/>
+      <w:proofErr w:type="gramStart"/>
       <w:r>
         <w:rPr>
           <w:rFonts w:ascii="Cascadia Mono" w:eastAsiaTheme="minorHAnsi" w:hAnsi="Cascadia Mono" w:cs="Cascadia Mono"/>
@@ -2378,7 +3221,19 @@
           <w:lang w:val="en-US"/>
           <w14:ligatures w14:val="standardContextual"/>
         </w:rPr>
-        <w:t>.begin(), matrix1</w:t>
+        <w:t>.begin</w:t>
+      </w:r>
+      <w:proofErr w:type="gramEnd"/>
+      <w:r>
+        <w:rPr>
+          <w:rFonts w:ascii="Cascadia Mono" w:eastAsiaTheme="minorHAnsi" w:hAnsi="Cascadia Mono" w:cs="Cascadia Mono"/>
+          <w:color w:val="000000"/>
+          <w:sz w:val="19"/>
+          <w:szCs w:val="19"/>
+          <w:lang w:val="en-US"/>
+          <w14:ligatures w14:val="standardContextual"/>
+        </w:rPr>
+        <w:t>(), matrix1</w:t>
       </w:r>
       <w:r>
         <w:rPr>
@@ -2391,6 +3246,7 @@
         </w:rPr>
         <w:t>[</w:t>
       </w:r>
+      <w:proofErr w:type="spellStart"/>
       <w:r>
         <w:rPr>
           <w:rFonts w:ascii="Cascadia Mono" w:eastAsiaTheme="minorHAnsi" w:hAnsi="Cascadia Mono" w:cs="Cascadia Mono"/>
@@ -2402,6 +3258,8 @@
         </w:rPr>
         <w:t>i</w:t>
       </w:r>
+      <w:proofErr w:type="spellEnd"/>
+      <w:proofErr w:type="gramStart"/>
       <w:r>
         <w:rPr>
           <w:rFonts w:ascii="Cascadia Mono" w:eastAsiaTheme="minorHAnsi" w:hAnsi="Cascadia Mono" w:cs="Cascadia Mono"/>
@@ -2422,7 +3280,56 @@
           <w:lang w:val="en-US"/>
           <w14:ligatures w14:val="standardContextual"/>
         </w:rPr>
-        <w:t xml:space="preserve">.end(), flattened_A.begin() </w:t>
+        <w:t>.end</w:t>
+      </w:r>
+      <w:proofErr w:type="gramEnd"/>
+      <w:r>
+        <w:rPr>
+          <w:rFonts w:ascii="Cascadia Mono" w:eastAsiaTheme="minorHAnsi" w:hAnsi="Cascadia Mono" w:cs="Cascadia Mono"/>
+          <w:color w:val="000000"/>
+          <w:sz w:val="19"/>
+          <w:szCs w:val="19"/>
+          <w:lang w:val="en-US"/>
+          <w14:ligatures w14:val="standardContextual"/>
+        </w:rPr>
+        <w:t xml:space="preserve">(), </w:t>
+      </w:r>
+      <w:proofErr w:type="spellStart"/>
+      <w:r>
+        <w:rPr>
+          <w:rFonts w:ascii="Cascadia Mono" w:eastAsiaTheme="minorHAnsi" w:hAnsi="Cascadia Mono" w:cs="Cascadia Mono"/>
+          <w:color w:val="000000"/>
+          <w:sz w:val="19"/>
+          <w:szCs w:val="19"/>
+          <w:lang w:val="en-US"/>
+          <w14:ligatures w14:val="standardContextual"/>
+        </w:rPr>
+        <w:t>flattened_</w:t>
+      </w:r>
+      <w:proofErr w:type="gramStart"/>
+      <w:r>
+        <w:rPr>
+          <w:rFonts w:ascii="Cascadia Mono" w:eastAsiaTheme="minorHAnsi" w:hAnsi="Cascadia Mono" w:cs="Cascadia Mono"/>
+          <w:color w:val="000000"/>
+          <w:sz w:val="19"/>
+          <w:szCs w:val="19"/>
+          <w:lang w:val="en-US"/>
+          <w14:ligatures w14:val="standardContextual"/>
+        </w:rPr>
+        <w:t>A.begin</w:t>
+      </w:r>
+      <w:proofErr w:type="spellEnd"/>
+      <w:proofErr w:type="gramEnd"/>
+      <w:r>
+        <w:rPr>
+          <w:rFonts w:ascii="Cascadia Mono" w:eastAsiaTheme="minorHAnsi" w:hAnsi="Cascadia Mono" w:cs="Cascadia Mono"/>
+          <w:color w:val="000000"/>
+          <w:sz w:val="19"/>
+          <w:szCs w:val="19"/>
+          <w:lang w:val="en-US"/>
+          <w14:ligatures w14:val="standardContextual"/>
+        </w:rPr>
+        <w:t xml:space="preserve">() </w:t>
       </w:r>
       <w:r>
         <w:rPr>
@@ -2444,7 +3351,31 @@
           <w:lang w:val="en-US"/>
           <w14:ligatures w14:val="standardContextual"/>
         </w:rPr>
-        <w:t xml:space="preserve"> i * M);</w:t>
+        <w:t xml:space="preserve"> </w:t>
+      </w:r>
+      <w:proofErr w:type="spellStart"/>
+      <w:r>
+        <w:rPr>
+          <w:rFonts w:ascii="Cascadia Mono" w:eastAsiaTheme="minorHAnsi" w:hAnsi="Cascadia Mono" w:cs="Cascadia Mono"/>
+          <w:color w:val="000000"/>
+          <w:sz w:val="19"/>
+          <w:szCs w:val="19"/>
+          <w:lang w:val="en-US"/>
+          <w14:ligatures w14:val="standardContextual"/>
+        </w:rPr>
+        <w:t>i</w:t>
+      </w:r>
+      <w:proofErr w:type="spellEnd"/>
+      <w:r>
+        <w:rPr>
+          <w:rFonts w:ascii="Cascadia Mono" w:eastAsiaTheme="minorHAnsi" w:hAnsi="Cascadia Mono" w:cs="Cascadia Mono"/>
+          <w:color w:val="000000"/>
+          <w:sz w:val="19"/>
+          <w:szCs w:val="19"/>
+          <w:lang w:val="en-US"/>
+          <w14:ligatures w14:val="standardContextual"/>
+        </w:rPr>
+        <w:t xml:space="preserve"> * M);</w:t>
       </w:r>
     </w:p>
     <w:p>
@@ -2531,7 +3462,79 @@
           <w:lang w:val="en-US"/>
           <w14:ligatures w14:val="standardContextual"/>
         </w:rPr>
-        <w:t xml:space="preserve"> i = 0; i &lt; M; ++i) </w:t>
+        <w:t xml:space="preserve"> </w:t>
+      </w:r>
+      <w:proofErr w:type="spellStart"/>
+      <w:r>
+        <w:rPr>
+          <w:rFonts w:ascii="Cascadia Mono" w:eastAsiaTheme="minorHAnsi" w:hAnsi="Cascadia Mono" w:cs="Cascadia Mono"/>
+          <w:color w:val="000000"/>
+          <w:sz w:val="19"/>
+          <w:szCs w:val="19"/>
+          <w:lang w:val="en-US"/>
+          <w14:ligatures w14:val="standardContextual"/>
+        </w:rPr>
+        <w:t>i</w:t>
+      </w:r>
+      <w:proofErr w:type="spellEnd"/>
+      <w:r>
+        <w:rPr>
+          <w:rFonts w:ascii="Cascadia Mono" w:eastAsiaTheme="minorHAnsi" w:hAnsi="Cascadia Mono" w:cs="Cascadia Mono"/>
+          <w:color w:val="000000"/>
+          <w:sz w:val="19"/>
+          <w:szCs w:val="19"/>
+          <w:lang w:val="en-US"/>
+          <w14:ligatures w14:val="standardContextual"/>
+        </w:rPr>
+        <w:t xml:space="preserve"> = 0; </w:t>
+      </w:r>
+      <w:proofErr w:type="spellStart"/>
+      <w:r>
+        <w:rPr>
+          <w:rFonts w:ascii="Cascadia Mono" w:eastAsiaTheme="minorHAnsi" w:hAnsi="Cascadia Mono" w:cs="Cascadia Mono"/>
+          <w:color w:val="000000"/>
+          <w:sz w:val="19"/>
+          <w:szCs w:val="19"/>
+          <w:lang w:val="en-US"/>
+          <w14:ligatures w14:val="standardContextual"/>
+        </w:rPr>
+        <w:t>i</w:t>
+      </w:r>
+      <w:proofErr w:type="spellEnd"/>
+      <w:r>
+        <w:rPr>
+          <w:rFonts w:ascii="Cascadia Mono" w:eastAsiaTheme="minorHAnsi" w:hAnsi="Cascadia Mono" w:cs="Cascadia Mono"/>
+          <w:color w:val="000000"/>
+          <w:sz w:val="19"/>
+          <w:szCs w:val="19"/>
+          <w:lang w:val="en-US"/>
+          <w14:ligatures w14:val="standardContextual"/>
+        </w:rPr>
+        <w:t xml:space="preserve"> &lt; M; ++</w:t>
+      </w:r>
+      <w:proofErr w:type="spellStart"/>
+      <w:r>
+        <w:rPr>
+          <w:rFonts w:ascii="Cascadia Mono" w:eastAsiaTheme="minorHAnsi" w:hAnsi="Cascadia Mono" w:cs="Cascadia Mono"/>
+          <w:color w:val="000000"/>
+          <w:sz w:val="19"/>
+          <w:szCs w:val="19"/>
+          <w:lang w:val="en-US"/>
+          <w14:ligatures w14:val="standardContextual"/>
+        </w:rPr>
+        <w:t>i</w:t>
+      </w:r>
+      <w:proofErr w:type="spellEnd"/>
+      <w:r>
+        <w:rPr>
+          <w:rFonts w:ascii="Cascadia Mono" w:eastAsiaTheme="minorHAnsi" w:hAnsi="Cascadia Mono" w:cs="Cascadia Mono"/>
+          <w:color w:val="000000"/>
+          <w:sz w:val="19"/>
+          <w:szCs w:val="19"/>
+          <w:lang w:val="en-US"/>
+          <w14:ligatures w14:val="standardContextual"/>
+        </w:rPr>
+        <w:t xml:space="preserve">) </w:t>
       </w:r>
       <w:r>
         <w:rPr>
@@ -2600,7 +3603,31 @@
           <w:lang w:val="en-US"/>
           <w14:ligatures w14:val="standardContextual"/>
         </w:rPr>
-        <w:t xml:space="preserve">                std::copy(matrix2</w:t>
+        <w:t xml:space="preserve">                </w:t>
+      </w:r>
+      <w:proofErr w:type="gramStart"/>
+      <w:r>
+        <w:rPr>
+          <w:rFonts w:ascii="Cascadia Mono" w:eastAsiaTheme="minorHAnsi" w:hAnsi="Cascadia Mono" w:cs="Cascadia Mono"/>
+          <w:color w:val="000000"/>
+          <w:sz w:val="19"/>
+          <w:szCs w:val="19"/>
+          <w:lang w:val="en-US"/>
+          <w14:ligatures w14:val="standardContextual"/>
+        </w:rPr>
+        <w:t>std::</w:t>
+      </w:r>
+      <w:proofErr w:type="gramEnd"/>
+      <w:r>
+        <w:rPr>
+          <w:rFonts w:ascii="Cascadia Mono" w:eastAsiaTheme="minorHAnsi" w:hAnsi="Cascadia Mono" w:cs="Cascadia Mono"/>
+          <w:color w:val="000000"/>
+          <w:sz w:val="19"/>
+          <w:szCs w:val="19"/>
+          <w:lang w:val="en-US"/>
+          <w14:ligatures w14:val="standardContextual"/>
+        </w:rPr>
+        <w:t>copy(matrix2</w:t>
       </w:r>
       <w:r>
         <w:rPr>
@@ -2613,6 +3640,7 @@
         </w:rPr>
         <w:t>[</w:t>
       </w:r>
+      <w:proofErr w:type="spellStart"/>
       <w:r>
         <w:rPr>
           <w:rFonts w:ascii="Cascadia Mono" w:eastAsiaTheme="minorHAnsi" w:hAnsi="Cascadia Mono" w:cs="Cascadia Mono"/>
@@ -2624,6 +3652,8 @@
         </w:rPr>
         <w:t>i</w:t>
       </w:r>
+      <w:proofErr w:type="spellEnd"/>
+      <w:proofErr w:type="gramStart"/>
       <w:r>
         <w:rPr>
           <w:rFonts w:ascii="Cascadia Mono" w:eastAsiaTheme="minorHAnsi" w:hAnsi="Cascadia Mono" w:cs="Cascadia Mono"/>
@@ -2644,7 +3674,19 @@
           <w:lang w:val="en-US"/>
           <w14:ligatures w14:val="standardContextual"/>
         </w:rPr>
-        <w:t>.begin(), matrix2</w:t>
+        <w:t>.begin</w:t>
+      </w:r>
+      <w:proofErr w:type="gramEnd"/>
+      <w:r>
+        <w:rPr>
+          <w:rFonts w:ascii="Cascadia Mono" w:eastAsiaTheme="minorHAnsi" w:hAnsi="Cascadia Mono" w:cs="Cascadia Mono"/>
+          <w:color w:val="000000"/>
+          <w:sz w:val="19"/>
+          <w:szCs w:val="19"/>
+          <w:lang w:val="en-US"/>
+          <w14:ligatures w14:val="standardContextual"/>
+        </w:rPr>
+        <w:t>(), matrix2</w:t>
       </w:r>
       <w:r>
         <w:rPr>
@@ -2657,6 +3699,7 @@
         </w:rPr>
         <w:t>[</w:t>
       </w:r>
+      <w:proofErr w:type="spellStart"/>
       <w:r>
         <w:rPr>
           <w:rFonts w:ascii="Cascadia Mono" w:eastAsiaTheme="minorHAnsi" w:hAnsi="Cascadia Mono" w:cs="Cascadia Mono"/>
@@ -2668,6 +3711,8 @@
         </w:rPr>
         <w:t>i</w:t>
       </w:r>
+      <w:proofErr w:type="spellEnd"/>
+      <w:proofErr w:type="gramStart"/>
       <w:r>
         <w:rPr>
           <w:rFonts w:ascii="Cascadia Mono" w:eastAsiaTheme="minorHAnsi" w:hAnsi="Cascadia Mono" w:cs="Cascadia Mono"/>
@@ -2688,7 +3733,56 @@
           <w:lang w:val="en-US"/>
           <w14:ligatures w14:val="standardContextual"/>
         </w:rPr>
-        <w:t xml:space="preserve">.end(), flattened_B.begin() </w:t>
+        <w:t>.end</w:t>
+      </w:r>
+      <w:proofErr w:type="gramEnd"/>
+      <w:r>
+        <w:rPr>
+          <w:rFonts w:ascii="Cascadia Mono" w:eastAsiaTheme="minorHAnsi" w:hAnsi="Cascadia Mono" w:cs="Cascadia Mono"/>
+          <w:color w:val="000000"/>
+          <w:sz w:val="19"/>
+          <w:szCs w:val="19"/>
+          <w:lang w:val="en-US"/>
+          <w14:ligatures w14:val="standardContextual"/>
+        </w:rPr>
+        <w:t xml:space="preserve">(), </w:t>
+      </w:r>
+      <w:proofErr w:type="spellStart"/>
+      <w:r>
+        <w:rPr>
+          <w:rFonts w:ascii="Cascadia Mono" w:eastAsiaTheme="minorHAnsi" w:hAnsi="Cascadia Mono" w:cs="Cascadia Mono"/>
+          <w:color w:val="000000"/>
+          <w:sz w:val="19"/>
+          <w:szCs w:val="19"/>
+          <w:lang w:val="en-US"/>
+          <w14:ligatures w14:val="standardContextual"/>
+        </w:rPr>
+        <w:t>flattened_</w:t>
+      </w:r>
+      <w:proofErr w:type="gramStart"/>
+      <w:r>
+        <w:rPr>
+          <w:rFonts w:ascii="Cascadia Mono" w:eastAsiaTheme="minorHAnsi" w:hAnsi="Cascadia Mono" w:cs="Cascadia Mono"/>
+          <w:color w:val="000000"/>
+          <w:sz w:val="19"/>
+          <w:szCs w:val="19"/>
+          <w:lang w:val="en-US"/>
+          <w14:ligatures w14:val="standardContextual"/>
+        </w:rPr>
+        <w:t>B.begin</w:t>
+      </w:r>
+      <w:proofErr w:type="spellEnd"/>
+      <w:proofErr w:type="gramEnd"/>
+      <w:r>
+        <w:rPr>
+          <w:rFonts w:ascii="Cascadia Mono" w:eastAsiaTheme="minorHAnsi" w:hAnsi="Cascadia Mono" w:cs="Cascadia Mono"/>
+          <w:color w:val="000000"/>
+          <w:sz w:val="19"/>
+          <w:szCs w:val="19"/>
+          <w:lang w:val="en-US"/>
+          <w14:ligatures w14:val="standardContextual"/>
+        </w:rPr>
+        <w:t xml:space="preserve">() </w:t>
       </w:r>
       <w:r>
         <w:rPr>
@@ -2710,7 +3804,31 @@
           <w:lang w:val="en-US"/>
           <w14:ligatures w14:val="standardContextual"/>
         </w:rPr>
-        <w:t xml:space="preserve"> i * P);</w:t>
+        <w:t xml:space="preserve"> </w:t>
+      </w:r>
+      <w:proofErr w:type="spellStart"/>
+      <w:r>
+        <w:rPr>
+          <w:rFonts w:ascii="Cascadia Mono" w:eastAsiaTheme="minorHAnsi" w:hAnsi="Cascadia Mono" w:cs="Cascadia Mono"/>
+          <w:color w:val="000000"/>
+          <w:sz w:val="19"/>
+          <w:szCs w:val="19"/>
+          <w:lang w:val="en-US"/>
+          <w14:ligatures w14:val="standardContextual"/>
+        </w:rPr>
+        <w:t>i</w:t>
+      </w:r>
+      <w:proofErr w:type="spellEnd"/>
+      <w:r>
+        <w:rPr>
+          <w:rFonts w:ascii="Cascadia Mono" w:eastAsiaTheme="minorHAnsi" w:hAnsi="Cascadia Mono" w:cs="Cascadia Mono"/>
+          <w:color w:val="000000"/>
+          <w:sz w:val="19"/>
+          <w:szCs w:val="19"/>
+          <w:lang w:val="en-US"/>
+          <w14:ligatures w14:val="standardContextual"/>
+        </w:rPr>
+        <w:t xml:space="preserve"> * P);</w:t>
       </w:r>
     </w:p>
     <w:p>
@@ -2860,8 +3978,21 @@
           <w:lang w:val="en-US"/>
           <w14:ligatures w14:val="standardContextual"/>
         </w:rPr>
-        <w:t xml:space="preserve">        std::</w:t>
-      </w:r>
+        <w:t xml:space="preserve">        </w:t>
+      </w:r>
+      <w:proofErr w:type="gramStart"/>
+      <w:r>
+        <w:rPr>
+          <w:rFonts w:ascii="Cascadia Mono" w:eastAsiaTheme="minorHAnsi" w:hAnsi="Cascadia Mono" w:cs="Cascadia Mono"/>
+          <w:color w:val="000000"/>
+          <w:sz w:val="19"/>
+          <w:szCs w:val="19"/>
+          <w:lang w:val="en-US"/>
+          <w14:ligatures w14:val="standardContextual"/>
+        </w:rPr>
+        <w:t>std::</w:t>
+      </w:r>
+      <w:proofErr w:type="gramEnd"/>
       <w:r>
         <w:rPr>
           <w:rFonts w:ascii="Cascadia Mono" w:eastAsiaTheme="minorHAnsi" w:hAnsi="Cascadia Mono" w:cs="Cascadia Mono"/>
@@ -2904,7 +4035,31 @@
           <w:lang w:val="en-US"/>
           <w14:ligatures w14:val="standardContextual"/>
         </w:rPr>
-        <w:t>&gt; sendcounts(</w:t>
+        <w:t xml:space="preserve">&gt; </w:t>
+      </w:r>
+      <w:proofErr w:type="spellStart"/>
+      <w:r>
+        <w:rPr>
+          <w:rFonts w:ascii="Cascadia Mono" w:eastAsiaTheme="minorHAnsi" w:hAnsi="Cascadia Mono" w:cs="Cascadia Mono"/>
+          <w:color w:val="000000"/>
+          <w:sz w:val="19"/>
+          <w:szCs w:val="19"/>
+          <w:lang w:val="en-US"/>
+          <w14:ligatures w14:val="standardContextual"/>
+        </w:rPr>
+        <w:t>sendcounts</w:t>
+      </w:r>
+      <w:proofErr w:type="spellEnd"/>
+      <w:r>
+        <w:rPr>
+          <w:rFonts w:ascii="Cascadia Mono" w:eastAsiaTheme="minorHAnsi" w:hAnsi="Cascadia Mono" w:cs="Cascadia Mono"/>
+          <w:color w:val="000000"/>
+          <w:sz w:val="19"/>
+          <w:szCs w:val="19"/>
+          <w:lang w:val="en-US"/>
+          <w14:ligatures w14:val="standardContextual"/>
+        </w:rPr>
+        <w:t>(</w:t>
       </w:r>
       <w:r>
         <w:rPr>
@@ -2926,7 +4081,31 @@
           <w:lang w:val="en-US"/>
           <w14:ligatures w14:val="standardContextual"/>
         </w:rPr>
-        <w:t>), displs(</w:t>
+        <w:t xml:space="preserve">), </w:t>
+      </w:r>
+      <w:proofErr w:type="spellStart"/>
+      <w:r>
+        <w:rPr>
+          <w:rFonts w:ascii="Cascadia Mono" w:eastAsiaTheme="minorHAnsi" w:hAnsi="Cascadia Mono" w:cs="Cascadia Mono"/>
+          <w:color w:val="000000"/>
+          <w:sz w:val="19"/>
+          <w:szCs w:val="19"/>
+          <w:lang w:val="en-US"/>
+          <w14:ligatures w14:val="standardContextual"/>
+        </w:rPr>
+        <w:t>displs</w:t>
+      </w:r>
+      <w:proofErr w:type="spellEnd"/>
+      <w:r>
+        <w:rPr>
+          <w:rFonts w:ascii="Cascadia Mono" w:eastAsiaTheme="minorHAnsi" w:hAnsi="Cascadia Mono" w:cs="Cascadia Mono"/>
+          <w:color w:val="000000"/>
+          <w:sz w:val="19"/>
+          <w:szCs w:val="19"/>
+          <w:lang w:val="en-US"/>
+          <w14:ligatures w14:val="standardContextual"/>
+        </w:rPr>
+        <w:t>(</w:t>
       </w:r>
       <w:r>
         <w:rPr>
@@ -3019,7 +4198,31 @@
           <w:lang w:val="en-US"/>
           <w14:ligatures w14:val="standardContextual"/>
         </w:rPr>
-        <w:t xml:space="preserve"> base_rows = N / </w:t>
+        <w:t xml:space="preserve"> </w:t>
+      </w:r>
+      <w:proofErr w:type="spellStart"/>
+      <w:r>
+        <w:rPr>
+          <w:rFonts w:ascii="Cascadia Mono" w:eastAsiaTheme="minorHAnsi" w:hAnsi="Cascadia Mono" w:cs="Cascadia Mono"/>
+          <w:color w:val="000000"/>
+          <w:sz w:val="19"/>
+          <w:szCs w:val="19"/>
+          <w:lang w:val="en-US"/>
+          <w14:ligatures w14:val="standardContextual"/>
+        </w:rPr>
+        <w:t>base_rows</w:t>
+      </w:r>
+      <w:proofErr w:type="spellEnd"/>
+      <w:r>
+        <w:rPr>
+          <w:rFonts w:ascii="Cascadia Mono" w:eastAsiaTheme="minorHAnsi" w:hAnsi="Cascadia Mono" w:cs="Cascadia Mono"/>
+          <w:color w:val="000000"/>
+          <w:sz w:val="19"/>
+          <w:szCs w:val="19"/>
+          <w:lang w:val="en-US"/>
+          <w14:ligatures w14:val="standardContextual"/>
+        </w:rPr>
+        <w:t xml:space="preserve"> = N / </w:t>
       </w:r>
       <w:r>
         <w:rPr>
@@ -3112,7 +4315,31 @@
           <w:lang w:val="en-US"/>
           <w14:ligatures w14:val="standardContextual"/>
         </w:rPr>
-        <w:t xml:space="preserve"> extra_rows = N % </w:t>
+        <w:t xml:space="preserve"> </w:t>
+      </w:r>
+      <w:proofErr w:type="spellStart"/>
+      <w:r>
+        <w:rPr>
+          <w:rFonts w:ascii="Cascadia Mono" w:eastAsiaTheme="minorHAnsi" w:hAnsi="Cascadia Mono" w:cs="Cascadia Mono"/>
+          <w:color w:val="000000"/>
+          <w:sz w:val="19"/>
+          <w:szCs w:val="19"/>
+          <w:lang w:val="en-US"/>
+          <w14:ligatures w14:val="standardContextual"/>
+        </w:rPr>
+        <w:t>extra_rows</w:t>
+      </w:r>
+      <w:proofErr w:type="spellEnd"/>
+      <w:r>
+        <w:rPr>
+          <w:rFonts w:ascii="Cascadia Mono" w:eastAsiaTheme="minorHAnsi" w:hAnsi="Cascadia Mono" w:cs="Cascadia Mono"/>
+          <w:color w:val="000000"/>
+          <w:sz w:val="19"/>
+          <w:szCs w:val="19"/>
+          <w:lang w:val="en-US"/>
+          <w14:ligatures w14:val="standardContextual"/>
+        </w:rPr>
+        <w:t xml:space="preserve"> = N % </w:t>
       </w:r>
       <w:r>
         <w:rPr>
@@ -3199,7 +4426,31 @@
           <w:lang w:val="en-US"/>
           <w14:ligatures w14:val="standardContextual"/>
         </w:rPr>
-        <w:t xml:space="preserve"> current_displ = 0;</w:t>
+        <w:t xml:space="preserve"> </w:t>
+      </w:r>
+      <w:proofErr w:type="spellStart"/>
+      <w:r>
+        <w:rPr>
+          <w:rFonts w:ascii="Cascadia Mono" w:eastAsiaTheme="minorHAnsi" w:hAnsi="Cascadia Mono" w:cs="Cascadia Mono"/>
+          <w:color w:val="000000"/>
+          <w:sz w:val="19"/>
+          <w:szCs w:val="19"/>
+          <w:lang w:val="en-US"/>
+          <w14:ligatures w14:val="standardContextual"/>
+        </w:rPr>
+        <w:t>current_displ</w:t>
+      </w:r>
+      <w:proofErr w:type="spellEnd"/>
+      <w:r>
+        <w:rPr>
+          <w:rFonts w:ascii="Cascadia Mono" w:eastAsiaTheme="minorHAnsi" w:hAnsi="Cascadia Mono" w:cs="Cascadia Mono"/>
+          <w:color w:val="000000"/>
+          <w:sz w:val="19"/>
+          <w:szCs w:val="19"/>
+          <w:lang w:val="en-US"/>
+          <w14:ligatures w14:val="standardContextual"/>
+        </w:rPr>
+        <w:t xml:space="preserve"> = 0;</w:t>
       </w:r>
     </w:p>
     <w:p>
@@ -3270,7 +4521,55 @@
           <w:lang w:val="en-US"/>
           <w14:ligatures w14:val="standardContextual"/>
         </w:rPr>
-        <w:t xml:space="preserve"> i = 0; i &lt; </w:t>
+        <w:t xml:space="preserve"> </w:t>
+      </w:r>
+      <w:proofErr w:type="spellStart"/>
+      <w:r>
+        <w:rPr>
+          <w:rFonts w:ascii="Cascadia Mono" w:eastAsiaTheme="minorHAnsi" w:hAnsi="Cascadia Mono" w:cs="Cascadia Mono"/>
+          <w:color w:val="000000"/>
+          <w:sz w:val="19"/>
+          <w:szCs w:val="19"/>
+          <w:lang w:val="en-US"/>
+          <w14:ligatures w14:val="standardContextual"/>
+        </w:rPr>
+        <w:t>i</w:t>
+      </w:r>
+      <w:proofErr w:type="spellEnd"/>
+      <w:r>
+        <w:rPr>
+          <w:rFonts w:ascii="Cascadia Mono" w:eastAsiaTheme="minorHAnsi" w:hAnsi="Cascadia Mono" w:cs="Cascadia Mono"/>
+          <w:color w:val="000000"/>
+          <w:sz w:val="19"/>
+          <w:szCs w:val="19"/>
+          <w:lang w:val="en-US"/>
+          <w14:ligatures w14:val="standardContextual"/>
+        </w:rPr>
+        <w:t xml:space="preserve"> = 0; </w:t>
+      </w:r>
+      <w:proofErr w:type="spellStart"/>
+      <w:r>
+        <w:rPr>
+          <w:rFonts w:ascii="Cascadia Mono" w:eastAsiaTheme="minorHAnsi" w:hAnsi="Cascadia Mono" w:cs="Cascadia Mono"/>
+          <w:color w:val="000000"/>
+          <w:sz w:val="19"/>
+          <w:szCs w:val="19"/>
+          <w:lang w:val="en-US"/>
+          <w14:ligatures w14:val="standardContextual"/>
+        </w:rPr>
+        <w:t>i</w:t>
+      </w:r>
+      <w:proofErr w:type="spellEnd"/>
+      <w:r>
+        <w:rPr>
+          <w:rFonts w:ascii="Cascadia Mono" w:eastAsiaTheme="minorHAnsi" w:hAnsi="Cascadia Mono" w:cs="Cascadia Mono"/>
+          <w:color w:val="000000"/>
+          <w:sz w:val="19"/>
+          <w:szCs w:val="19"/>
+          <w:lang w:val="en-US"/>
+          <w14:ligatures w14:val="standardContextual"/>
+        </w:rPr>
+        <w:t xml:space="preserve"> &lt; </w:t>
       </w:r>
       <w:r>
         <w:rPr>
@@ -3292,7 +4591,31 @@
           <w:lang w:val="en-US"/>
           <w14:ligatures w14:val="standardContextual"/>
         </w:rPr>
-        <w:t>; ++i) {</w:t>
+        <w:t>; ++</w:t>
+      </w:r>
+      <w:proofErr w:type="spellStart"/>
+      <w:r>
+        <w:rPr>
+          <w:rFonts w:ascii="Cascadia Mono" w:eastAsiaTheme="minorHAnsi" w:hAnsi="Cascadia Mono" w:cs="Cascadia Mono"/>
+          <w:color w:val="000000"/>
+          <w:sz w:val="19"/>
+          <w:szCs w:val="19"/>
+          <w:lang w:val="en-US"/>
+          <w14:ligatures w14:val="standardContextual"/>
+        </w:rPr>
+        <w:t>i</w:t>
+      </w:r>
+      <w:proofErr w:type="spellEnd"/>
+      <w:r>
+        <w:rPr>
+          <w:rFonts w:ascii="Cascadia Mono" w:eastAsiaTheme="minorHAnsi" w:hAnsi="Cascadia Mono" w:cs="Cascadia Mono"/>
+          <w:color w:val="000000"/>
+          <w:sz w:val="19"/>
+          <w:szCs w:val="19"/>
+          <w:lang w:val="en-US"/>
+          <w14:ligatures w14:val="standardContextual"/>
+        </w:rPr>
+        <w:t>) {</w:t>
       </w:r>
     </w:p>
     <w:p>
@@ -3363,7 +4686,79 @@
           <w:lang w:val="en-US"/>
           <w14:ligatures w14:val="standardContextual"/>
         </w:rPr>
-        <w:t xml:space="preserve"> rows = base_rows + (i &lt; extra_rows);</w:t>
+        <w:t xml:space="preserve"> rows = </w:t>
+      </w:r>
+      <w:proofErr w:type="spellStart"/>
+      <w:r>
+        <w:rPr>
+          <w:rFonts w:ascii="Cascadia Mono" w:eastAsiaTheme="minorHAnsi" w:hAnsi="Cascadia Mono" w:cs="Cascadia Mono"/>
+          <w:color w:val="000000"/>
+          <w:sz w:val="19"/>
+          <w:szCs w:val="19"/>
+          <w:lang w:val="en-US"/>
+          <w14:ligatures w14:val="standardContextual"/>
+        </w:rPr>
+        <w:t>base_rows</w:t>
+      </w:r>
+      <w:proofErr w:type="spellEnd"/>
+      <w:r>
+        <w:rPr>
+          <w:rFonts w:ascii="Cascadia Mono" w:eastAsiaTheme="minorHAnsi" w:hAnsi="Cascadia Mono" w:cs="Cascadia Mono"/>
+          <w:color w:val="000000"/>
+          <w:sz w:val="19"/>
+          <w:szCs w:val="19"/>
+          <w:lang w:val="en-US"/>
+          <w14:ligatures w14:val="standardContextual"/>
+        </w:rPr>
+        <w:t xml:space="preserve"> + (</w:t>
+      </w:r>
+      <w:proofErr w:type="spellStart"/>
+      <w:r>
+        <w:rPr>
+          <w:rFonts w:ascii="Cascadia Mono" w:eastAsiaTheme="minorHAnsi" w:hAnsi="Cascadia Mono" w:cs="Cascadia Mono"/>
+          <w:color w:val="000000"/>
+          <w:sz w:val="19"/>
+          <w:szCs w:val="19"/>
+          <w:lang w:val="en-US"/>
+          <w14:ligatures w14:val="standardContextual"/>
+        </w:rPr>
+        <w:t>i</w:t>
+      </w:r>
+      <w:proofErr w:type="spellEnd"/>
+      <w:r>
+        <w:rPr>
+          <w:rFonts w:ascii="Cascadia Mono" w:eastAsiaTheme="minorHAnsi" w:hAnsi="Cascadia Mono" w:cs="Cascadia Mono"/>
+          <w:color w:val="000000"/>
+          <w:sz w:val="19"/>
+          <w:szCs w:val="19"/>
+          <w:lang w:val="en-US"/>
+          <w14:ligatures w14:val="standardContextual"/>
+        </w:rPr>
+        <w:t xml:space="preserve"> &lt; </w:t>
+      </w:r>
+      <w:proofErr w:type="spellStart"/>
+      <w:r>
+        <w:rPr>
+          <w:rFonts w:ascii="Cascadia Mono" w:eastAsiaTheme="minorHAnsi" w:hAnsi="Cascadia Mono" w:cs="Cascadia Mono"/>
+          <w:color w:val="000000"/>
+          <w:sz w:val="19"/>
+          <w:szCs w:val="19"/>
+          <w:lang w:val="en-US"/>
+          <w14:ligatures w14:val="standardContextual"/>
+        </w:rPr>
+        <w:t>extra_rows</w:t>
+      </w:r>
+      <w:proofErr w:type="spellEnd"/>
+      <w:r>
+        <w:rPr>
+          <w:rFonts w:ascii="Cascadia Mono" w:eastAsiaTheme="minorHAnsi" w:hAnsi="Cascadia Mono" w:cs="Cascadia Mono"/>
+          <w:color w:val="000000"/>
+          <w:sz w:val="19"/>
+          <w:szCs w:val="19"/>
+          <w:lang w:val="en-US"/>
+          <w14:ligatures w14:val="standardContextual"/>
+        </w:rPr>
+        <w:t>);</w:t>
       </w:r>
     </w:p>
     <w:p>
@@ -3390,8 +4785,21 @@
           <w:lang w:val="en-US"/>
           <w14:ligatures w14:val="standardContextual"/>
         </w:rPr>
-        <w:t xml:space="preserve">            sendcounts</w:t>
-      </w:r>
+        <w:t xml:space="preserve">            </w:t>
+      </w:r>
+      <w:proofErr w:type="spellStart"/>
+      <w:r>
+        <w:rPr>
+          <w:rFonts w:ascii="Cascadia Mono" w:eastAsiaTheme="minorHAnsi" w:hAnsi="Cascadia Mono" w:cs="Cascadia Mono"/>
+          <w:color w:val="000000"/>
+          <w:sz w:val="19"/>
+          <w:szCs w:val="19"/>
+          <w:lang w:val="en-US"/>
+          <w14:ligatures w14:val="standardContextual"/>
+        </w:rPr>
+        <w:t>sendcounts</w:t>
+      </w:r>
+      <w:proofErr w:type="spellEnd"/>
       <w:r>
         <w:rPr>
           <w:rFonts w:ascii="Cascadia Mono" w:eastAsiaTheme="minorHAnsi" w:hAnsi="Cascadia Mono" w:cs="Cascadia Mono"/>
@@ -3403,6 +4811,7 @@
         </w:rPr>
         <w:t>[</w:t>
       </w:r>
+      <w:proofErr w:type="spellStart"/>
       <w:r>
         <w:rPr>
           <w:rFonts w:ascii="Cascadia Mono" w:eastAsiaTheme="minorHAnsi" w:hAnsi="Cascadia Mono" w:cs="Cascadia Mono"/>
@@ -3414,6 +4823,7 @@
         </w:rPr>
         <w:t>i</w:t>
       </w:r>
+      <w:proofErr w:type="spellEnd"/>
       <w:r>
         <w:rPr>
           <w:rFonts w:ascii="Cascadia Mono" w:eastAsiaTheme="minorHAnsi" w:hAnsi="Cascadia Mono" w:cs="Cascadia Mono"/>
@@ -3461,8 +4871,21 @@
           <w:lang w:val="en-US"/>
           <w14:ligatures w14:val="standardContextual"/>
         </w:rPr>
-        <w:t xml:space="preserve">            displs</w:t>
-      </w:r>
+        <w:t xml:space="preserve">            </w:t>
+      </w:r>
+      <w:proofErr w:type="spellStart"/>
+      <w:r>
+        <w:rPr>
+          <w:rFonts w:ascii="Cascadia Mono" w:eastAsiaTheme="minorHAnsi" w:hAnsi="Cascadia Mono" w:cs="Cascadia Mono"/>
+          <w:color w:val="000000"/>
+          <w:sz w:val="19"/>
+          <w:szCs w:val="19"/>
+          <w:lang w:val="en-US"/>
+          <w14:ligatures w14:val="standardContextual"/>
+        </w:rPr>
+        <w:t>displs</w:t>
+      </w:r>
+      <w:proofErr w:type="spellEnd"/>
       <w:r>
         <w:rPr>
           <w:rFonts w:ascii="Cascadia Mono" w:eastAsiaTheme="minorHAnsi" w:hAnsi="Cascadia Mono" w:cs="Cascadia Mono"/>
@@ -3474,6 +4897,7 @@
         </w:rPr>
         <w:t>[</w:t>
       </w:r>
+      <w:proofErr w:type="spellStart"/>
       <w:r>
         <w:rPr>
           <w:rFonts w:ascii="Cascadia Mono" w:eastAsiaTheme="minorHAnsi" w:hAnsi="Cascadia Mono" w:cs="Cascadia Mono"/>
@@ -3485,6 +4909,7 @@
         </w:rPr>
         <w:t>i</w:t>
       </w:r>
+      <w:proofErr w:type="spellEnd"/>
       <w:r>
         <w:rPr>
           <w:rFonts w:ascii="Cascadia Mono" w:eastAsiaTheme="minorHAnsi" w:hAnsi="Cascadia Mono" w:cs="Cascadia Mono"/>
@@ -3505,7 +4930,31 @@
           <w:lang w:val="en-US"/>
           <w14:ligatures w14:val="standardContextual"/>
         </w:rPr>
-        <w:t xml:space="preserve"> = current_displ;</w:t>
+        <w:t xml:space="preserve"> = </w:t>
+      </w:r>
+      <w:proofErr w:type="spellStart"/>
+      <w:r>
+        <w:rPr>
+          <w:rFonts w:ascii="Cascadia Mono" w:eastAsiaTheme="minorHAnsi" w:hAnsi="Cascadia Mono" w:cs="Cascadia Mono"/>
+          <w:color w:val="000000"/>
+          <w:sz w:val="19"/>
+          <w:szCs w:val="19"/>
+          <w:lang w:val="en-US"/>
+          <w14:ligatures w14:val="standardContextual"/>
+        </w:rPr>
+        <w:t>current_displ</w:t>
+      </w:r>
+      <w:proofErr w:type="spellEnd"/>
+      <w:r>
+        <w:rPr>
+          <w:rFonts w:ascii="Cascadia Mono" w:eastAsiaTheme="minorHAnsi" w:hAnsi="Cascadia Mono" w:cs="Cascadia Mono"/>
+          <w:color w:val="000000"/>
+          <w:sz w:val="19"/>
+          <w:szCs w:val="19"/>
+          <w:lang w:val="en-US"/>
+          <w14:ligatures w14:val="standardContextual"/>
+        </w:rPr>
+        <w:t>;</w:t>
       </w:r>
     </w:p>
     <w:p>
@@ -3532,8 +4981,45 @@
           <w:lang w:val="en-US"/>
           <w14:ligatures w14:val="standardContextual"/>
         </w:rPr>
-        <w:t xml:space="preserve">            current_displ += sendcounts</w:t>
-      </w:r>
+        <w:t xml:space="preserve">            </w:t>
+      </w:r>
+      <w:proofErr w:type="spellStart"/>
+      <w:r>
+        <w:rPr>
+          <w:rFonts w:ascii="Cascadia Mono" w:eastAsiaTheme="minorHAnsi" w:hAnsi="Cascadia Mono" w:cs="Cascadia Mono"/>
+          <w:color w:val="000000"/>
+          <w:sz w:val="19"/>
+          <w:szCs w:val="19"/>
+          <w:lang w:val="en-US"/>
+          <w14:ligatures w14:val="standardContextual"/>
+        </w:rPr>
+        <w:t>current_displ</w:t>
+      </w:r>
+      <w:proofErr w:type="spellEnd"/>
+      <w:r>
+        <w:rPr>
+          <w:rFonts w:ascii="Cascadia Mono" w:eastAsiaTheme="minorHAnsi" w:hAnsi="Cascadia Mono" w:cs="Cascadia Mono"/>
+          <w:color w:val="000000"/>
+          <w:sz w:val="19"/>
+          <w:szCs w:val="19"/>
+          <w:lang w:val="en-US"/>
+          <w14:ligatures w14:val="standardContextual"/>
+        </w:rPr>
+        <w:t xml:space="preserve"> += </w:t>
+      </w:r>
+      <w:proofErr w:type="spellStart"/>
+      <w:r>
+        <w:rPr>
+          <w:rFonts w:ascii="Cascadia Mono" w:eastAsiaTheme="minorHAnsi" w:hAnsi="Cascadia Mono" w:cs="Cascadia Mono"/>
+          <w:color w:val="000000"/>
+          <w:sz w:val="19"/>
+          <w:szCs w:val="19"/>
+          <w:lang w:val="en-US"/>
+          <w14:ligatures w14:val="standardContextual"/>
+        </w:rPr>
+        <w:t>sendcounts</w:t>
+      </w:r>
+      <w:proofErr w:type="spellEnd"/>
       <w:r>
         <w:rPr>
           <w:rFonts w:ascii="Cascadia Mono" w:eastAsiaTheme="minorHAnsi" w:hAnsi="Cascadia Mono" w:cs="Cascadia Mono"/>
@@ -3545,6 +5031,7 @@
         </w:rPr>
         <w:t>[</w:t>
       </w:r>
+      <w:proofErr w:type="spellStart"/>
       <w:r>
         <w:rPr>
           <w:rFonts w:ascii="Cascadia Mono" w:eastAsiaTheme="minorHAnsi" w:hAnsi="Cascadia Mono" w:cs="Cascadia Mono"/>
@@ -3556,6 +5043,7 @@
         </w:rPr>
         <w:t>i</w:t>
       </w:r>
+      <w:proofErr w:type="spellEnd"/>
       <w:r>
         <w:rPr>
           <w:rFonts w:ascii="Cascadia Mono" w:eastAsiaTheme="minorHAnsi" w:hAnsi="Cascadia Mono" w:cs="Cascadia Mono"/>
@@ -3759,8 +5247,45 @@
           <w:lang w:val="en-US"/>
           <w14:ligatures w14:val="standardContextual"/>
         </w:rPr>
-        <w:t xml:space="preserve"> local_rows = sendcounts</w:t>
-      </w:r>
+        <w:t xml:space="preserve"> </w:t>
+      </w:r>
+      <w:proofErr w:type="spellStart"/>
+      <w:r>
+        <w:rPr>
+          <w:rFonts w:ascii="Cascadia Mono" w:eastAsiaTheme="minorHAnsi" w:hAnsi="Cascadia Mono" w:cs="Cascadia Mono"/>
+          <w:color w:val="000000"/>
+          <w:sz w:val="19"/>
+          <w:szCs w:val="19"/>
+          <w:lang w:val="en-US"/>
+          <w14:ligatures w14:val="standardContextual"/>
+        </w:rPr>
+        <w:t>local_rows</w:t>
+      </w:r>
+      <w:proofErr w:type="spellEnd"/>
+      <w:r>
+        <w:rPr>
+          <w:rFonts w:ascii="Cascadia Mono" w:eastAsiaTheme="minorHAnsi" w:hAnsi="Cascadia Mono" w:cs="Cascadia Mono"/>
+          <w:color w:val="000000"/>
+          <w:sz w:val="19"/>
+          <w:szCs w:val="19"/>
+          <w:lang w:val="en-US"/>
+          <w14:ligatures w14:val="standardContextual"/>
+        </w:rPr>
+        <w:t xml:space="preserve"> = </w:t>
+      </w:r>
+      <w:proofErr w:type="spellStart"/>
+      <w:r>
+        <w:rPr>
+          <w:rFonts w:ascii="Cascadia Mono" w:eastAsiaTheme="minorHAnsi" w:hAnsi="Cascadia Mono" w:cs="Cascadia Mono"/>
+          <w:color w:val="000000"/>
+          <w:sz w:val="19"/>
+          <w:szCs w:val="19"/>
+          <w:lang w:val="en-US"/>
+          <w14:ligatures w14:val="standardContextual"/>
+        </w:rPr>
+        <w:t>sendcounts</w:t>
+      </w:r>
+      <w:proofErr w:type="spellEnd"/>
       <w:r>
         <w:rPr>
           <w:rFonts w:ascii="Cascadia Mono" w:eastAsiaTheme="minorHAnsi" w:hAnsi="Cascadia Mono" w:cs="Cascadia Mono"/>
@@ -3831,8 +5356,21 @@
           <w14:ligatures w14:val="standardContextual"/>
         </w:rPr>
         <w:lastRenderedPageBreak/>
-        <w:t xml:space="preserve">        std::</w:t>
-      </w:r>
+        <w:t xml:space="preserve">        </w:t>
+      </w:r>
+      <w:proofErr w:type="gramStart"/>
+      <w:r>
+        <w:rPr>
+          <w:rFonts w:ascii="Cascadia Mono" w:eastAsiaTheme="minorHAnsi" w:hAnsi="Cascadia Mono" w:cs="Cascadia Mono"/>
+          <w:color w:val="000000"/>
+          <w:sz w:val="19"/>
+          <w:szCs w:val="19"/>
+          <w:lang w:val="en-US"/>
+          <w14:ligatures w14:val="standardContextual"/>
+        </w:rPr>
+        <w:t>std::</w:t>
+      </w:r>
+      <w:proofErr w:type="gramEnd"/>
       <w:r>
         <w:rPr>
           <w:rFonts w:ascii="Cascadia Mono" w:eastAsiaTheme="minorHAnsi" w:hAnsi="Cascadia Mono" w:cs="Cascadia Mono"/>
@@ -3875,8 +5413,45 @@
           <w:lang w:val="en-US"/>
           <w14:ligatures w14:val="standardContextual"/>
         </w:rPr>
-        <w:t>&gt; local_A(sendcounts</w:t>
-      </w:r>
+        <w:t xml:space="preserve">&gt; </w:t>
+      </w:r>
+      <w:proofErr w:type="spellStart"/>
+      <w:r>
+        <w:rPr>
+          <w:rFonts w:ascii="Cascadia Mono" w:eastAsiaTheme="minorHAnsi" w:hAnsi="Cascadia Mono" w:cs="Cascadia Mono"/>
+          <w:color w:val="000000"/>
+          <w:sz w:val="19"/>
+          <w:szCs w:val="19"/>
+          <w:lang w:val="en-US"/>
+          <w14:ligatures w14:val="standardContextual"/>
+        </w:rPr>
+        <w:t>local_A</w:t>
+      </w:r>
+      <w:proofErr w:type="spellEnd"/>
+      <w:r>
+        <w:rPr>
+          <w:rFonts w:ascii="Cascadia Mono" w:eastAsiaTheme="minorHAnsi" w:hAnsi="Cascadia Mono" w:cs="Cascadia Mono"/>
+          <w:color w:val="000000"/>
+          <w:sz w:val="19"/>
+          <w:szCs w:val="19"/>
+          <w:lang w:val="en-US"/>
+          <w14:ligatures w14:val="standardContextual"/>
+        </w:rPr>
+        <w:t>(</w:t>
+      </w:r>
+      <w:proofErr w:type="spellStart"/>
+      <w:r>
+        <w:rPr>
+          <w:rFonts w:ascii="Cascadia Mono" w:eastAsiaTheme="minorHAnsi" w:hAnsi="Cascadia Mono" w:cs="Cascadia Mono"/>
+          <w:color w:val="000000"/>
+          <w:sz w:val="19"/>
+          <w:szCs w:val="19"/>
+          <w:lang w:val="en-US"/>
+          <w14:ligatures w14:val="standardContextual"/>
+        </w:rPr>
+        <w:t>sendcounts</w:t>
+      </w:r>
+      <w:proofErr w:type="spellEnd"/>
       <w:r>
         <w:rPr>
           <w:rFonts w:ascii="Cascadia Mono" w:eastAsiaTheme="minorHAnsi" w:hAnsi="Cascadia Mono" w:cs="Cascadia Mono"/>
@@ -3946,8 +5521,21 @@
           <w:lang w:val="en-US"/>
           <w14:ligatures w14:val="standardContextual"/>
         </w:rPr>
-        <w:t xml:space="preserve">        std::</w:t>
-      </w:r>
+        <w:t xml:space="preserve">        </w:t>
+      </w:r>
+      <w:proofErr w:type="gramStart"/>
+      <w:r>
+        <w:rPr>
+          <w:rFonts w:ascii="Cascadia Mono" w:eastAsiaTheme="minorHAnsi" w:hAnsi="Cascadia Mono" w:cs="Cascadia Mono"/>
+          <w:color w:val="000000"/>
+          <w:sz w:val="19"/>
+          <w:szCs w:val="19"/>
+          <w:lang w:val="en-US"/>
+          <w14:ligatures w14:val="standardContextual"/>
+        </w:rPr>
+        <w:t>std::</w:t>
+      </w:r>
+      <w:proofErr w:type="gramEnd"/>
       <w:r>
         <w:rPr>
           <w:rFonts w:ascii="Cascadia Mono" w:eastAsiaTheme="minorHAnsi" w:hAnsi="Cascadia Mono" w:cs="Cascadia Mono"/>
@@ -3990,7 +5578,55 @@
           <w:lang w:val="en-US"/>
           <w14:ligatures w14:val="standardContextual"/>
         </w:rPr>
-        <w:t>&gt; local_B(M * P);</w:t>
+        <w:t xml:space="preserve">&gt; </w:t>
+      </w:r>
+      <w:proofErr w:type="spellStart"/>
+      <w:r>
+        <w:rPr>
+          <w:rFonts w:ascii="Cascadia Mono" w:eastAsiaTheme="minorHAnsi" w:hAnsi="Cascadia Mono" w:cs="Cascadia Mono"/>
+          <w:color w:val="000000"/>
+          <w:sz w:val="19"/>
+          <w:szCs w:val="19"/>
+          <w:lang w:val="en-US"/>
+          <w14:ligatures w14:val="standardContextual"/>
+        </w:rPr>
+        <w:t>local_</w:t>
+      </w:r>
+      <w:proofErr w:type="gramStart"/>
+      <w:r>
+        <w:rPr>
+          <w:rFonts w:ascii="Cascadia Mono" w:eastAsiaTheme="minorHAnsi" w:hAnsi="Cascadia Mono" w:cs="Cascadia Mono"/>
+          <w:color w:val="000000"/>
+          <w:sz w:val="19"/>
+          <w:szCs w:val="19"/>
+          <w:lang w:val="en-US"/>
+          <w14:ligatures w14:val="standardContextual"/>
+        </w:rPr>
+        <w:t>B</w:t>
+      </w:r>
+      <w:proofErr w:type="spellEnd"/>
+      <w:r>
+        <w:rPr>
+          <w:rFonts w:ascii="Cascadia Mono" w:eastAsiaTheme="minorHAnsi" w:hAnsi="Cascadia Mono" w:cs="Cascadia Mono"/>
+          <w:color w:val="000000"/>
+          <w:sz w:val="19"/>
+          <w:szCs w:val="19"/>
+          <w:lang w:val="en-US"/>
+          <w14:ligatures w14:val="standardContextual"/>
+        </w:rPr>
+        <w:t>(</w:t>
+      </w:r>
+      <w:proofErr w:type="gramEnd"/>
+      <w:r>
+        <w:rPr>
+          <w:rFonts w:ascii="Cascadia Mono" w:eastAsiaTheme="minorHAnsi" w:hAnsi="Cascadia Mono" w:cs="Cascadia Mono"/>
+          <w:color w:val="000000"/>
+          <w:sz w:val="19"/>
+          <w:szCs w:val="19"/>
+          <w:lang w:val="en-US"/>
+          <w14:ligatures w14:val="standardContextual"/>
+        </w:rPr>
+        <w:t>M * P);</w:t>
       </w:r>
     </w:p>
     <w:p>
@@ -4067,8 +5703,42 @@
           <w:szCs w:val="19"/>
           <w14:ligatures w14:val="standardContextual"/>
         </w:rPr>
-        <w:t xml:space="preserve">        MPI_Scatterv(</w:t>
-      </w:r>
+        <w:t xml:space="preserve">        </w:t>
+      </w:r>
+      <w:proofErr w:type="spellStart"/>
+      <w:r>
+        <w:rPr>
+          <w:rFonts w:ascii="Cascadia Mono" w:eastAsiaTheme="minorHAnsi" w:hAnsi="Cascadia Mono" w:cs="Cascadia Mono"/>
+          <w:color w:val="000000"/>
+          <w:sz w:val="19"/>
+          <w:szCs w:val="19"/>
+          <w14:ligatures w14:val="standardContextual"/>
+        </w:rPr>
+        <w:t>MPI_</w:t>
+      </w:r>
+      <w:proofErr w:type="gramStart"/>
+      <w:r>
+        <w:rPr>
+          <w:rFonts w:ascii="Cascadia Mono" w:eastAsiaTheme="minorHAnsi" w:hAnsi="Cascadia Mono" w:cs="Cascadia Mono"/>
+          <w:color w:val="000000"/>
+          <w:sz w:val="19"/>
+          <w:szCs w:val="19"/>
+          <w14:ligatures w14:val="standardContextual"/>
+        </w:rPr>
+        <w:t>Scatterv</w:t>
+      </w:r>
+      <w:proofErr w:type="spellEnd"/>
+      <w:r>
+        <w:rPr>
+          <w:rFonts w:ascii="Cascadia Mono" w:eastAsiaTheme="minorHAnsi" w:hAnsi="Cascadia Mono" w:cs="Cascadia Mono"/>
+          <w:color w:val="000000"/>
+          <w:sz w:val="19"/>
+          <w:szCs w:val="19"/>
+          <w14:ligatures w14:val="standardContextual"/>
+        </w:rPr>
+        <w:t>(</w:t>
+      </w:r>
+      <w:proofErr w:type="gramEnd"/>
     </w:p>
     <w:p>
       <w:pPr>
@@ -4095,16 +5765,149 @@
         </w:rPr>
         <w:t xml:space="preserve">            </w:t>
       </w:r>
-      <w:r>
-        <w:rPr>
-          <w:rFonts w:ascii="Cascadia Mono" w:eastAsiaTheme="minorHAnsi" w:hAnsi="Cascadia Mono" w:cs="Cascadia Mono"/>
-          <w:color w:val="000000"/>
-          <w:sz w:val="19"/>
-          <w:szCs w:val="19"/>
-          <w:lang w:val="en-US"/>
-          <w14:ligatures w14:val="standardContextual"/>
-        </w:rPr>
-        <w:t xml:space="preserve">flattened_A.data(), sendcounts.data(), displs.data(), </w:t>
+      <w:proofErr w:type="spellStart"/>
+      <w:r>
+        <w:rPr>
+          <w:rFonts w:ascii="Cascadia Mono" w:eastAsiaTheme="minorHAnsi" w:hAnsi="Cascadia Mono" w:cs="Cascadia Mono"/>
+          <w:color w:val="000000"/>
+          <w:sz w:val="19"/>
+          <w:szCs w:val="19"/>
+          <w:lang w:val="en-US"/>
+          <w14:ligatures w14:val="standardContextual"/>
+        </w:rPr>
+        <w:t>flattened_A.</w:t>
+      </w:r>
+      <w:proofErr w:type="gramStart"/>
+      <w:r>
+        <w:rPr>
+          <w:rFonts w:ascii="Cascadia Mono" w:eastAsiaTheme="minorHAnsi" w:hAnsi="Cascadia Mono" w:cs="Cascadia Mono"/>
+          <w:color w:val="000000"/>
+          <w:sz w:val="19"/>
+          <w:szCs w:val="19"/>
+          <w:lang w:val="en-US"/>
+          <w14:ligatures w14:val="standardContextual"/>
+        </w:rPr>
+        <w:t>data</w:t>
+      </w:r>
+      <w:proofErr w:type="spellEnd"/>
+      <w:r>
+        <w:rPr>
+          <w:rFonts w:ascii="Cascadia Mono" w:eastAsiaTheme="minorHAnsi" w:hAnsi="Cascadia Mono" w:cs="Cascadia Mono"/>
+          <w:color w:val="000000"/>
+          <w:sz w:val="19"/>
+          <w:szCs w:val="19"/>
+          <w:lang w:val="en-US"/>
+          <w14:ligatures w14:val="standardContextual"/>
+        </w:rPr>
+        <w:t>(</w:t>
+      </w:r>
+      <w:proofErr w:type="gramEnd"/>
+      <w:r>
+        <w:rPr>
+          <w:rFonts w:ascii="Cascadia Mono" w:eastAsiaTheme="minorHAnsi" w:hAnsi="Cascadia Mono" w:cs="Cascadia Mono"/>
+          <w:color w:val="000000"/>
+          <w:sz w:val="19"/>
+          <w:szCs w:val="19"/>
+          <w:lang w:val="en-US"/>
+          <w14:ligatures w14:val="standardContextual"/>
+        </w:rPr>
+        <w:t xml:space="preserve">), </w:t>
+      </w:r>
+      <w:proofErr w:type="spellStart"/>
+      <w:r>
+        <w:rPr>
+          <w:rFonts w:ascii="Cascadia Mono" w:eastAsiaTheme="minorHAnsi" w:hAnsi="Cascadia Mono" w:cs="Cascadia Mono"/>
+          <w:color w:val="000000"/>
+          <w:sz w:val="19"/>
+          <w:szCs w:val="19"/>
+          <w:lang w:val="en-US"/>
+          <w14:ligatures w14:val="standardContextual"/>
+        </w:rPr>
+        <w:t>sendcounts.</w:t>
+      </w:r>
+      <w:proofErr w:type="gramStart"/>
+      <w:r>
+        <w:rPr>
+          <w:rFonts w:ascii="Cascadia Mono" w:eastAsiaTheme="minorHAnsi" w:hAnsi="Cascadia Mono" w:cs="Cascadia Mono"/>
+          <w:color w:val="000000"/>
+          <w:sz w:val="19"/>
+          <w:szCs w:val="19"/>
+          <w:lang w:val="en-US"/>
+          <w14:ligatures w14:val="standardContextual"/>
+        </w:rPr>
+        <w:t>data</w:t>
+      </w:r>
+      <w:proofErr w:type="spellEnd"/>
+      <w:r>
+        <w:rPr>
+          <w:rFonts w:ascii="Cascadia Mono" w:eastAsiaTheme="minorHAnsi" w:hAnsi="Cascadia Mono" w:cs="Cascadia Mono"/>
+          <w:color w:val="000000"/>
+          <w:sz w:val="19"/>
+          <w:szCs w:val="19"/>
+          <w:lang w:val="en-US"/>
+          <w14:ligatures w14:val="standardContextual"/>
+        </w:rPr>
+        <w:t>(</w:t>
+      </w:r>
+      <w:proofErr w:type="gramEnd"/>
+      <w:r>
+        <w:rPr>
+          <w:rFonts w:ascii="Cascadia Mono" w:eastAsiaTheme="minorHAnsi" w:hAnsi="Cascadia Mono" w:cs="Cascadia Mono"/>
+          <w:color w:val="000000"/>
+          <w:sz w:val="19"/>
+          <w:szCs w:val="19"/>
+          <w:lang w:val="en-US"/>
+          <w14:ligatures w14:val="standardContextual"/>
+        </w:rPr>
+        <w:t xml:space="preserve">), </w:t>
+      </w:r>
+      <w:proofErr w:type="spellStart"/>
+      <w:r>
+        <w:rPr>
+          <w:rFonts w:ascii="Cascadia Mono" w:eastAsiaTheme="minorHAnsi" w:hAnsi="Cascadia Mono" w:cs="Cascadia Mono"/>
+          <w:color w:val="000000"/>
+          <w:sz w:val="19"/>
+          <w:szCs w:val="19"/>
+          <w:lang w:val="en-US"/>
+          <w14:ligatures w14:val="standardContextual"/>
+        </w:rPr>
+        <w:t>displs.</w:t>
+      </w:r>
+      <w:proofErr w:type="gramStart"/>
+      <w:r>
+        <w:rPr>
+          <w:rFonts w:ascii="Cascadia Mono" w:eastAsiaTheme="minorHAnsi" w:hAnsi="Cascadia Mono" w:cs="Cascadia Mono"/>
+          <w:color w:val="000000"/>
+          <w:sz w:val="19"/>
+          <w:szCs w:val="19"/>
+          <w:lang w:val="en-US"/>
+          <w14:ligatures w14:val="standardContextual"/>
+        </w:rPr>
+        <w:t>data</w:t>
+      </w:r>
+      <w:proofErr w:type="spellEnd"/>
+      <w:r>
+        <w:rPr>
+          <w:rFonts w:ascii="Cascadia Mono" w:eastAsiaTheme="minorHAnsi" w:hAnsi="Cascadia Mono" w:cs="Cascadia Mono"/>
+          <w:color w:val="000000"/>
+          <w:sz w:val="19"/>
+          <w:szCs w:val="19"/>
+          <w:lang w:val="en-US"/>
+          <w14:ligatures w14:val="standardContextual"/>
+        </w:rPr>
+        <w:t>(</w:t>
+      </w:r>
+      <w:proofErr w:type="gramEnd"/>
+      <w:r>
+        <w:rPr>
+          <w:rFonts w:ascii="Cascadia Mono" w:eastAsiaTheme="minorHAnsi" w:hAnsi="Cascadia Mono" w:cs="Cascadia Mono"/>
+          <w:color w:val="000000"/>
+          <w:sz w:val="19"/>
+          <w:szCs w:val="19"/>
+          <w:lang w:val="en-US"/>
+          <w14:ligatures w14:val="standardContextual"/>
+        </w:rPr>
+        <w:t xml:space="preserve">), </w:t>
       </w:r>
       <w:r>
         <w:rPr>
@@ -4153,8 +5956,69 @@
           <w:lang w:val="en-US"/>
           <w14:ligatures w14:val="standardContextual"/>
         </w:rPr>
-        <w:t xml:space="preserve">            local_A.data(), sendcounts</w:t>
-      </w:r>
+        <w:t xml:space="preserve">            </w:t>
+      </w:r>
+      <w:proofErr w:type="spellStart"/>
+      <w:r>
+        <w:rPr>
+          <w:rFonts w:ascii="Cascadia Mono" w:eastAsiaTheme="minorHAnsi" w:hAnsi="Cascadia Mono" w:cs="Cascadia Mono"/>
+          <w:color w:val="000000"/>
+          <w:sz w:val="19"/>
+          <w:szCs w:val="19"/>
+          <w:lang w:val="en-US"/>
+          <w14:ligatures w14:val="standardContextual"/>
+        </w:rPr>
+        <w:t>local_A.</w:t>
+      </w:r>
+      <w:proofErr w:type="gramStart"/>
+      <w:r>
+        <w:rPr>
+          <w:rFonts w:ascii="Cascadia Mono" w:eastAsiaTheme="minorHAnsi" w:hAnsi="Cascadia Mono" w:cs="Cascadia Mono"/>
+          <w:color w:val="000000"/>
+          <w:sz w:val="19"/>
+          <w:szCs w:val="19"/>
+          <w:lang w:val="en-US"/>
+          <w14:ligatures w14:val="standardContextual"/>
+        </w:rPr>
+        <w:t>data</w:t>
+      </w:r>
+      <w:proofErr w:type="spellEnd"/>
+      <w:r>
+        <w:rPr>
+          <w:rFonts w:ascii="Cascadia Mono" w:eastAsiaTheme="minorHAnsi" w:hAnsi="Cascadia Mono" w:cs="Cascadia Mono"/>
+          <w:color w:val="000000"/>
+          <w:sz w:val="19"/>
+          <w:szCs w:val="19"/>
+          <w:lang w:val="en-US"/>
+          <w14:ligatures w14:val="standardContextual"/>
+        </w:rPr>
+        <w:t>(</w:t>
+      </w:r>
+      <w:proofErr w:type="gramEnd"/>
+      <w:r>
+        <w:rPr>
+          <w:rFonts w:ascii="Cascadia Mono" w:eastAsiaTheme="minorHAnsi" w:hAnsi="Cascadia Mono" w:cs="Cascadia Mono"/>
+          <w:color w:val="000000"/>
+          <w:sz w:val="19"/>
+          <w:szCs w:val="19"/>
+          <w:lang w:val="en-US"/>
+          <w14:ligatures w14:val="standardContextual"/>
+        </w:rPr>
+        <w:t xml:space="preserve">), </w:t>
+      </w:r>
+      <w:proofErr w:type="spellStart"/>
+      <w:r>
+        <w:rPr>
+          <w:rFonts w:ascii="Cascadia Mono" w:eastAsiaTheme="minorHAnsi" w:hAnsi="Cascadia Mono" w:cs="Cascadia Mono"/>
+          <w:color w:val="000000"/>
+          <w:sz w:val="19"/>
+          <w:szCs w:val="19"/>
+          <w:lang w:val="en-US"/>
+          <w14:ligatures w14:val="standardContextual"/>
+        </w:rPr>
+        <w:t>sendcounts</w:t>
+      </w:r>
+      <w:proofErr w:type="spellEnd"/>
       <w:r>
         <w:rPr>
           <w:rFonts w:ascii="Cascadia Mono" w:eastAsiaTheme="minorHAnsi" w:hAnsi="Cascadia Mono" w:cs="Cascadia Mono"/>
@@ -4327,7 +6191,79 @@
           <w:lang w:val="en-US"/>
           <w14:ligatures w14:val="standardContextual"/>
         </w:rPr>
-        <w:t xml:space="preserve">        MPI_Bcast(flattened_B.data(), M * P, </w:t>
+        <w:t xml:space="preserve">        </w:t>
+      </w:r>
+      <w:proofErr w:type="spellStart"/>
+      <w:r>
+        <w:rPr>
+          <w:rFonts w:ascii="Cascadia Mono" w:eastAsiaTheme="minorHAnsi" w:hAnsi="Cascadia Mono" w:cs="Cascadia Mono"/>
+          <w:color w:val="000000"/>
+          <w:sz w:val="19"/>
+          <w:szCs w:val="19"/>
+          <w:lang w:val="en-US"/>
+          <w14:ligatures w14:val="standardContextual"/>
+        </w:rPr>
+        <w:t>MPI_Bcast</w:t>
+      </w:r>
+      <w:proofErr w:type="spellEnd"/>
+      <w:r>
+        <w:rPr>
+          <w:rFonts w:ascii="Cascadia Mono" w:eastAsiaTheme="minorHAnsi" w:hAnsi="Cascadia Mono" w:cs="Cascadia Mono"/>
+          <w:color w:val="000000"/>
+          <w:sz w:val="19"/>
+          <w:szCs w:val="19"/>
+          <w:lang w:val="en-US"/>
+          <w14:ligatures w14:val="standardContextual"/>
+        </w:rPr>
+        <w:t>(</w:t>
+      </w:r>
+      <w:proofErr w:type="spellStart"/>
+      <w:r>
+        <w:rPr>
+          <w:rFonts w:ascii="Cascadia Mono" w:eastAsiaTheme="minorHAnsi" w:hAnsi="Cascadia Mono" w:cs="Cascadia Mono"/>
+          <w:color w:val="000000"/>
+          <w:sz w:val="19"/>
+          <w:szCs w:val="19"/>
+          <w:lang w:val="en-US"/>
+          <w14:ligatures w14:val="standardContextual"/>
+        </w:rPr>
+        <w:t>flattened_B.</w:t>
+      </w:r>
+      <w:proofErr w:type="gramStart"/>
+      <w:r>
+        <w:rPr>
+          <w:rFonts w:ascii="Cascadia Mono" w:eastAsiaTheme="minorHAnsi" w:hAnsi="Cascadia Mono" w:cs="Cascadia Mono"/>
+          <w:color w:val="000000"/>
+          <w:sz w:val="19"/>
+          <w:szCs w:val="19"/>
+          <w:lang w:val="en-US"/>
+          <w14:ligatures w14:val="standardContextual"/>
+        </w:rPr>
+        <w:t>data</w:t>
+      </w:r>
+      <w:proofErr w:type="spellEnd"/>
+      <w:r>
+        <w:rPr>
+          <w:rFonts w:ascii="Cascadia Mono" w:eastAsiaTheme="minorHAnsi" w:hAnsi="Cascadia Mono" w:cs="Cascadia Mono"/>
+          <w:color w:val="000000"/>
+          <w:sz w:val="19"/>
+          <w:szCs w:val="19"/>
+          <w:lang w:val="en-US"/>
+          <w14:ligatures w14:val="standardContextual"/>
+        </w:rPr>
+        <w:t>(</w:t>
+      </w:r>
+      <w:proofErr w:type="gramEnd"/>
+      <w:r>
+        <w:rPr>
+          <w:rFonts w:ascii="Cascadia Mono" w:eastAsiaTheme="minorHAnsi" w:hAnsi="Cascadia Mono" w:cs="Cascadia Mono"/>
+          <w:color w:val="000000"/>
+          <w:sz w:val="19"/>
+          <w:szCs w:val="19"/>
+          <w:lang w:val="en-US"/>
+          <w14:ligatures w14:val="standardContextual"/>
+        </w:rPr>
+        <w:t xml:space="preserve">), M * P, </w:t>
       </w:r>
       <w:r>
         <w:rPr>
@@ -4451,6 +6387,7 @@
         </w:rPr>
         <w:t xml:space="preserve">        </w:t>
       </w:r>
+      <w:proofErr w:type="gramStart"/>
       <w:r>
         <w:rPr>
           <w:rFonts w:ascii="Cascadia Mono" w:eastAsiaTheme="minorHAnsi" w:hAnsi="Cascadia Mono" w:cs="Cascadia Mono"/>
@@ -4462,6 +6399,7 @@
         </w:rPr>
         <w:t>std::</w:t>
       </w:r>
+      <w:proofErr w:type="gramEnd"/>
       <w:r>
         <w:rPr>
           <w:rFonts w:ascii="Cascadia Mono" w:eastAsiaTheme="minorHAnsi" w:hAnsi="Cascadia Mono" w:cs="Cascadia Mono"/>
@@ -4504,7 +6442,68 @@
           <w:lang w:val="en-US"/>
           <w14:ligatures w14:val="standardContextual"/>
         </w:rPr>
-        <w:t>&gt; local_res(local_rows * P, 0);</w:t>
+        <w:t xml:space="preserve">&gt; </w:t>
+      </w:r>
+      <w:proofErr w:type="spellStart"/>
+      <w:r>
+        <w:rPr>
+          <w:rFonts w:ascii="Cascadia Mono" w:eastAsiaTheme="minorHAnsi" w:hAnsi="Cascadia Mono" w:cs="Cascadia Mono"/>
+          <w:color w:val="000000"/>
+          <w:sz w:val="19"/>
+          <w:szCs w:val="19"/>
+          <w:lang w:val="en-US"/>
+          <w14:ligatures w14:val="standardContextual"/>
+        </w:rPr>
+        <w:t>local_</w:t>
+      </w:r>
+      <w:proofErr w:type="gramStart"/>
+      <w:r>
+        <w:rPr>
+          <w:rFonts w:ascii="Cascadia Mono" w:eastAsiaTheme="minorHAnsi" w:hAnsi="Cascadia Mono" w:cs="Cascadia Mono"/>
+          <w:color w:val="000000"/>
+          <w:sz w:val="19"/>
+          <w:szCs w:val="19"/>
+          <w:lang w:val="en-US"/>
+          <w14:ligatures w14:val="standardContextual"/>
+        </w:rPr>
+        <w:t>res</w:t>
+      </w:r>
+      <w:proofErr w:type="spellEnd"/>
+      <w:r>
+        <w:rPr>
+          <w:rFonts w:ascii="Cascadia Mono" w:eastAsiaTheme="minorHAnsi" w:hAnsi="Cascadia Mono" w:cs="Cascadia Mono"/>
+          <w:color w:val="000000"/>
+          <w:sz w:val="19"/>
+          <w:szCs w:val="19"/>
+          <w:lang w:val="en-US"/>
+          <w14:ligatures w14:val="standardContextual"/>
+        </w:rPr>
+        <w:t>(</w:t>
+      </w:r>
+      <w:proofErr w:type="spellStart"/>
+      <w:proofErr w:type="gramEnd"/>
+      <w:r>
+        <w:rPr>
+          <w:rFonts w:ascii="Cascadia Mono" w:eastAsiaTheme="minorHAnsi" w:hAnsi="Cascadia Mono" w:cs="Cascadia Mono"/>
+          <w:color w:val="000000"/>
+          <w:sz w:val="19"/>
+          <w:szCs w:val="19"/>
+          <w:lang w:val="en-US"/>
+          <w14:ligatures w14:val="standardContextual"/>
+        </w:rPr>
+        <w:t>local_rows</w:t>
+      </w:r>
+      <w:proofErr w:type="spellEnd"/>
+      <w:r>
+        <w:rPr>
+          <w:rFonts w:ascii="Cascadia Mono" w:eastAsiaTheme="minorHAnsi" w:hAnsi="Cascadia Mono" w:cs="Cascadia Mono"/>
+          <w:color w:val="000000"/>
+          <w:sz w:val="19"/>
+          <w:szCs w:val="19"/>
+          <w:lang w:val="en-US"/>
+          <w14:ligatures w14:val="standardContextual"/>
+        </w:rPr>
+        <w:t xml:space="preserve"> * P, 0);</w:t>
       </w:r>
     </w:p>
     <w:p>
@@ -4575,7 +6574,103 @@
           <w:lang w:val="en-US"/>
           <w14:ligatures w14:val="standardContextual"/>
         </w:rPr>
-        <w:t xml:space="preserve"> i = 0; i &lt; local_rows; ++i) {</w:t>
+        <w:t xml:space="preserve"> </w:t>
+      </w:r>
+      <w:proofErr w:type="spellStart"/>
+      <w:r>
+        <w:rPr>
+          <w:rFonts w:ascii="Cascadia Mono" w:eastAsiaTheme="minorHAnsi" w:hAnsi="Cascadia Mono" w:cs="Cascadia Mono"/>
+          <w:color w:val="000000"/>
+          <w:sz w:val="19"/>
+          <w:szCs w:val="19"/>
+          <w:lang w:val="en-US"/>
+          <w14:ligatures w14:val="standardContextual"/>
+        </w:rPr>
+        <w:t>i</w:t>
+      </w:r>
+      <w:proofErr w:type="spellEnd"/>
+      <w:r>
+        <w:rPr>
+          <w:rFonts w:ascii="Cascadia Mono" w:eastAsiaTheme="minorHAnsi" w:hAnsi="Cascadia Mono" w:cs="Cascadia Mono"/>
+          <w:color w:val="000000"/>
+          <w:sz w:val="19"/>
+          <w:szCs w:val="19"/>
+          <w:lang w:val="en-US"/>
+          <w14:ligatures w14:val="standardContextual"/>
+        </w:rPr>
+        <w:t xml:space="preserve"> = 0; </w:t>
+      </w:r>
+      <w:proofErr w:type="spellStart"/>
+      <w:r>
+        <w:rPr>
+          <w:rFonts w:ascii="Cascadia Mono" w:eastAsiaTheme="minorHAnsi" w:hAnsi="Cascadia Mono" w:cs="Cascadia Mono"/>
+          <w:color w:val="000000"/>
+          <w:sz w:val="19"/>
+          <w:szCs w:val="19"/>
+          <w:lang w:val="en-US"/>
+          <w14:ligatures w14:val="standardContextual"/>
+        </w:rPr>
+        <w:t>i</w:t>
+      </w:r>
+      <w:proofErr w:type="spellEnd"/>
+      <w:r>
+        <w:rPr>
+          <w:rFonts w:ascii="Cascadia Mono" w:eastAsiaTheme="minorHAnsi" w:hAnsi="Cascadia Mono" w:cs="Cascadia Mono"/>
+          <w:color w:val="000000"/>
+          <w:sz w:val="19"/>
+          <w:szCs w:val="19"/>
+          <w:lang w:val="en-US"/>
+          <w14:ligatures w14:val="standardContextual"/>
+        </w:rPr>
+        <w:t xml:space="preserve"> &lt; </w:t>
+      </w:r>
+      <w:proofErr w:type="spellStart"/>
+      <w:r>
+        <w:rPr>
+          <w:rFonts w:ascii="Cascadia Mono" w:eastAsiaTheme="minorHAnsi" w:hAnsi="Cascadia Mono" w:cs="Cascadia Mono"/>
+          <w:color w:val="000000"/>
+          <w:sz w:val="19"/>
+          <w:szCs w:val="19"/>
+          <w:lang w:val="en-US"/>
+          <w14:ligatures w14:val="standardContextual"/>
+        </w:rPr>
+        <w:t>local_rows</w:t>
+      </w:r>
+      <w:proofErr w:type="spellEnd"/>
+      <w:r>
+        <w:rPr>
+          <w:rFonts w:ascii="Cascadia Mono" w:eastAsiaTheme="minorHAnsi" w:hAnsi="Cascadia Mono" w:cs="Cascadia Mono"/>
+          <w:color w:val="000000"/>
+          <w:sz w:val="19"/>
+          <w:szCs w:val="19"/>
+          <w:lang w:val="en-US"/>
+          <w14:ligatures w14:val="standardContextual"/>
+        </w:rPr>
+        <w:t>; ++</w:t>
+      </w:r>
+      <w:proofErr w:type="spellStart"/>
+      <w:r>
+        <w:rPr>
+          <w:rFonts w:ascii="Cascadia Mono" w:eastAsiaTheme="minorHAnsi" w:hAnsi="Cascadia Mono" w:cs="Cascadia Mono"/>
+          <w:color w:val="000000"/>
+          <w:sz w:val="19"/>
+          <w:szCs w:val="19"/>
+          <w:lang w:val="en-US"/>
+          <w14:ligatures w14:val="standardContextual"/>
+        </w:rPr>
+        <w:t>i</w:t>
+      </w:r>
+      <w:proofErr w:type="spellEnd"/>
+      <w:r>
+        <w:rPr>
+          <w:rFonts w:ascii="Cascadia Mono" w:eastAsiaTheme="minorHAnsi" w:hAnsi="Cascadia Mono" w:cs="Cascadia Mono"/>
+          <w:color w:val="000000"/>
+          <w:sz w:val="19"/>
+          <w:szCs w:val="19"/>
+          <w:lang w:val="en-US"/>
+          <w14:ligatures w14:val="standardContextual"/>
+        </w:rPr>
+        <w:t>) {</w:t>
       </w:r>
     </w:p>
     <w:p>
@@ -4646,8 +6741,57 @@
           <w:lang w:val="en-US"/>
           <w14:ligatures w14:val="standardContextual"/>
         </w:rPr>
-        <w:t>* a_row = &amp;local_A</w:t>
-      </w:r>
+        <w:t xml:space="preserve">* </w:t>
+      </w:r>
+      <w:proofErr w:type="spellStart"/>
+      <w:r>
+        <w:rPr>
+          <w:rFonts w:ascii="Cascadia Mono" w:eastAsiaTheme="minorHAnsi" w:hAnsi="Cascadia Mono" w:cs="Cascadia Mono"/>
+          <w:color w:val="000000"/>
+          <w:sz w:val="19"/>
+          <w:szCs w:val="19"/>
+          <w:lang w:val="en-US"/>
+          <w14:ligatures w14:val="standardContextual"/>
+        </w:rPr>
+        <w:t>a_row</w:t>
+      </w:r>
+      <w:proofErr w:type="spellEnd"/>
+      <w:r>
+        <w:rPr>
+          <w:rFonts w:ascii="Cascadia Mono" w:eastAsiaTheme="minorHAnsi" w:hAnsi="Cascadia Mono" w:cs="Cascadia Mono"/>
+          <w:color w:val="000000"/>
+          <w:sz w:val="19"/>
+          <w:szCs w:val="19"/>
+          <w:lang w:val="en-US"/>
+          <w14:ligatures w14:val="standardContextual"/>
+        </w:rPr>
+        <w:t xml:space="preserve"> = &amp;</w:t>
+      </w:r>
+      <w:proofErr w:type="spellStart"/>
+      <w:r>
+        <w:rPr>
+          <w:rFonts w:ascii="Cascadia Mono" w:eastAsiaTheme="minorHAnsi" w:hAnsi="Cascadia Mono" w:cs="Cascadia Mono"/>
+          <w:color w:val="000000"/>
+          <w:sz w:val="19"/>
+          <w:szCs w:val="19"/>
+          <w:lang w:val="en-US"/>
+          <w14:ligatures w14:val="standardContextual"/>
+        </w:rPr>
+        <w:t>local_</w:t>
+      </w:r>
+      <w:proofErr w:type="gramStart"/>
+      <w:r>
+        <w:rPr>
+          <w:rFonts w:ascii="Cascadia Mono" w:eastAsiaTheme="minorHAnsi" w:hAnsi="Cascadia Mono" w:cs="Cascadia Mono"/>
+          <w:color w:val="000000"/>
+          <w:sz w:val="19"/>
+          <w:szCs w:val="19"/>
+          <w:lang w:val="en-US"/>
+          <w14:ligatures w14:val="standardContextual"/>
+        </w:rPr>
+        <w:t>A</w:t>
+      </w:r>
+      <w:proofErr w:type="spellEnd"/>
       <w:r>
         <w:rPr>
           <w:rFonts w:ascii="Cascadia Mono" w:eastAsiaTheme="minorHAnsi" w:hAnsi="Cascadia Mono" w:cs="Cascadia Mono"/>
@@ -4659,16 +6803,30 @@
         </w:rPr>
         <w:t>[</w:t>
       </w:r>
-      <w:r>
-        <w:rPr>
-          <w:rFonts w:ascii="Cascadia Mono" w:eastAsiaTheme="minorHAnsi" w:hAnsi="Cascadia Mono" w:cs="Cascadia Mono"/>
-          <w:color w:val="000000"/>
-          <w:sz w:val="19"/>
-          <w:szCs w:val="19"/>
-          <w:lang w:val="en-US"/>
-          <w14:ligatures w14:val="standardContextual"/>
-        </w:rPr>
-        <w:t>i * M</w:t>
+      <w:proofErr w:type="spellStart"/>
+      <w:proofErr w:type="gramEnd"/>
+      <w:r>
+        <w:rPr>
+          <w:rFonts w:ascii="Cascadia Mono" w:eastAsiaTheme="minorHAnsi" w:hAnsi="Cascadia Mono" w:cs="Cascadia Mono"/>
+          <w:color w:val="000000"/>
+          <w:sz w:val="19"/>
+          <w:szCs w:val="19"/>
+          <w:lang w:val="en-US"/>
+          <w14:ligatures w14:val="standardContextual"/>
+        </w:rPr>
+        <w:t>i</w:t>
+      </w:r>
+      <w:proofErr w:type="spellEnd"/>
+      <w:r>
+        <w:rPr>
+          <w:rFonts w:ascii="Cascadia Mono" w:eastAsiaTheme="minorHAnsi" w:hAnsi="Cascadia Mono" w:cs="Cascadia Mono"/>
+          <w:color w:val="000000"/>
+          <w:sz w:val="19"/>
+          <w:szCs w:val="19"/>
+          <w:lang w:val="en-US"/>
+          <w14:ligatures w14:val="standardContextual"/>
+        </w:rPr>
+        <w:t xml:space="preserve"> * M</w:t>
       </w:r>
       <w:r>
         <w:rPr>
@@ -4832,8 +6990,57 @@
           <w:lang w:val="en-US"/>
           <w14:ligatures w14:val="standardContextual"/>
         </w:rPr>
-        <w:t>* b_col = &amp;flattened_B</w:t>
-      </w:r>
+        <w:t xml:space="preserve">* </w:t>
+      </w:r>
+      <w:proofErr w:type="spellStart"/>
+      <w:r>
+        <w:rPr>
+          <w:rFonts w:ascii="Cascadia Mono" w:eastAsiaTheme="minorHAnsi" w:hAnsi="Cascadia Mono" w:cs="Cascadia Mono"/>
+          <w:color w:val="000000"/>
+          <w:sz w:val="19"/>
+          <w:szCs w:val="19"/>
+          <w:lang w:val="en-US"/>
+          <w14:ligatures w14:val="standardContextual"/>
+        </w:rPr>
+        <w:t>b_col</w:t>
+      </w:r>
+      <w:proofErr w:type="spellEnd"/>
+      <w:r>
+        <w:rPr>
+          <w:rFonts w:ascii="Cascadia Mono" w:eastAsiaTheme="minorHAnsi" w:hAnsi="Cascadia Mono" w:cs="Cascadia Mono"/>
+          <w:color w:val="000000"/>
+          <w:sz w:val="19"/>
+          <w:szCs w:val="19"/>
+          <w:lang w:val="en-US"/>
+          <w14:ligatures w14:val="standardContextual"/>
+        </w:rPr>
+        <w:t xml:space="preserve"> = &amp;</w:t>
+      </w:r>
+      <w:proofErr w:type="spellStart"/>
+      <w:r>
+        <w:rPr>
+          <w:rFonts w:ascii="Cascadia Mono" w:eastAsiaTheme="minorHAnsi" w:hAnsi="Cascadia Mono" w:cs="Cascadia Mono"/>
+          <w:color w:val="000000"/>
+          <w:sz w:val="19"/>
+          <w:szCs w:val="19"/>
+          <w:lang w:val="en-US"/>
+          <w14:ligatures w14:val="standardContextual"/>
+        </w:rPr>
+        <w:t>flattened_</w:t>
+      </w:r>
+      <w:proofErr w:type="gramStart"/>
+      <w:r>
+        <w:rPr>
+          <w:rFonts w:ascii="Cascadia Mono" w:eastAsiaTheme="minorHAnsi" w:hAnsi="Cascadia Mono" w:cs="Cascadia Mono"/>
+          <w:color w:val="000000"/>
+          <w:sz w:val="19"/>
+          <w:szCs w:val="19"/>
+          <w:lang w:val="en-US"/>
+          <w14:ligatures w14:val="standardContextual"/>
+        </w:rPr>
+        <w:t>B</w:t>
+      </w:r>
+      <w:proofErr w:type="spellEnd"/>
       <w:r>
         <w:rPr>
           <w:rFonts w:ascii="Cascadia Mono" w:eastAsiaTheme="minorHAnsi" w:hAnsi="Cascadia Mono" w:cs="Cascadia Mono"/>
@@ -4845,6 +7052,7 @@
         </w:rPr>
         <w:t>[</w:t>
       </w:r>
+      <w:proofErr w:type="gramEnd"/>
       <w:r>
         <w:rPr>
           <w:rFonts w:ascii="Cascadia Mono" w:eastAsiaTheme="minorHAnsi" w:hAnsi="Cascadia Mono" w:cs="Cascadia Mono"/>
@@ -4974,8 +7182,33 @@
           <w:lang w:val="en-US"/>
           <w14:ligatures w14:val="standardContextual"/>
         </w:rPr>
-        <w:t xml:space="preserve">                    local_res</w:t>
-      </w:r>
+        <w:t xml:space="preserve">                    </w:t>
+      </w:r>
+      <w:proofErr w:type="spellStart"/>
+      <w:r>
+        <w:rPr>
+          <w:rFonts w:ascii="Cascadia Mono" w:eastAsiaTheme="minorHAnsi" w:hAnsi="Cascadia Mono" w:cs="Cascadia Mono"/>
+          <w:color w:val="000000"/>
+          <w:sz w:val="19"/>
+          <w:szCs w:val="19"/>
+          <w:lang w:val="en-US"/>
+          <w14:ligatures w14:val="standardContextual"/>
+        </w:rPr>
+        <w:t>local_</w:t>
+      </w:r>
+      <w:proofErr w:type="gramStart"/>
+      <w:r>
+        <w:rPr>
+          <w:rFonts w:ascii="Cascadia Mono" w:eastAsiaTheme="minorHAnsi" w:hAnsi="Cascadia Mono" w:cs="Cascadia Mono"/>
+          <w:color w:val="000000"/>
+          <w:sz w:val="19"/>
+          <w:szCs w:val="19"/>
+          <w:lang w:val="en-US"/>
+          <w14:ligatures w14:val="standardContextual"/>
+        </w:rPr>
+        <w:t>res</w:t>
+      </w:r>
+      <w:proofErr w:type="spellEnd"/>
       <w:r>
         <w:rPr>
           <w:rFonts w:ascii="Cascadia Mono" w:eastAsiaTheme="minorHAnsi" w:hAnsi="Cascadia Mono" w:cs="Cascadia Mono"/>
@@ -4987,16 +7220,30 @@
         </w:rPr>
         <w:t>[</w:t>
       </w:r>
-      <w:r>
-        <w:rPr>
-          <w:rFonts w:ascii="Cascadia Mono" w:eastAsiaTheme="minorHAnsi" w:hAnsi="Cascadia Mono" w:cs="Cascadia Mono"/>
-          <w:color w:val="000000"/>
-          <w:sz w:val="19"/>
-          <w:szCs w:val="19"/>
-          <w:lang w:val="en-US"/>
-          <w14:ligatures w14:val="standardContextual"/>
-        </w:rPr>
-        <w:t>i * P + j</w:t>
+      <w:proofErr w:type="spellStart"/>
+      <w:proofErr w:type="gramEnd"/>
+      <w:r>
+        <w:rPr>
+          <w:rFonts w:ascii="Cascadia Mono" w:eastAsiaTheme="minorHAnsi" w:hAnsi="Cascadia Mono" w:cs="Cascadia Mono"/>
+          <w:color w:val="000000"/>
+          <w:sz w:val="19"/>
+          <w:szCs w:val="19"/>
+          <w:lang w:val="en-US"/>
+          <w14:ligatures w14:val="standardContextual"/>
+        </w:rPr>
+        <w:t>i</w:t>
+      </w:r>
+      <w:proofErr w:type="spellEnd"/>
+      <w:r>
+        <w:rPr>
+          <w:rFonts w:ascii="Cascadia Mono" w:eastAsiaTheme="minorHAnsi" w:hAnsi="Cascadia Mono" w:cs="Cascadia Mono"/>
+          <w:color w:val="000000"/>
+          <w:sz w:val="19"/>
+          <w:szCs w:val="19"/>
+          <w:lang w:val="en-US"/>
+          <w14:ligatures w14:val="standardContextual"/>
+        </w:rPr>
+        <w:t xml:space="preserve"> * P + j</w:t>
       </w:r>
       <w:r>
         <w:rPr>
@@ -5018,7 +7265,55 @@
           <w:lang w:val="en-US"/>
           <w14:ligatures w14:val="standardContextual"/>
         </w:rPr>
-        <w:t xml:space="preserve"> += a_row[k] * b_col[k];</w:t>
+        <w:t xml:space="preserve"> += </w:t>
+      </w:r>
+      <w:proofErr w:type="spellStart"/>
+      <w:r>
+        <w:rPr>
+          <w:rFonts w:ascii="Cascadia Mono" w:eastAsiaTheme="minorHAnsi" w:hAnsi="Cascadia Mono" w:cs="Cascadia Mono"/>
+          <w:color w:val="000000"/>
+          <w:sz w:val="19"/>
+          <w:szCs w:val="19"/>
+          <w:lang w:val="en-US"/>
+          <w14:ligatures w14:val="standardContextual"/>
+        </w:rPr>
+        <w:t>a_row</w:t>
+      </w:r>
+      <w:proofErr w:type="spellEnd"/>
+      <w:r>
+        <w:rPr>
+          <w:rFonts w:ascii="Cascadia Mono" w:eastAsiaTheme="minorHAnsi" w:hAnsi="Cascadia Mono" w:cs="Cascadia Mono"/>
+          <w:color w:val="000000"/>
+          <w:sz w:val="19"/>
+          <w:szCs w:val="19"/>
+          <w:lang w:val="en-US"/>
+          <w14:ligatures w14:val="standardContextual"/>
+        </w:rPr>
+        <w:t xml:space="preserve">[k] * </w:t>
+      </w:r>
+      <w:proofErr w:type="spellStart"/>
+      <w:r>
+        <w:rPr>
+          <w:rFonts w:ascii="Cascadia Mono" w:eastAsiaTheme="minorHAnsi" w:hAnsi="Cascadia Mono" w:cs="Cascadia Mono"/>
+          <w:color w:val="000000"/>
+          <w:sz w:val="19"/>
+          <w:szCs w:val="19"/>
+          <w:lang w:val="en-US"/>
+          <w14:ligatures w14:val="standardContextual"/>
+        </w:rPr>
+        <w:t>b_col</w:t>
+      </w:r>
+      <w:proofErr w:type="spellEnd"/>
+      <w:r>
+        <w:rPr>
+          <w:rFonts w:ascii="Cascadia Mono" w:eastAsiaTheme="minorHAnsi" w:hAnsi="Cascadia Mono" w:cs="Cascadia Mono"/>
+          <w:color w:val="000000"/>
+          <w:sz w:val="19"/>
+          <w:szCs w:val="19"/>
+          <w:lang w:val="en-US"/>
+          <w14:ligatures w14:val="standardContextual"/>
+        </w:rPr>
+        <w:t>[k];</w:t>
       </w:r>
     </w:p>
     <w:p>
@@ -5211,8 +7506,21 @@
           <w:lang w:val="en-US"/>
           <w14:ligatures w14:val="standardContextual"/>
         </w:rPr>
-        <w:t xml:space="preserve">        std::</w:t>
-      </w:r>
+        <w:t xml:space="preserve">        </w:t>
+      </w:r>
+      <w:proofErr w:type="gramStart"/>
+      <w:r>
+        <w:rPr>
+          <w:rFonts w:ascii="Cascadia Mono" w:eastAsiaTheme="minorHAnsi" w:hAnsi="Cascadia Mono" w:cs="Cascadia Mono"/>
+          <w:color w:val="000000"/>
+          <w:sz w:val="19"/>
+          <w:szCs w:val="19"/>
+          <w:lang w:val="en-US"/>
+          <w14:ligatures w14:val="standardContextual"/>
+        </w:rPr>
+        <w:t>std::</w:t>
+      </w:r>
+      <w:proofErr w:type="gramEnd"/>
       <w:r>
         <w:rPr>
           <w:rFonts w:ascii="Cascadia Mono" w:eastAsiaTheme="minorHAnsi" w:hAnsi="Cascadia Mono" w:cs="Cascadia Mono"/>
@@ -5255,7 +7563,31 @@
           <w:lang w:val="en-US"/>
           <w14:ligatures w14:val="standardContextual"/>
         </w:rPr>
-        <w:t>&gt; recvcounts(</w:t>
+        <w:t xml:space="preserve">&gt; </w:t>
+      </w:r>
+      <w:proofErr w:type="spellStart"/>
+      <w:r>
+        <w:rPr>
+          <w:rFonts w:ascii="Cascadia Mono" w:eastAsiaTheme="minorHAnsi" w:hAnsi="Cascadia Mono" w:cs="Cascadia Mono"/>
+          <w:color w:val="000000"/>
+          <w:sz w:val="19"/>
+          <w:szCs w:val="19"/>
+          <w:lang w:val="en-US"/>
+          <w14:ligatures w14:val="standardContextual"/>
+        </w:rPr>
+        <w:t>recvcounts</w:t>
+      </w:r>
+      <w:proofErr w:type="spellEnd"/>
+      <w:r>
+        <w:rPr>
+          <w:rFonts w:ascii="Cascadia Mono" w:eastAsiaTheme="minorHAnsi" w:hAnsi="Cascadia Mono" w:cs="Cascadia Mono"/>
+          <w:color w:val="000000"/>
+          <w:sz w:val="19"/>
+          <w:szCs w:val="19"/>
+          <w:lang w:val="en-US"/>
+          <w14:ligatures w14:val="standardContextual"/>
+        </w:rPr>
+        <w:t>(</w:t>
       </w:r>
       <w:r>
         <w:rPr>
@@ -5277,7 +7609,31 @@
           <w:lang w:val="en-US"/>
           <w14:ligatures w14:val="standardContextual"/>
         </w:rPr>
-        <w:t>), recvdispls(</w:t>
+        <w:t xml:space="preserve">), </w:t>
+      </w:r>
+      <w:proofErr w:type="spellStart"/>
+      <w:r>
+        <w:rPr>
+          <w:rFonts w:ascii="Cascadia Mono" w:eastAsiaTheme="minorHAnsi" w:hAnsi="Cascadia Mono" w:cs="Cascadia Mono"/>
+          <w:color w:val="000000"/>
+          <w:sz w:val="19"/>
+          <w:szCs w:val="19"/>
+          <w:lang w:val="en-US"/>
+          <w14:ligatures w14:val="standardContextual"/>
+        </w:rPr>
+        <w:t>recvdispls</w:t>
+      </w:r>
+      <w:proofErr w:type="spellEnd"/>
+      <w:r>
+        <w:rPr>
+          <w:rFonts w:ascii="Cascadia Mono" w:eastAsiaTheme="minorHAnsi" w:hAnsi="Cascadia Mono" w:cs="Cascadia Mono"/>
+          <w:color w:val="000000"/>
+          <w:sz w:val="19"/>
+          <w:szCs w:val="19"/>
+          <w:lang w:val="en-US"/>
+          <w14:ligatures w14:val="standardContextual"/>
+        </w:rPr>
+        <w:t>(</w:t>
       </w:r>
       <w:r>
         <w:rPr>
@@ -5326,7 +7682,31 @@
           <w:lang w:val="en-US"/>
           <w14:ligatures w14:val="standardContextual"/>
         </w:rPr>
-        <w:t xml:space="preserve">        current_displ = 0;</w:t>
+        <w:t xml:space="preserve">        </w:t>
+      </w:r>
+      <w:proofErr w:type="spellStart"/>
+      <w:r>
+        <w:rPr>
+          <w:rFonts w:ascii="Cascadia Mono" w:eastAsiaTheme="minorHAnsi" w:hAnsi="Cascadia Mono" w:cs="Cascadia Mono"/>
+          <w:color w:val="000000"/>
+          <w:sz w:val="19"/>
+          <w:szCs w:val="19"/>
+          <w:lang w:val="en-US"/>
+          <w14:ligatures w14:val="standardContextual"/>
+        </w:rPr>
+        <w:t>current_displ</w:t>
+      </w:r>
+      <w:proofErr w:type="spellEnd"/>
+      <w:r>
+        <w:rPr>
+          <w:rFonts w:ascii="Cascadia Mono" w:eastAsiaTheme="minorHAnsi" w:hAnsi="Cascadia Mono" w:cs="Cascadia Mono"/>
+          <w:color w:val="000000"/>
+          <w:sz w:val="19"/>
+          <w:szCs w:val="19"/>
+          <w:lang w:val="en-US"/>
+          <w14:ligatures w14:val="standardContextual"/>
+        </w:rPr>
+        <w:t xml:space="preserve"> = 0;</w:t>
       </w:r>
     </w:p>
     <w:p>
@@ -5397,7 +7777,55 @@
           <w:lang w:val="en-US"/>
           <w14:ligatures w14:val="standardContextual"/>
         </w:rPr>
-        <w:t xml:space="preserve"> i = 0; i &lt; </w:t>
+        <w:t xml:space="preserve"> </w:t>
+      </w:r>
+      <w:proofErr w:type="spellStart"/>
+      <w:r>
+        <w:rPr>
+          <w:rFonts w:ascii="Cascadia Mono" w:eastAsiaTheme="minorHAnsi" w:hAnsi="Cascadia Mono" w:cs="Cascadia Mono"/>
+          <w:color w:val="000000"/>
+          <w:sz w:val="19"/>
+          <w:szCs w:val="19"/>
+          <w:lang w:val="en-US"/>
+          <w14:ligatures w14:val="standardContextual"/>
+        </w:rPr>
+        <w:t>i</w:t>
+      </w:r>
+      <w:proofErr w:type="spellEnd"/>
+      <w:r>
+        <w:rPr>
+          <w:rFonts w:ascii="Cascadia Mono" w:eastAsiaTheme="minorHAnsi" w:hAnsi="Cascadia Mono" w:cs="Cascadia Mono"/>
+          <w:color w:val="000000"/>
+          <w:sz w:val="19"/>
+          <w:szCs w:val="19"/>
+          <w:lang w:val="en-US"/>
+          <w14:ligatures w14:val="standardContextual"/>
+        </w:rPr>
+        <w:t xml:space="preserve"> = 0; </w:t>
+      </w:r>
+      <w:proofErr w:type="spellStart"/>
+      <w:r>
+        <w:rPr>
+          <w:rFonts w:ascii="Cascadia Mono" w:eastAsiaTheme="minorHAnsi" w:hAnsi="Cascadia Mono" w:cs="Cascadia Mono"/>
+          <w:color w:val="000000"/>
+          <w:sz w:val="19"/>
+          <w:szCs w:val="19"/>
+          <w:lang w:val="en-US"/>
+          <w14:ligatures w14:val="standardContextual"/>
+        </w:rPr>
+        <w:t>i</w:t>
+      </w:r>
+      <w:proofErr w:type="spellEnd"/>
+      <w:r>
+        <w:rPr>
+          <w:rFonts w:ascii="Cascadia Mono" w:eastAsiaTheme="minorHAnsi" w:hAnsi="Cascadia Mono" w:cs="Cascadia Mono"/>
+          <w:color w:val="000000"/>
+          <w:sz w:val="19"/>
+          <w:szCs w:val="19"/>
+          <w:lang w:val="en-US"/>
+          <w14:ligatures w14:val="standardContextual"/>
+        </w:rPr>
+        <w:t xml:space="preserve"> &lt; </w:t>
       </w:r>
       <w:r>
         <w:rPr>
@@ -5419,7 +7847,31 @@
           <w:lang w:val="en-US"/>
           <w14:ligatures w14:val="standardContextual"/>
         </w:rPr>
-        <w:t>; ++i) {</w:t>
+        <w:t>; ++</w:t>
+      </w:r>
+      <w:proofErr w:type="spellStart"/>
+      <w:r>
+        <w:rPr>
+          <w:rFonts w:ascii="Cascadia Mono" w:eastAsiaTheme="minorHAnsi" w:hAnsi="Cascadia Mono" w:cs="Cascadia Mono"/>
+          <w:color w:val="000000"/>
+          <w:sz w:val="19"/>
+          <w:szCs w:val="19"/>
+          <w:lang w:val="en-US"/>
+          <w14:ligatures w14:val="standardContextual"/>
+        </w:rPr>
+        <w:t>i</w:t>
+      </w:r>
+      <w:proofErr w:type="spellEnd"/>
+      <w:r>
+        <w:rPr>
+          <w:rFonts w:ascii="Cascadia Mono" w:eastAsiaTheme="minorHAnsi" w:hAnsi="Cascadia Mono" w:cs="Cascadia Mono"/>
+          <w:color w:val="000000"/>
+          <w:sz w:val="19"/>
+          <w:szCs w:val="19"/>
+          <w:lang w:val="en-US"/>
+          <w14:ligatures w14:val="standardContextual"/>
+        </w:rPr>
+        <w:t>) {</w:t>
       </w:r>
     </w:p>
     <w:p>
@@ -5490,7 +7942,79 @@
           <w:lang w:val="en-US"/>
           <w14:ligatures w14:val="standardContextual"/>
         </w:rPr>
-        <w:t xml:space="preserve"> rows = base_rows + (i &lt; extra_rows);</w:t>
+        <w:t xml:space="preserve"> rows = </w:t>
+      </w:r>
+      <w:proofErr w:type="spellStart"/>
+      <w:r>
+        <w:rPr>
+          <w:rFonts w:ascii="Cascadia Mono" w:eastAsiaTheme="minorHAnsi" w:hAnsi="Cascadia Mono" w:cs="Cascadia Mono"/>
+          <w:color w:val="000000"/>
+          <w:sz w:val="19"/>
+          <w:szCs w:val="19"/>
+          <w:lang w:val="en-US"/>
+          <w14:ligatures w14:val="standardContextual"/>
+        </w:rPr>
+        <w:t>base_rows</w:t>
+      </w:r>
+      <w:proofErr w:type="spellEnd"/>
+      <w:r>
+        <w:rPr>
+          <w:rFonts w:ascii="Cascadia Mono" w:eastAsiaTheme="minorHAnsi" w:hAnsi="Cascadia Mono" w:cs="Cascadia Mono"/>
+          <w:color w:val="000000"/>
+          <w:sz w:val="19"/>
+          <w:szCs w:val="19"/>
+          <w:lang w:val="en-US"/>
+          <w14:ligatures w14:val="standardContextual"/>
+        </w:rPr>
+        <w:t xml:space="preserve"> + (</w:t>
+      </w:r>
+      <w:proofErr w:type="spellStart"/>
+      <w:r>
+        <w:rPr>
+          <w:rFonts w:ascii="Cascadia Mono" w:eastAsiaTheme="minorHAnsi" w:hAnsi="Cascadia Mono" w:cs="Cascadia Mono"/>
+          <w:color w:val="000000"/>
+          <w:sz w:val="19"/>
+          <w:szCs w:val="19"/>
+          <w:lang w:val="en-US"/>
+          <w14:ligatures w14:val="standardContextual"/>
+        </w:rPr>
+        <w:t>i</w:t>
+      </w:r>
+      <w:proofErr w:type="spellEnd"/>
+      <w:r>
+        <w:rPr>
+          <w:rFonts w:ascii="Cascadia Mono" w:eastAsiaTheme="minorHAnsi" w:hAnsi="Cascadia Mono" w:cs="Cascadia Mono"/>
+          <w:color w:val="000000"/>
+          <w:sz w:val="19"/>
+          <w:szCs w:val="19"/>
+          <w:lang w:val="en-US"/>
+          <w14:ligatures w14:val="standardContextual"/>
+        </w:rPr>
+        <w:t xml:space="preserve"> &lt; </w:t>
+      </w:r>
+      <w:proofErr w:type="spellStart"/>
+      <w:r>
+        <w:rPr>
+          <w:rFonts w:ascii="Cascadia Mono" w:eastAsiaTheme="minorHAnsi" w:hAnsi="Cascadia Mono" w:cs="Cascadia Mono"/>
+          <w:color w:val="000000"/>
+          <w:sz w:val="19"/>
+          <w:szCs w:val="19"/>
+          <w:lang w:val="en-US"/>
+          <w14:ligatures w14:val="standardContextual"/>
+        </w:rPr>
+        <w:t>extra_rows</w:t>
+      </w:r>
+      <w:proofErr w:type="spellEnd"/>
+      <w:r>
+        <w:rPr>
+          <w:rFonts w:ascii="Cascadia Mono" w:eastAsiaTheme="minorHAnsi" w:hAnsi="Cascadia Mono" w:cs="Cascadia Mono"/>
+          <w:color w:val="000000"/>
+          <w:sz w:val="19"/>
+          <w:szCs w:val="19"/>
+          <w:lang w:val="en-US"/>
+          <w14:ligatures w14:val="standardContextual"/>
+        </w:rPr>
+        <w:t>);</w:t>
       </w:r>
     </w:p>
     <w:p>
@@ -5517,8 +8041,21 @@
           <w:lang w:val="en-US"/>
           <w14:ligatures w14:val="standardContextual"/>
         </w:rPr>
-        <w:t xml:space="preserve">            recvcounts</w:t>
-      </w:r>
+        <w:t xml:space="preserve">            </w:t>
+      </w:r>
+      <w:proofErr w:type="spellStart"/>
+      <w:r>
+        <w:rPr>
+          <w:rFonts w:ascii="Cascadia Mono" w:eastAsiaTheme="minorHAnsi" w:hAnsi="Cascadia Mono" w:cs="Cascadia Mono"/>
+          <w:color w:val="000000"/>
+          <w:sz w:val="19"/>
+          <w:szCs w:val="19"/>
+          <w:lang w:val="en-US"/>
+          <w14:ligatures w14:val="standardContextual"/>
+        </w:rPr>
+        <w:t>recvcounts</w:t>
+      </w:r>
+      <w:proofErr w:type="spellEnd"/>
       <w:r>
         <w:rPr>
           <w:rFonts w:ascii="Cascadia Mono" w:eastAsiaTheme="minorHAnsi" w:hAnsi="Cascadia Mono" w:cs="Cascadia Mono"/>
@@ -5530,6 +8067,7 @@
         </w:rPr>
         <w:t>[</w:t>
       </w:r>
+      <w:proofErr w:type="spellStart"/>
       <w:r>
         <w:rPr>
           <w:rFonts w:ascii="Cascadia Mono" w:eastAsiaTheme="minorHAnsi" w:hAnsi="Cascadia Mono" w:cs="Cascadia Mono"/>
@@ -5541,6 +8079,7 @@
         </w:rPr>
         <w:t>i</w:t>
       </w:r>
+      <w:proofErr w:type="spellEnd"/>
       <w:r>
         <w:rPr>
           <w:rFonts w:ascii="Cascadia Mono" w:eastAsiaTheme="minorHAnsi" w:hAnsi="Cascadia Mono" w:cs="Cascadia Mono"/>
@@ -5588,8 +8127,21 @@
           <w:lang w:val="en-US"/>
           <w14:ligatures w14:val="standardContextual"/>
         </w:rPr>
-        <w:t xml:space="preserve">            recvdispls</w:t>
-      </w:r>
+        <w:t xml:space="preserve">            </w:t>
+      </w:r>
+      <w:proofErr w:type="spellStart"/>
+      <w:r>
+        <w:rPr>
+          <w:rFonts w:ascii="Cascadia Mono" w:eastAsiaTheme="minorHAnsi" w:hAnsi="Cascadia Mono" w:cs="Cascadia Mono"/>
+          <w:color w:val="000000"/>
+          <w:sz w:val="19"/>
+          <w:szCs w:val="19"/>
+          <w:lang w:val="en-US"/>
+          <w14:ligatures w14:val="standardContextual"/>
+        </w:rPr>
+        <w:t>recvdispls</w:t>
+      </w:r>
+      <w:proofErr w:type="spellEnd"/>
       <w:r>
         <w:rPr>
           <w:rFonts w:ascii="Cascadia Mono" w:eastAsiaTheme="minorHAnsi" w:hAnsi="Cascadia Mono" w:cs="Cascadia Mono"/>
@@ -5601,6 +8153,7 @@
         </w:rPr>
         <w:t>[</w:t>
       </w:r>
+      <w:proofErr w:type="spellStart"/>
       <w:r>
         <w:rPr>
           <w:rFonts w:ascii="Cascadia Mono" w:eastAsiaTheme="minorHAnsi" w:hAnsi="Cascadia Mono" w:cs="Cascadia Mono"/>
@@ -5612,6 +8165,7 @@
         </w:rPr>
         <w:t>i</w:t>
       </w:r>
+      <w:proofErr w:type="spellEnd"/>
       <w:r>
         <w:rPr>
           <w:rFonts w:ascii="Cascadia Mono" w:eastAsiaTheme="minorHAnsi" w:hAnsi="Cascadia Mono" w:cs="Cascadia Mono"/>
@@ -5632,7 +8186,31 @@
           <w:lang w:val="en-US"/>
           <w14:ligatures w14:val="standardContextual"/>
         </w:rPr>
-        <w:t xml:space="preserve"> = current_displ;</w:t>
+        <w:t xml:space="preserve"> = </w:t>
+      </w:r>
+      <w:proofErr w:type="spellStart"/>
+      <w:r>
+        <w:rPr>
+          <w:rFonts w:ascii="Cascadia Mono" w:eastAsiaTheme="minorHAnsi" w:hAnsi="Cascadia Mono" w:cs="Cascadia Mono"/>
+          <w:color w:val="000000"/>
+          <w:sz w:val="19"/>
+          <w:szCs w:val="19"/>
+          <w:lang w:val="en-US"/>
+          <w14:ligatures w14:val="standardContextual"/>
+        </w:rPr>
+        <w:t>current_displ</w:t>
+      </w:r>
+      <w:proofErr w:type="spellEnd"/>
+      <w:r>
+        <w:rPr>
+          <w:rFonts w:ascii="Cascadia Mono" w:eastAsiaTheme="minorHAnsi" w:hAnsi="Cascadia Mono" w:cs="Cascadia Mono"/>
+          <w:color w:val="000000"/>
+          <w:sz w:val="19"/>
+          <w:szCs w:val="19"/>
+          <w:lang w:val="en-US"/>
+          <w14:ligatures w14:val="standardContextual"/>
+        </w:rPr>
+        <w:t>;</w:t>
       </w:r>
     </w:p>
     <w:p>
@@ -5659,8 +8237,45 @@
           <w:lang w:val="en-US"/>
           <w14:ligatures w14:val="standardContextual"/>
         </w:rPr>
-        <w:t xml:space="preserve">            current_displ += recvcounts</w:t>
-      </w:r>
+        <w:t xml:space="preserve">            </w:t>
+      </w:r>
+      <w:proofErr w:type="spellStart"/>
+      <w:r>
+        <w:rPr>
+          <w:rFonts w:ascii="Cascadia Mono" w:eastAsiaTheme="minorHAnsi" w:hAnsi="Cascadia Mono" w:cs="Cascadia Mono"/>
+          <w:color w:val="000000"/>
+          <w:sz w:val="19"/>
+          <w:szCs w:val="19"/>
+          <w:lang w:val="en-US"/>
+          <w14:ligatures w14:val="standardContextual"/>
+        </w:rPr>
+        <w:t>current_displ</w:t>
+      </w:r>
+      <w:proofErr w:type="spellEnd"/>
+      <w:r>
+        <w:rPr>
+          <w:rFonts w:ascii="Cascadia Mono" w:eastAsiaTheme="minorHAnsi" w:hAnsi="Cascadia Mono" w:cs="Cascadia Mono"/>
+          <w:color w:val="000000"/>
+          <w:sz w:val="19"/>
+          <w:szCs w:val="19"/>
+          <w:lang w:val="en-US"/>
+          <w14:ligatures w14:val="standardContextual"/>
+        </w:rPr>
+        <w:t xml:space="preserve"> += </w:t>
+      </w:r>
+      <w:proofErr w:type="spellStart"/>
+      <w:r>
+        <w:rPr>
+          <w:rFonts w:ascii="Cascadia Mono" w:eastAsiaTheme="minorHAnsi" w:hAnsi="Cascadia Mono" w:cs="Cascadia Mono"/>
+          <w:color w:val="000000"/>
+          <w:sz w:val="19"/>
+          <w:szCs w:val="19"/>
+          <w:lang w:val="en-US"/>
+          <w14:ligatures w14:val="standardContextual"/>
+        </w:rPr>
+        <w:t>recvcounts</w:t>
+      </w:r>
+      <w:proofErr w:type="spellEnd"/>
       <w:r>
         <w:rPr>
           <w:rFonts w:ascii="Cascadia Mono" w:eastAsiaTheme="minorHAnsi" w:hAnsi="Cascadia Mono" w:cs="Cascadia Mono"/>
@@ -5672,6 +8287,7 @@
         </w:rPr>
         <w:t>[</w:t>
       </w:r>
+      <w:proofErr w:type="spellStart"/>
       <w:r>
         <w:rPr>
           <w:rFonts w:ascii="Cascadia Mono" w:eastAsiaTheme="minorHAnsi" w:hAnsi="Cascadia Mono" w:cs="Cascadia Mono"/>
@@ -5683,6 +8299,7 @@
         </w:rPr>
         <w:t>i</w:t>
       </w:r>
+      <w:proofErr w:type="spellEnd"/>
       <w:r>
         <w:rPr>
           <w:rFonts w:ascii="Cascadia Mono" w:eastAsiaTheme="minorHAnsi" w:hAnsi="Cascadia Mono" w:cs="Cascadia Mono"/>
@@ -5773,8 +8390,21 @@
           <w:lang w:val="en-US"/>
           <w14:ligatures w14:val="standardContextual"/>
         </w:rPr>
-        <w:t xml:space="preserve">        std::</w:t>
-      </w:r>
+        <w:t xml:space="preserve">        </w:t>
+      </w:r>
+      <w:proofErr w:type="gramStart"/>
+      <w:r>
+        <w:rPr>
+          <w:rFonts w:ascii="Cascadia Mono" w:eastAsiaTheme="minorHAnsi" w:hAnsi="Cascadia Mono" w:cs="Cascadia Mono"/>
+          <w:color w:val="000000"/>
+          <w:sz w:val="19"/>
+          <w:szCs w:val="19"/>
+          <w:lang w:val="en-US"/>
+          <w14:ligatures w14:val="standardContextual"/>
+        </w:rPr>
+        <w:t>std::</w:t>
+      </w:r>
+      <w:proofErr w:type="gramEnd"/>
       <w:r>
         <w:rPr>
           <w:rFonts w:ascii="Cascadia Mono" w:eastAsiaTheme="minorHAnsi" w:hAnsi="Cascadia Mono" w:cs="Cascadia Mono"/>
@@ -5817,7 +8447,31 @@
           <w:lang w:val="en-US"/>
           <w14:ligatures w14:val="standardContextual"/>
         </w:rPr>
-        <w:t>&gt; global_result;</w:t>
+        <w:t xml:space="preserve">&gt; </w:t>
+      </w:r>
+      <w:proofErr w:type="spellStart"/>
+      <w:r>
+        <w:rPr>
+          <w:rFonts w:ascii="Cascadia Mono" w:eastAsiaTheme="minorHAnsi" w:hAnsi="Cascadia Mono" w:cs="Cascadia Mono"/>
+          <w:color w:val="000000"/>
+          <w:sz w:val="19"/>
+          <w:szCs w:val="19"/>
+          <w:lang w:val="en-US"/>
+          <w14:ligatures w14:val="standardContextual"/>
+        </w:rPr>
+        <w:t>global_result</w:t>
+      </w:r>
+      <w:proofErr w:type="spellEnd"/>
+      <w:r>
+        <w:rPr>
+          <w:rFonts w:ascii="Cascadia Mono" w:eastAsiaTheme="minorHAnsi" w:hAnsi="Cascadia Mono" w:cs="Cascadia Mono"/>
+          <w:color w:val="000000"/>
+          <w:sz w:val="19"/>
+          <w:szCs w:val="19"/>
+          <w:lang w:val="en-US"/>
+          <w14:ligatures w14:val="standardContextual"/>
+        </w:rPr>
+        <w:t>;</w:t>
       </w:r>
     </w:p>
     <w:p>
@@ -5888,7 +8542,44 @@
           <w:lang w:val="en-US"/>
           <w14:ligatures w14:val="standardContextual"/>
         </w:rPr>
-        <w:t xml:space="preserve"> == 0) global_result.resize(N * P);</w:t>
+        <w:t xml:space="preserve"> == 0) </w:t>
+      </w:r>
+      <w:proofErr w:type="spellStart"/>
+      <w:r>
+        <w:rPr>
+          <w:rFonts w:ascii="Cascadia Mono" w:eastAsiaTheme="minorHAnsi" w:hAnsi="Cascadia Mono" w:cs="Cascadia Mono"/>
+          <w:color w:val="000000"/>
+          <w:sz w:val="19"/>
+          <w:szCs w:val="19"/>
+          <w:lang w:val="en-US"/>
+          <w14:ligatures w14:val="standardContextual"/>
+        </w:rPr>
+        <w:t>global_</w:t>
+      </w:r>
+      <w:proofErr w:type="gramStart"/>
+      <w:r>
+        <w:rPr>
+          <w:rFonts w:ascii="Cascadia Mono" w:eastAsiaTheme="minorHAnsi" w:hAnsi="Cascadia Mono" w:cs="Cascadia Mono"/>
+          <w:color w:val="000000"/>
+          <w:sz w:val="19"/>
+          <w:szCs w:val="19"/>
+          <w:lang w:val="en-US"/>
+          <w14:ligatures w14:val="standardContextual"/>
+        </w:rPr>
+        <w:t>result.resize</w:t>
+      </w:r>
+      <w:proofErr w:type="spellEnd"/>
+      <w:proofErr w:type="gramEnd"/>
+      <w:r>
+        <w:rPr>
+          <w:rFonts w:ascii="Cascadia Mono" w:eastAsiaTheme="minorHAnsi" w:hAnsi="Cascadia Mono" w:cs="Cascadia Mono"/>
+          <w:color w:val="000000"/>
+          <w:sz w:val="19"/>
+          <w:szCs w:val="19"/>
+          <w:lang w:val="en-US"/>
+          <w14:ligatures w14:val="standardContextual"/>
+        </w:rPr>
+        <w:t>(N * P);</w:t>
       </w:r>
     </w:p>
     <w:p>
@@ -5931,8 +8622,45 @@
           <w:lang w:val="en-US"/>
           <w14:ligatures w14:val="standardContextual"/>
         </w:rPr>
-        <w:t xml:space="preserve">        MPI_Gatherv(</w:t>
-      </w:r>
+        <w:t xml:space="preserve">        </w:t>
+      </w:r>
+      <w:proofErr w:type="spellStart"/>
+      <w:r>
+        <w:rPr>
+          <w:rFonts w:ascii="Cascadia Mono" w:eastAsiaTheme="minorHAnsi" w:hAnsi="Cascadia Mono" w:cs="Cascadia Mono"/>
+          <w:color w:val="000000"/>
+          <w:sz w:val="19"/>
+          <w:szCs w:val="19"/>
+          <w:lang w:val="en-US"/>
+          <w14:ligatures w14:val="standardContextual"/>
+        </w:rPr>
+        <w:t>MPI_</w:t>
+      </w:r>
+      <w:proofErr w:type="gramStart"/>
+      <w:r>
+        <w:rPr>
+          <w:rFonts w:ascii="Cascadia Mono" w:eastAsiaTheme="minorHAnsi" w:hAnsi="Cascadia Mono" w:cs="Cascadia Mono"/>
+          <w:color w:val="000000"/>
+          <w:sz w:val="19"/>
+          <w:szCs w:val="19"/>
+          <w:lang w:val="en-US"/>
+          <w14:ligatures w14:val="standardContextual"/>
+        </w:rPr>
+        <w:t>Gatherv</w:t>
+      </w:r>
+      <w:proofErr w:type="spellEnd"/>
+      <w:r>
+        <w:rPr>
+          <w:rFonts w:ascii="Cascadia Mono" w:eastAsiaTheme="minorHAnsi" w:hAnsi="Cascadia Mono" w:cs="Cascadia Mono"/>
+          <w:color w:val="000000"/>
+          <w:sz w:val="19"/>
+          <w:szCs w:val="19"/>
+          <w:lang w:val="en-US"/>
+          <w14:ligatures w14:val="standardContextual"/>
+        </w:rPr>
+        <w:t>(</w:t>
+      </w:r>
+      <w:proofErr w:type="gramEnd"/>
     </w:p>
     <w:p>
       <w:pPr>
@@ -5958,7 +8686,79 @@
           <w:lang w:val="en-US"/>
           <w14:ligatures w14:val="standardContextual"/>
         </w:rPr>
-        <w:t xml:space="preserve">            local_res.data(), local_rows * P, </w:t>
+        <w:t xml:space="preserve">            </w:t>
+      </w:r>
+      <w:proofErr w:type="spellStart"/>
+      <w:r>
+        <w:rPr>
+          <w:rFonts w:ascii="Cascadia Mono" w:eastAsiaTheme="minorHAnsi" w:hAnsi="Cascadia Mono" w:cs="Cascadia Mono"/>
+          <w:color w:val="000000"/>
+          <w:sz w:val="19"/>
+          <w:szCs w:val="19"/>
+          <w:lang w:val="en-US"/>
+          <w14:ligatures w14:val="standardContextual"/>
+        </w:rPr>
+        <w:t>local_res.</w:t>
+      </w:r>
+      <w:proofErr w:type="gramStart"/>
+      <w:r>
+        <w:rPr>
+          <w:rFonts w:ascii="Cascadia Mono" w:eastAsiaTheme="minorHAnsi" w:hAnsi="Cascadia Mono" w:cs="Cascadia Mono"/>
+          <w:color w:val="000000"/>
+          <w:sz w:val="19"/>
+          <w:szCs w:val="19"/>
+          <w:lang w:val="en-US"/>
+          <w14:ligatures w14:val="standardContextual"/>
+        </w:rPr>
+        <w:t>data</w:t>
+      </w:r>
+      <w:proofErr w:type="spellEnd"/>
+      <w:r>
+        <w:rPr>
+          <w:rFonts w:ascii="Cascadia Mono" w:eastAsiaTheme="minorHAnsi" w:hAnsi="Cascadia Mono" w:cs="Cascadia Mono"/>
+          <w:color w:val="000000"/>
+          <w:sz w:val="19"/>
+          <w:szCs w:val="19"/>
+          <w:lang w:val="en-US"/>
+          <w14:ligatures w14:val="standardContextual"/>
+        </w:rPr>
+        <w:t>(</w:t>
+      </w:r>
+      <w:proofErr w:type="gramEnd"/>
+      <w:r>
+        <w:rPr>
+          <w:rFonts w:ascii="Cascadia Mono" w:eastAsiaTheme="minorHAnsi" w:hAnsi="Cascadia Mono" w:cs="Cascadia Mono"/>
+          <w:color w:val="000000"/>
+          <w:sz w:val="19"/>
+          <w:szCs w:val="19"/>
+          <w:lang w:val="en-US"/>
+          <w14:ligatures w14:val="standardContextual"/>
+        </w:rPr>
+        <w:t xml:space="preserve">), </w:t>
+      </w:r>
+      <w:proofErr w:type="spellStart"/>
+      <w:r>
+        <w:rPr>
+          <w:rFonts w:ascii="Cascadia Mono" w:eastAsiaTheme="minorHAnsi" w:hAnsi="Cascadia Mono" w:cs="Cascadia Mono"/>
+          <w:color w:val="000000"/>
+          <w:sz w:val="19"/>
+          <w:szCs w:val="19"/>
+          <w:lang w:val="en-US"/>
+          <w14:ligatures w14:val="standardContextual"/>
+        </w:rPr>
+        <w:t>local_rows</w:t>
+      </w:r>
+      <w:proofErr w:type="spellEnd"/>
+      <w:r>
+        <w:rPr>
+          <w:rFonts w:ascii="Cascadia Mono" w:eastAsiaTheme="minorHAnsi" w:hAnsi="Cascadia Mono" w:cs="Cascadia Mono"/>
+          <w:color w:val="000000"/>
+          <w:sz w:val="19"/>
+          <w:szCs w:val="19"/>
+          <w:lang w:val="en-US"/>
+          <w14:ligatures w14:val="standardContextual"/>
+        </w:rPr>
+        <w:t xml:space="preserve"> * P, </w:t>
       </w:r>
       <w:r>
         <w:rPr>
@@ -6007,7 +8807,151 @@
           <w:lang w:val="en-US"/>
           <w14:ligatures w14:val="standardContextual"/>
         </w:rPr>
-        <w:t xml:space="preserve">            global_result.data(), recvcounts.data(), recvdispls.data(), </w:t>
+        <w:t xml:space="preserve">            </w:t>
+      </w:r>
+      <w:proofErr w:type="spellStart"/>
+      <w:r>
+        <w:rPr>
+          <w:rFonts w:ascii="Cascadia Mono" w:eastAsiaTheme="minorHAnsi" w:hAnsi="Cascadia Mono" w:cs="Cascadia Mono"/>
+          <w:color w:val="000000"/>
+          <w:sz w:val="19"/>
+          <w:szCs w:val="19"/>
+          <w:lang w:val="en-US"/>
+          <w14:ligatures w14:val="standardContextual"/>
+        </w:rPr>
+        <w:t>global_result.</w:t>
+      </w:r>
+      <w:proofErr w:type="gramStart"/>
+      <w:r>
+        <w:rPr>
+          <w:rFonts w:ascii="Cascadia Mono" w:eastAsiaTheme="minorHAnsi" w:hAnsi="Cascadia Mono" w:cs="Cascadia Mono"/>
+          <w:color w:val="000000"/>
+          <w:sz w:val="19"/>
+          <w:szCs w:val="19"/>
+          <w:lang w:val="en-US"/>
+          <w14:ligatures w14:val="standardContextual"/>
+        </w:rPr>
+        <w:t>data</w:t>
+      </w:r>
+      <w:proofErr w:type="spellEnd"/>
+      <w:r>
+        <w:rPr>
+          <w:rFonts w:ascii="Cascadia Mono" w:eastAsiaTheme="minorHAnsi" w:hAnsi="Cascadia Mono" w:cs="Cascadia Mono"/>
+          <w:color w:val="000000"/>
+          <w:sz w:val="19"/>
+          <w:szCs w:val="19"/>
+          <w:lang w:val="en-US"/>
+          <w14:ligatures w14:val="standardContextual"/>
+        </w:rPr>
+        <w:t>(</w:t>
+      </w:r>
+      <w:proofErr w:type="gramEnd"/>
+      <w:r>
+        <w:rPr>
+          <w:rFonts w:ascii="Cascadia Mono" w:eastAsiaTheme="minorHAnsi" w:hAnsi="Cascadia Mono" w:cs="Cascadia Mono"/>
+          <w:color w:val="000000"/>
+          <w:sz w:val="19"/>
+          <w:szCs w:val="19"/>
+          <w:lang w:val="en-US"/>
+          <w14:ligatures w14:val="standardContextual"/>
+        </w:rPr>
+        <w:t xml:space="preserve">), </w:t>
+      </w:r>
+      <w:proofErr w:type="spellStart"/>
+      <w:r>
+        <w:rPr>
+          <w:rFonts w:ascii="Cascadia Mono" w:eastAsiaTheme="minorHAnsi" w:hAnsi="Cascadia Mono" w:cs="Cascadia Mono"/>
+          <w:color w:val="000000"/>
+          <w:sz w:val="19"/>
+          <w:szCs w:val="19"/>
+          <w:lang w:val="en-US"/>
+          <w14:ligatures w14:val="standardContextual"/>
+        </w:rPr>
+        <w:t>recvcounts.</w:t>
+      </w:r>
+      <w:proofErr w:type="gramStart"/>
+      <w:r>
+        <w:rPr>
+          <w:rFonts w:ascii="Cascadia Mono" w:eastAsiaTheme="minorHAnsi" w:hAnsi="Cascadia Mono" w:cs="Cascadia Mono"/>
+          <w:color w:val="000000"/>
+          <w:sz w:val="19"/>
+          <w:szCs w:val="19"/>
+          <w:lang w:val="en-US"/>
+          <w14:ligatures w14:val="standardContextual"/>
+        </w:rPr>
+        <w:t>data</w:t>
+      </w:r>
+      <w:proofErr w:type="spellEnd"/>
+      <w:r>
+        <w:rPr>
+          <w:rFonts w:ascii="Cascadia Mono" w:eastAsiaTheme="minorHAnsi" w:hAnsi="Cascadia Mono" w:cs="Cascadia Mono"/>
+          <w:color w:val="000000"/>
+          <w:sz w:val="19"/>
+          <w:szCs w:val="19"/>
+          <w:lang w:val="en-US"/>
+          <w14:ligatures w14:val="standardContextual"/>
+        </w:rPr>
+        <w:t>(</w:t>
+      </w:r>
+      <w:proofErr w:type="gramEnd"/>
+      <w:r>
+        <w:rPr>
+          <w:rFonts w:ascii="Cascadia Mono" w:eastAsiaTheme="minorHAnsi" w:hAnsi="Cascadia Mono" w:cs="Cascadia Mono"/>
+          <w:color w:val="000000"/>
+          <w:sz w:val="19"/>
+          <w:szCs w:val="19"/>
+          <w:lang w:val="en-US"/>
+          <w14:ligatures w14:val="standardContextual"/>
+        </w:rPr>
+        <w:t xml:space="preserve">), </w:t>
+      </w:r>
+      <w:proofErr w:type="spellStart"/>
+      <w:r>
+        <w:rPr>
+          <w:rFonts w:ascii="Cascadia Mono" w:eastAsiaTheme="minorHAnsi" w:hAnsi="Cascadia Mono" w:cs="Cascadia Mono"/>
+          <w:color w:val="000000"/>
+          <w:sz w:val="19"/>
+          <w:szCs w:val="19"/>
+          <w:lang w:val="en-US"/>
+          <w14:ligatures w14:val="standardContextual"/>
+        </w:rPr>
+        <w:t>recvdispls.</w:t>
+      </w:r>
+      <w:proofErr w:type="gramStart"/>
+      <w:r>
+        <w:rPr>
+          <w:rFonts w:ascii="Cascadia Mono" w:eastAsiaTheme="minorHAnsi" w:hAnsi="Cascadia Mono" w:cs="Cascadia Mono"/>
+          <w:color w:val="000000"/>
+          <w:sz w:val="19"/>
+          <w:szCs w:val="19"/>
+          <w:lang w:val="en-US"/>
+          <w14:ligatures w14:val="standardContextual"/>
+        </w:rPr>
+        <w:t>data</w:t>
+      </w:r>
+      <w:proofErr w:type="spellEnd"/>
+      <w:r>
+        <w:rPr>
+          <w:rFonts w:ascii="Cascadia Mono" w:eastAsiaTheme="minorHAnsi" w:hAnsi="Cascadia Mono" w:cs="Cascadia Mono"/>
+          <w:color w:val="000000"/>
+          <w:sz w:val="19"/>
+          <w:szCs w:val="19"/>
+          <w:lang w:val="en-US"/>
+          <w14:ligatures w14:val="standardContextual"/>
+        </w:rPr>
+        <w:t>(</w:t>
+      </w:r>
+      <w:proofErr w:type="gramEnd"/>
+      <w:r>
+        <w:rPr>
+          <w:rFonts w:ascii="Cascadia Mono" w:eastAsiaTheme="minorHAnsi" w:hAnsi="Cascadia Mono" w:cs="Cascadia Mono"/>
+          <w:color w:val="000000"/>
+          <w:sz w:val="19"/>
+          <w:szCs w:val="19"/>
+          <w:lang w:val="en-US"/>
+          <w14:ligatures w14:val="standardContextual"/>
+        </w:rPr>
+        <w:t xml:space="preserve">), </w:t>
       </w:r>
       <w:r>
         <w:rPr>
@@ -6150,8 +9094,20 @@
           <w:szCs w:val="19"/>
           <w14:ligatures w14:val="standardContextual"/>
         </w:rPr>
-        <w:t>// Формирование результата только на root</w:t>
-      </w:r>
+        <w:t xml:space="preserve">// Формирование результата только на </w:t>
+      </w:r>
+      <w:proofErr w:type="spellStart"/>
+      <w:r>
+        <w:rPr>
+          <w:rFonts w:ascii="Cascadia Mono" w:eastAsiaTheme="minorHAnsi" w:hAnsi="Cascadia Mono" w:cs="Cascadia Mono"/>
+          <w:color w:val="008000"/>
+          <w:sz w:val="19"/>
+          <w:szCs w:val="19"/>
+          <w14:ligatures w14:val="standardContextual"/>
+        </w:rPr>
+        <w:t>root</w:t>
+      </w:r>
+      <w:proofErr w:type="spellEnd"/>
     </w:p>
     <w:p>
       <w:pPr>
@@ -6178,6 +9134,7 @@
         </w:rPr>
         <w:t xml:space="preserve">        </w:t>
       </w:r>
+      <w:proofErr w:type="gramStart"/>
       <w:r>
         <w:rPr>
           <w:rFonts w:ascii="Cascadia Mono" w:eastAsiaTheme="minorHAnsi" w:hAnsi="Cascadia Mono" w:cs="Cascadia Mono"/>
@@ -6189,6 +9146,7 @@
         </w:rPr>
         <w:t>std::</w:t>
       </w:r>
+      <w:proofErr w:type="gramEnd"/>
       <w:r>
         <w:rPr>
           <w:rFonts w:ascii="Cascadia Mono" w:eastAsiaTheme="minorHAnsi" w:hAnsi="Cascadia Mono" w:cs="Cascadia Mono"/>
@@ -6209,8 +9167,21 @@
           <w:lang w:val="en-US"/>
           <w14:ligatures w14:val="standardContextual"/>
         </w:rPr>
-        <w:t>&lt;std::</w:t>
-      </w:r>
+        <w:t>&lt;</w:t>
+      </w:r>
+      <w:proofErr w:type="gramStart"/>
+      <w:r>
+        <w:rPr>
+          <w:rFonts w:ascii="Cascadia Mono" w:eastAsiaTheme="minorHAnsi" w:hAnsi="Cascadia Mono" w:cs="Cascadia Mono"/>
+          <w:color w:val="000000"/>
+          <w:sz w:val="19"/>
+          <w:szCs w:val="19"/>
+          <w:lang w:val="en-US"/>
+          <w14:ligatures w14:val="standardContextual"/>
+        </w:rPr>
+        <w:t>std::</w:t>
+      </w:r>
+      <w:proofErr w:type="gramEnd"/>
       <w:r>
         <w:rPr>
           <w:rFonts w:ascii="Cascadia Mono" w:eastAsiaTheme="minorHAnsi" w:hAnsi="Cascadia Mono" w:cs="Cascadia Mono"/>
@@ -6351,7 +9322,33 @@
           <w:lang w:val="en-US"/>
           <w14:ligatures w14:val="standardContextual"/>
         </w:rPr>
-        <w:t xml:space="preserve">            result.resize(N);</w:t>
+        <w:t xml:space="preserve">            </w:t>
+      </w:r>
+      <w:proofErr w:type="spellStart"/>
+      <w:proofErr w:type="gramStart"/>
+      <w:r>
+        <w:rPr>
+          <w:rFonts w:ascii="Cascadia Mono" w:eastAsiaTheme="minorHAnsi" w:hAnsi="Cascadia Mono" w:cs="Cascadia Mono"/>
+          <w:color w:val="000000"/>
+          <w:sz w:val="19"/>
+          <w:szCs w:val="19"/>
+          <w:lang w:val="en-US"/>
+          <w14:ligatures w14:val="standardContextual"/>
+        </w:rPr>
+        <w:t>result.resize</w:t>
+      </w:r>
+      <w:proofErr w:type="spellEnd"/>
+      <w:proofErr w:type="gramEnd"/>
+      <w:r>
+        <w:rPr>
+          <w:rFonts w:ascii="Cascadia Mono" w:eastAsiaTheme="minorHAnsi" w:hAnsi="Cascadia Mono" w:cs="Cascadia Mono"/>
+          <w:color w:val="000000"/>
+          <w:sz w:val="19"/>
+          <w:szCs w:val="19"/>
+          <w:lang w:val="en-US"/>
+          <w14:ligatures w14:val="standardContextual"/>
+        </w:rPr>
+        <w:t>(N);</w:t>
       </w:r>
     </w:p>
     <w:p>
@@ -6422,7 +9419,79 @@
           <w:lang w:val="en-US"/>
           <w14:ligatures w14:val="standardContextual"/>
         </w:rPr>
-        <w:t xml:space="preserve"> i = 0; i &lt; N; ++i) {</w:t>
+        <w:t xml:space="preserve"> </w:t>
+      </w:r>
+      <w:proofErr w:type="spellStart"/>
+      <w:r>
+        <w:rPr>
+          <w:rFonts w:ascii="Cascadia Mono" w:eastAsiaTheme="minorHAnsi" w:hAnsi="Cascadia Mono" w:cs="Cascadia Mono"/>
+          <w:color w:val="000000"/>
+          <w:sz w:val="19"/>
+          <w:szCs w:val="19"/>
+          <w:lang w:val="en-US"/>
+          <w14:ligatures w14:val="standardContextual"/>
+        </w:rPr>
+        <w:t>i</w:t>
+      </w:r>
+      <w:proofErr w:type="spellEnd"/>
+      <w:r>
+        <w:rPr>
+          <w:rFonts w:ascii="Cascadia Mono" w:eastAsiaTheme="minorHAnsi" w:hAnsi="Cascadia Mono" w:cs="Cascadia Mono"/>
+          <w:color w:val="000000"/>
+          <w:sz w:val="19"/>
+          <w:szCs w:val="19"/>
+          <w:lang w:val="en-US"/>
+          <w14:ligatures w14:val="standardContextual"/>
+        </w:rPr>
+        <w:t xml:space="preserve"> = 0; </w:t>
+      </w:r>
+      <w:proofErr w:type="spellStart"/>
+      <w:r>
+        <w:rPr>
+          <w:rFonts w:ascii="Cascadia Mono" w:eastAsiaTheme="minorHAnsi" w:hAnsi="Cascadia Mono" w:cs="Cascadia Mono"/>
+          <w:color w:val="000000"/>
+          <w:sz w:val="19"/>
+          <w:szCs w:val="19"/>
+          <w:lang w:val="en-US"/>
+          <w14:ligatures w14:val="standardContextual"/>
+        </w:rPr>
+        <w:t>i</w:t>
+      </w:r>
+      <w:proofErr w:type="spellEnd"/>
+      <w:r>
+        <w:rPr>
+          <w:rFonts w:ascii="Cascadia Mono" w:eastAsiaTheme="minorHAnsi" w:hAnsi="Cascadia Mono" w:cs="Cascadia Mono"/>
+          <w:color w:val="000000"/>
+          <w:sz w:val="19"/>
+          <w:szCs w:val="19"/>
+          <w:lang w:val="en-US"/>
+          <w14:ligatures w14:val="standardContextual"/>
+        </w:rPr>
+        <w:t xml:space="preserve"> &lt; N; ++</w:t>
+      </w:r>
+      <w:proofErr w:type="spellStart"/>
+      <w:r>
+        <w:rPr>
+          <w:rFonts w:ascii="Cascadia Mono" w:eastAsiaTheme="minorHAnsi" w:hAnsi="Cascadia Mono" w:cs="Cascadia Mono"/>
+          <w:color w:val="000000"/>
+          <w:sz w:val="19"/>
+          <w:szCs w:val="19"/>
+          <w:lang w:val="en-US"/>
+          <w14:ligatures w14:val="standardContextual"/>
+        </w:rPr>
+        <w:t>i</w:t>
+      </w:r>
+      <w:proofErr w:type="spellEnd"/>
+      <w:r>
+        <w:rPr>
+          <w:rFonts w:ascii="Cascadia Mono" w:eastAsiaTheme="minorHAnsi" w:hAnsi="Cascadia Mono" w:cs="Cascadia Mono"/>
+          <w:color w:val="000000"/>
+          <w:sz w:val="19"/>
+          <w:szCs w:val="19"/>
+          <w:lang w:val="en-US"/>
+          <w14:ligatures w14:val="standardContextual"/>
+        </w:rPr>
+        <w:t>) {</w:t>
       </w:r>
     </w:p>
     <w:p>
@@ -6462,6 +9531,7 @@
         </w:rPr>
         <w:t>[</w:t>
       </w:r>
+      <w:proofErr w:type="spellStart"/>
       <w:r>
         <w:rPr>
           <w:rFonts w:ascii="Cascadia Mono" w:eastAsiaTheme="minorHAnsi" w:hAnsi="Cascadia Mono" w:cs="Cascadia Mono"/>
@@ -6473,6 +9543,8 @@
         </w:rPr>
         <w:t>i</w:t>
       </w:r>
+      <w:proofErr w:type="spellEnd"/>
+      <w:proofErr w:type="gramStart"/>
       <w:r>
         <w:rPr>
           <w:rFonts w:ascii="Cascadia Mono" w:eastAsiaTheme="minorHAnsi" w:hAnsi="Cascadia Mono" w:cs="Cascadia Mono"/>
@@ -6493,7 +9565,19 @@
           <w:lang w:val="en-US"/>
           <w14:ligatures w14:val="standardContextual"/>
         </w:rPr>
-        <w:t>.resize(P);</w:t>
+        <w:t>.resize</w:t>
+      </w:r>
+      <w:proofErr w:type="gramEnd"/>
+      <w:r>
+        <w:rPr>
+          <w:rFonts w:ascii="Cascadia Mono" w:eastAsiaTheme="minorHAnsi" w:hAnsi="Cascadia Mono" w:cs="Cascadia Mono"/>
+          <w:color w:val="000000"/>
+          <w:sz w:val="19"/>
+          <w:szCs w:val="19"/>
+          <w:lang w:val="en-US"/>
+          <w14:ligatures w14:val="standardContextual"/>
+        </w:rPr>
+        <w:t>(P);</w:t>
       </w:r>
     </w:p>
     <w:p>
@@ -6520,8 +9604,21 @@
           <w:lang w:val="en-US"/>
           <w14:ligatures w14:val="standardContextual"/>
         </w:rPr>
-        <w:t xml:space="preserve">                std::copy(</w:t>
-      </w:r>
+        <w:t xml:space="preserve">                </w:t>
+      </w:r>
+      <w:proofErr w:type="gramStart"/>
+      <w:r>
+        <w:rPr>
+          <w:rFonts w:ascii="Cascadia Mono" w:eastAsiaTheme="minorHAnsi" w:hAnsi="Cascadia Mono" w:cs="Cascadia Mono"/>
+          <w:color w:val="000000"/>
+          <w:sz w:val="19"/>
+          <w:szCs w:val="19"/>
+          <w:lang w:val="en-US"/>
+          <w14:ligatures w14:val="standardContextual"/>
+        </w:rPr>
+        <w:t>std::copy(</w:t>
+      </w:r>
+      <w:proofErr w:type="gramEnd"/>
     </w:p>
     <w:p>
       <w:pPr>
@@ -6547,7 +9644,44 @@
           <w:lang w:val="en-US"/>
           <w14:ligatures w14:val="standardContextual"/>
         </w:rPr>
-        <w:t xml:space="preserve">                    global_result.begin() </w:t>
+        <w:t xml:space="preserve">                    </w:t>
+      </w:r>
+      <w:proofErr w:type="spellStart"/>
+      <w:r>
+        <w:rPr>
+          <w:rFonts w:ascii="Cascadia Mono" w:eastAsiaTheme="minorHAnsi" w:hAnsi="Cascadia Mono" w:cs="Cascadia Mono"/>
+          <w:color w:val="000000"/>
+          <w:sz w:val="19"/>
+          <w:szCs w:val="19"/>
+          <w:lang w:val="en-US"/>
+          <w14:ligatures w14:val="standardContextual"/>
+        </w:rPr>
+        <w:t>global_</w:t>
+      </w:r>
+      <w:proofErr w:type="gramStart"/>
+      <w:r>
+        <w:rPr>
+          <w:rFonts w:ascii="Cascadia Mono" w:eastAsiaTheme="minorHAnsi" w:hAnsi="Cascadia Mono" w:cs="Cascadia Mono"/>
+          <w:color w:val="000000"/>
+          <w:sz w:val="19"/>
+          <w:szCs w:val="19"/>
+          <w:lang w:val="en-US"/>
+          <w14:ligatures w14:val="standardContextual"/>
+        </w:rPr>
+        <w:t>result.begin</w:t>
+      </w:r>
+      <w:proofErr w:type="spellEnd"/>
+      <w:proofErr w:type="gramEnd"/>
+      <w:r>
+        <w:rPr>
+          <w:rFonts w:ascii="Cascadia Mono" w:eastAsiaTheme="minorHAnsi" w:hAnsi="Cascadia Mono" w:cs="Cascadia Mono"/>
+          <w:color w:val="000000"/>
+          <w:sz w:val="19"/>
+          <w:szCs w:val="19"/>
+          <w:lang w:val="en-US"/>
+          <w14:ligatures w14:val="standardContextual"/>
+        </w:rPr>
+        <w:t xml:space="preserve">() </w:t>
       </w:r>
       <w:r>
         <w:rPr>
@@ -6569,7 +9703,31 @@
           <w:lang w:val="en-US"/>
           <w14:ligatures w14:val="standardContextual"/>
         </w:rPr>
-        <w:t xml:space="preserve"> i * P,</w:t>
+        <w:t xml:space="preserve"> </w:t>
+      </w:r>
+      <w:proofErr w:type="spellStart"/>
+      <w:r>
+        <w:rPr>
+          <w:rFonts w:ascii="Cascadia Mono" w:eastAsiaTheme="minorHAnsi" w:hAnsi="Cascadia Mono" w:cs="Cascadia Mono"/>
+          <w:color w:val="000000"/>
+          <w:sz w:val="19"/>
+          <w:szCs w:val="19"/>
+          <w:lang w:val="en-US"/>
+          <w14:ligatures w14:val="standardContextual"/>
+        </w:rPr>
+        <w:t>i</w:t>
+      </w:r>
+      <w:proofErr w:type="spellEnd"/>
+      <w:r>
+        <w:rPr>
+          <w:rFonts w:ascii="Cascadia Mono" w:eastAsiaTheme="minorHAnsi" w:hAnsi="Cascadia Mono" w:cs="Cascadia Mono"/>
+          <w:color w:val="000000"/>
+          <w:sz w:val="19"/>
+          <w:szCs w:val="19"/>
+          <w:lang w:val="en-US"/>
+          <w14:ligatures w14:val="standardContextual"/>
+        </w:rPr>
+        <w:t xml:space="preserve"> * P,</w:t>
       </w:r>
     </w:p>
     <w:p>
@@ -6596,7 +9754,44 @@
           <w:lang w:val="en-US"/>
           <w14:ligatures w14:val="standardContextual"/>
         </w:rPr>
-        <w:t xml:space="preserve">                    global_result.begin() </w:t>
+        <w:t xml:space="preserve">                    </w:t>
+      </w:r>
+      <w:proofErr w:type="spellStart"/>
+      <w:r>
+        <w:rPr>
+          <w:rFonts w:ascii="Cascadia Mono" w:eastAsiaTheme="minorHAnsi" w:hAnsi="Cascadia Mono" w:cs="Cascadia Mono"/>
+          <w:color w:val="000000"/>
+          <w:sz w:val="19"/>
+          <w:szCs w:val="19"/>
+          <w:lang w:val="en-US"/>
+          <w14:ligatures w14:val="standardContextual"/>
+        </w:rPr>
+        <w:t>global_</w:t>
+      </w:r>
+      <w:proofErr w:type="gramStart"/>
+      <w:r>
+        <w:rPr>
+          <w:rFonts w:ascii="Cascadia Mono" w:eastAsiaTheme="minorHAnsi" w:hAnsi="Cascadia Mono" w:cs="Cascadia Mono"/>
+          <w:color w:val="000000"/>
+          <w:sz w:val="19"/>
+          <w:szCs w:val="19"/>
+          <w:lang w:val="en-US"/>
+          <w14:ligatures w14:val="standardContextual"/>
+        </w:rPr>
+        <w:t>result.begin</w:t>
+      </w:r>
+      <w:proofErr w:type="spellEnd"/>
+      <w:proofErr w:type="gramEnd"/>
+      <w:r>
+        <w:rPr>
+          <w:rFonts w:ascii="Cascadia Mono" w:eastAsiaTheme="minorHAnsi" w:hAnsi="Cascadia Mono" w:cs="Cascadia Mono"/>
+          <w:color w:val="000000"/>
+          <w:sz w:val="19"/>
+          <w:szCs w:val="19"/>
+          <w:lang w:val="en-US"/>
+          <w14:ligatures w14:val="standardContextual"/>
+        </w:rPr>
+        <w:t xml:space="preserve">() </w:t>
       </w:r>
       <w:r>
         <w:rPr>
@@ -6618,7 +9813,31 @@
           <w:lang w:val="en-US"/>
           <w14:ligatures w14:val="standardContextual"/>
         </w:rPr>
-        <w:t xml:space="preserve"> (i + 1) * P,</w:t>
+        <w:t xml:space="preserve"> (</w:t>
+      </w:r>
+      <w:proofErr w:type="spellStart"/>
+      <w:r>
+        <w:rPr>
+          <w:rFonts w:ascii="Cascadia Mono" w:eastAsiaTheme="minorHAnsi" w:hAnsi="Cascadia Mono" w:cs="Cascadia Mono"/>
+          <w:color w:val="000000"/>
+          <w:sz w:val="19"/>
+          <w:szCs w:val="19"/>
+          <w:lang w:val="en-US"/>
+          <w14:ligatures w14:val="standardContextual"/>
+        </w:rPr>
+        <w:t>i</w:t>
+      </w:r>
+      <w:proofErr w:type="spellEnd"/>
+      <w:r>
+        <w:rPr>
+          <w:rFonts w:ascii="Cascadia Mono" w:eastAsiaTheme="minorHAnsi" w:hAnsi="Cascadia Mono" w:cs="Cascadia Mono"/>
+          <w:color w:val="000000"/>
+          <w:sz w:val="19"/>
+          <w:szCs w:val="19"/>
+          <w:lang w:val="en-US"/>
+          <w14:ligatures w14:val="standardContextual"/>
+        </w:rPr>
+        <w:t xml:space="preserve"> + 1) * P,</w:t>
       </w:r>
     </w:p>
     <w:p>
@@ -6658,6 +9877,7 @@
         </w:rPr>
         <w:t>[</w:t>
       </w:r>
+      <w:proofErr w:type="spellStart"/>
       <w:r>
         <w:rPr>
           <w:rFonts w:ascii="Cascadia Mono" w:eastAsiaTheme="minorHAnsi" w:hAnsi="Cascadia Mono" w:cs="Cascadia Mono"/>
@@ -6669,6 +9889,8 @@
         </w:rPr>
         <w:t>i</w:t>
       </w:r>
+      <w:proofErr w:type="spellEnd"/>
+      <w:proofErr w:type="gramStart"/>
       <w:r>
         <w:rPr>
           <w:rFonts w:ascii="Cascadia Mono" w:eastAsiaTheme="minorHAnsi" w:hAnsi="Cascadia Mono" w:cs="Cascadia Mono"/>
@@ -6689,7 +9911,19 @@
           <w:lang w:val="en-US"/>
           <w14:ligatures w14:val="standardContextual"/>
         </w:rPr>
-        <w:t>.begin()</w:t>
+        <w:t>.begin</w:t>
+      </w:r>
+      <w:proofErr w:type="gramEnd"/>
+      <w:r>
+        <w:rPr>
+          <w:rFonts w:ascii="Cascadia Mono" w:eastAsiaTheme="minorHAnsi" w:hAnsi="Cascadia Mono" w:cs="Cascadia Mono"/>
+          <w:color w:val="000000"/>
+          <w:sz w:val="19"/>
+          <w:szCs w:val="19"/>
+          <w:lang w:val="en-US"/>
+          <w14:ligatures w14:val="standardContextual"/>
+        </w:rPr>
+        <w:t>()</w:t>
       </w:r>
     </w:p>
     <w:p>
@@ -6933,8 +10167,21 @@
           <w:lang w:val="en-US"/>
           <w14:ligatures w14:val="standardContextual"/>
         </w:rPr>
-        <w:t xml:space="preserve"> std::</w:t>
-      </w:r>
+        <w:t xml:space="preserve"> </w:t>
+      </w:r>
+      <w:proofErr w:type="gramStart"/>
+      <w:r>
+        <w:rPr>
+          <w:rFonts w:ascii="Cascadia Mono" w:eastAsiaTheme="minorHAnsi" w:hAnsi="Cascadia Mono" w:cs="Cascadia Mono"/>
+          <w:color w:val="000000"/>
+          <w:sz w:val="19"/>
+          <w:szCs w:val="19"/>
+          <w:lang w:val="en-US"/>
+          <w14:ligatures w14:val="standardContextual"/>
+        </w:rPr>
+        <w:t>std::</w:t>
+      </w:r>
+      <w:proofErr w:type="gramEnd"/>
       <w:r>
         <w:rPr>
           <w:rFonts w:ascii="Cascadia Mono" w:eastAsiaTheme="minorHAnsi" w:hAnsi="Cascadia Mono" w:cs="Cascadia Mono"/>
@@ -6982,7 +10229,44 @@
           <w:lang w:val="en-US"/>
           <w14:ligatures w14:val="standardContextual"/>
         </w:rPr>
-        <w:t xml:space="preserve">        std::cerr </w:t>
+        <w:t xml:space="preserve">        </w:t>
+      </w:r>
+      <w:proofErr w:type="gramStart"/>
+      <w:r>
+        <w:rPr>
+          <w:rFonts w:ascii="Cascadia Mono" w:eastAsiaTheme="minorHAnsi" w:hAnsi="Cascadia Mono" w:cs="Cascadia Mono"/>
+          <w:color w:val="000000"/>
+          <w:sz w:val="19"/>
+          <w:szCs w:val="19"/>
+          <w:lang w:val="en-US"/>
+          <w14:ligatures w14:val="standardContextual"/>
+        </w:rPr>
+        <w:t>std::</w:t>
+      </w:r>
+      <w:proofErr w:type="spellStart"/>
+      <w:proofErr w:type="gramEnd"/>
+      <w:r>
+        <w:rPr>
+          <w:rFonts w:ascii="Cascadia Mono" w:eastAsiaTheme="minorHAnsi" w:hAnsi="Cascadia Mono" w:cs="Cascadia Mono"/>
+          <w:color w:val="000000"/>
+          <w:sz w:val="19"/>
+          <w:szCs w:val="19"/>
+          <w:lang w:val="en-US"/>
+          <w14:ligatures w14:val="standardContextual"/>
+        </w:rPr>
+        <w:t>cerr</w:t>
+      </w:r>
+      <w:proofErr w:type="spellEnd"/>
+      <w:r>
+        <w:rPr>
+          <w:rFonts w:ascii="Cascadia Mono" w:eastAsiaTheme="minorHAnsi" w:hAnsi="Cascadia Mono" w:cs="Cascadia Mono"/>
+          <w:color w:val="000000"/>
+          <w:sz w:val="19"/>
+          <w:szCs w:val="19"/>
+          <w:lang w:val="en-US"/>
+          <w14:ligatures w14:val="standardContextual"/>
+        </w:rPr>
+        <w:t xml:space="preserve"> </w:t>
       </w:r>
       <w:r>
         <w:rPr>
@@ -7136,7 +10420,33 @@
           <w:lang w:val="en-US"/>
           <w14:ligatures w14:val="standardContextual"/>
         </w:rPr>
-        <w:t xml:space="preserve"> e.what() </w:t>
+        <w:t xml:space="preserve"> </w:t>
+      </w:r>
+      <w:proofErr w:type="spellStart"/>
+      <w:proofErr w:type="gramStart"/>
+      <w:r>
+        <w:rPr>
+          <w:rFonts w:ascii="Cascadia Mono" w:eastAsiaTheme="minorHAnsi" w:hAnsi="Cascadia Mono" w:cs="Cascadia Mono"/>
+          <w:color w:val="000000"/>
+          <w:sz w:val="19"/>
+          <w:szCs w:val="19"/>
+          <w:lang w:val="en-US"/>
+          <w14:ligatures w14:val="standardContextual"/>
+        </w:rPr>
+        <w:t>e.what</w:t>
+      </w:r>
+      <w:proofErr w:type="spellEnd"/>
+      <w:proofErr w:type="gramEnd"/>
+      <w:r>
+        <w:rPr>
+          <w:rFonts w:ascii="Cascadia Mono" w:eastAsiaTheme="minorHAnsi" w:hAnsi="Cascadia Mono" w:cs="Cascadia Mono"/>
+          <w:color w:val="000000"/>
+          <w:sz w:val="19"/>
+          <w:szCs w:val="19"/>
+          <w:lang w:val="en-US"/>
+          <w14:ligatures w14:val="standardContextual"/>
+        </w:rPr>
+        <w:t xml:space="preserve">() </w:t>
       </w:r>
       <w:r>
         <w:rPr>
@@ -7158,7 +10468,44 @@
           <w:lang w:val="en-US"/>
           <w14:ligatures w14:val="standardContextual"/>
         </w:rPr>
-        <w:t xml:space="preserve"> std::endl;</w:t>
+        <w:t xml:space="preserve"> </w:t>
+      </w:r>
+      <w:proofErr w:type="gramStart"/>
+      <w:r>
+        <w:rPr>
+          <w:rFonts w:ascii="Cascadia Mono" w:eastAsiaTheme="minorHAnsi" w:hAnsi="Cascadia Mono" w:cs="Cascadia Mono"/>
+          <w:color w:val="000000"/>
+          <w:sz w:val="19"/>
+          <w:szCs w:val="19"/>
+          <w:lang w:val="en-US"/>
+          <w14:ligatures w14:val="standardContextual"/>
+        </w:rPr>
+        <w:t>std::</w:t>
+      </w:r>
+      <w:proofErr w:type="spellStart"/>
+      <w:proofErr w:type="gramEnd"/>
+      <w:r>
+        <w:rPr>
+          <w:rFonts w:ascii="Cascadia Mono" w:eastAsiaTheme="minorHAnsi" w:hAnsi="Cascadia Mono" w:cs="Cascadia Mono"/>
+          <w:color w:val="000000"/>
+          <w:sz w:val="19"/>
+          <w:szCs w:val="19"/>
+          <w:lang w:val="en-US"/>
+          <w14:ligatures w14:val="standardContextual"/>
+        </w:rPr>
+        <w:t>endl</w:t>
+      </w:r>
+      <w:proofErr w:type="spellEnd"/>
+      <w:r>
+        <w:rPr>
+          <w:rFonts w:ascii="Cascadia Mono" w:eastAsiaTheme="minorHAnsi" w:hAnsi="Cascadia Mono" w:cs="Cascadia Mono"/>
+          <w:color w:val="000000"/>
+          <w:sz w:val="19"/>
+          <w:szCs w:val="19"/>
+          <w:lang w:val="en-US"/>
+          <w14:ligatures w14:val="standardContextual"/>
+        </w:rPr>
+        <w:t>;</w:t>
       </w:r>
     </w:p>
     <w:p>
@@ -7185,8 +10532,45 @@
           <w:lang w:val="en-US"/>
           <w14:ligatures w14:val="standardContextual"/>
         </w:rPr>
-        <w:t xml:space="preserve">        MPI_Abort(</w:t>
-      </w:r>
+        <w:t xml:space="preserve">        </w:t>
+      </w:r>
+      <w:proofErr w:type="spellStart"/>
+      <w:r>
+        <w:rPr>
+          <w:rFonts w:ascii="Cascadia Mono" w:eastAsiaTheme="minorHAnsi" w:hAnsi="Cascadia Mono" w:cs="Cascadia Mono"/>
+          <w:color w:val="000000"/>
+          <w:sz w:val="19"/>
+          <w:szCs w:val="19"/>
+          <w:lang w:val="en-US"/>
+          <w14:ligatures w14:val="standardContextual"/>
+        </w:rPr>
+        <w:t>MPI_</w:t>
+      </w:r>
+      <w:proofErr w:type="gramStart"/>
+      <w:r>
+        <w:rPr>
+          <w:rFonts w:ascii="Cascadia Mono" w:eastAsiaTheme="minorHAnsi" w:hAnsi="Cascadia Mono" w:cs="Cascadia Mono"/>
+          <w:color w:val="000000"/>
+          <w:sz w:val="19"/>
+          <w:szCs w:val="19"/>
+          <w:lang w:val="en-US"/>
+          <w14:ligatures w14:val="standardContextual"/>
+        </w:rPr>
+        <w:t>Abort</w:t>
+      </w:r>
+      <w:proofErr w:type="spellEnd"/>
+      <w:r>
+        <w:rPr>
+          <w:rFonts w:ascii="Cascadia Mono" w:eastAsiaTheme="minorHAnsi" w:hAnsi="Cascadia Mono" w:cs="Cascadia Mono"/>
+          <w:color w:val="000000"/>
+          <w:sz w:val="19"/>
+          <w:szCs w:val="19"/>
+          <w:lang w:val="en-US"/>
+          <w14:ligatures w14:val="standardContextual"/>
+        </w:rPr>
+        <w:t>(</w:t>
+      </w:r>
+      <w:proofErr w:type="gramEnd"/>
       <w:r>
         <w:rPr>
           <w:rFonts w:ascii="Cascadia Mono" w:eastAsiaTheme="minorHAnsi" w:hAnsi="Cascadia Mono" w:cs="Cascadia Mono"/>
@@ -7235,6 +10619,7 @@
         </w:rPr>
         <w:t xml:space="preserve">        </w:t>
       </w:r>
+      <w:proofErr w:type="spellStart"/>
       <w:r>
         <w:rPr>
           <w:rFonts w:ascii="Cascadia Mono" w:eastAsiaTheme="minorHAnsi" w:hAnsi="Cascadia Mono" w:cs="Cascadia Mono"/>
@@ -7245,6 +10630,7 @@
         </w:rPr>
         <w:t>return</w:t>
       </w:r>
+      <w:proofErr w:type="spellEnd"/>
       <w:r>
         <w:rPr>
           <w:rFonts w:ascii="Cascadia Mono" w:eastAsiaTheme="minorHAnsi" w:hAnsi="Cascadia Mono" w:cs="Cascadia Mono"/>
@@ -7403,7 +10789,23 @@
                 <w:rFonts w:ascii="Calibri" w:hAnsi="Calibri" w:cs="Calibri"/>
                 <w:color w:val="000000"/>
               </w:rPr>
-              <w:t>умножение матрицы до оптимизации, милисек.</w:t>
+              <w:t xml:space="preserve">умножение матрицы до оптимизации, </w:t>
+            </w:r>
+            <w:proofErr w:type="spellStart"/>
+            <w:r>
+              <w:rPr>
+                <w:rFonts w:ascii="Calibri" w:hAnsi="Calibri" w:cs="Calibri"/>
+                <w:color w:val="000000"/>
+              </w:rPr>
+              <w:t>милисек</w:t>
+            </w:r>
+            <w:proofErr w:type="spellEnd"/>
+            <w:r>
+              <w:rPr>
+                <w:rFonts w:ascii="Calibri" w:hAnsi="Calibri" w:cs="Calibri"/>
+                <w:color w:val="000000"/>
+              </w:rPr>
+              <w:t>.</w:t>
             </w:r>
           </w:p>
         </w:tc>
@@ -7427,7 +10829,23 @@
                 <w:rFonts w:ascii="Calibri" w:hAnsi="Calibri" w:cs="Calibri"/>
                 <w:color w:val="000000"/>
               </w:rPr>
-              <w:t>умножение матрицы ПОСЛЕ оптимизации, милисек.</w:t>
+              <w:t xml:space="preserve">умножение матрицы ПОСЛЕ оптимизации, </w:t>
+            </w:r>
+            <w:proofErr w:type="spellStart"/>
+            <w:r>
+              <w:rPr>
+                <w:rFonts w:ascii="Calibri" w:hAnsi="Calibri" w:cs="Calibri"/>
+                <w:color w:val="000000"/>
+              </w:rPr>
+              <w:t>милисек</w:t>
+            </w:r>
+            <w:proofErr w:type="spellEnd"/>
+            <w:r>
+              <w:rPr>
+                <w:rFonts w:ascii="Calibri" w:hAnsi="Calibri" w:cs="Calibri"/>
+                <w:color w:val="000000"/>
+              </w:rPr>
+              <w:t>.</w:t>
             </w:r>
           </w:p>
         </w:tc>
@@ -7450,7 +10868,23 @@
                 <w:rFonts w:ascii="Calibri" w:hAnsi="Calibri" w:cs="Calibri"/>
                 <w:color w:val="000000"/>
               </w:rPr>
-              <w:t>умножение матрицы на Сергее Королёве, милисек.</w:t>
+              <w:t xml:space="preserve">умножение матрицы на Сергее Королёве, </w:t>
+            </w:r>
+            <w:proofErr w:type="spellStart"/>
+            <w:r>
+              <w:rPr>
+                <w:rFonts w:ascii="Calibri" w:hAnsi="Calibri" w:cs="Calibri"/>
+                <w:color w:val="000000"/>
+              </w:rPr>
+              <w:t>милисек</w:t>
+            </w:r>
+            <w:proofErr w:type="spellEnd"/>
+            <w:r>
+              <w:rPr>
+                <w:rFonts w:ascii="Calibri" w:hAnsi="Calibri" w:cs="Calibri"/>
+                <w:color w:val="000000"/>
+              </w:rPr>
+              <w:t>.</w:t>
             </w:r>
           </w:p>
         </w:tc>
@@ -10232,13 +13666,7 @@
         <w:t xml:space="preserve"> </w:t>
       </w:r>
       <w:r>
-        <w:t xml:space="preserve">на моём персональном компьютере при использовании 4 процессов </w:t>
-      </w:r>
-      <w:r>
-        <w:t>показало</w:t>
-      </w:r>
-      <w:r>
-        <w:t xml:space="preserve"> ускорение вычисления в 7,8 раз. При использовании </w:t>
+        <w:t xml:space="preserve">на моём персональном компьютере при использовании 4 процессов показало ускорение вычисления в 7,8 раз. При использовании </w:t>
       </w:r>
       <w:r>
         <w:rPr>
@@ -11514,6 +14942,30 @@
       <w:u w:val="single"/>
     </w:rPr>
   </w:style>
+  <w:style w:type="character" w:styleId="ad">
+    <w:name w:val="Unresolved Mention"/>
+    <w:basedOn w:val="a0"/>
+    <w:uiPriority w:val="99"/>
+    <w:semiHidden/>
+    <w:unhideWhenUsed/>
+    <w:rsid w:val="002F5899"/>
+    <w:rPr>
+      <w:color w:val="605E5C"/>
+      <w:shd w:val="clear" w:color="auto" w:fill="E1DFDD"/>
+    </w:rPr>
+  </w:style>
+  <w:style w:type="character" w:styleId="ae">
+    <w:name w:val="FollowedHyperlink"/>
+    <w:basedOn w:val="a0"/>
+    <w:uiPriority w:val="99"/>
+    <w:semiHidden/>
+    <w:unhideWhenUsed/>
+    <w:rsid w:val="002F5899"/>
+    <w:rPr>
+      <w:color w:val="954F72" w:themeColor="followedHyperlink"/>
+      <w:u w:val="single"/>
+    </w:rPr>
+  </w:style>
 </w:styles>
 </file>
 
@@ -13894,4 +17346,16 @@
     </a:ext>
   </a:extLst>
 </a:theme>
+</file>
+
+<file path=customXml/item1.xml><?xml version="1.0" encoding="utf-8"?>
+<b:Sources xmlns:b="http://schemas.openxmlformats.org/officeDocument/2006/bibliography" xmlns="http://schemas.openxmlformats.org/officeDocument/2006/bibliography" SelectedStyle="\APASixthEditionOfficeOnline.xsl" StyleName="APA" Version="6"/>
+</file>
+
+<file path=customXml/itemProps1.xml><?xml version="1.0" encoding="utf-8"?>
+<ds:datastoreItem xmlns:ds="http://schemas.openxmlformats.org/officeDocument/2006/customXml" ds:itemID="{7069C179-E176-4F41-B656-EAEC55247150}">
+  <ds:schemaRefs>
+    <ds:schemaRef ds:uri="http://schemas.openxmlformats.org/officeDocument/2006/bibliography"/>
+  </ds:schemaRefs>
+</ds:datastoreItem>
 </file>